--- a/system description.docx
+++ b/system description.docx
@@ -4,141 +4,5615 @@
   <w:body>
     <w:p>
       <w:pPr>
-        <w:pStyle w:val="Heading1"/>
-      </w:pPr>
-      <w:r>
-        <w:t xml:space="preserve">Data </w:t>
-      </w:r>
-      <w:proofErr w:type="spellStart"/>
-      <w:r>
-        <w:t>movage</w:t>
-      </w:r>
-      <w:proofErr w:type="spellEnd"/>
-    </w:p>
-    <w:p>
-      <w:pPr>
-        <w:rPr>
+        <w:rPr>
+          <w:rFonts w:asciiTheme="majorHAnsi" w:eastAsiaTheme="majorEastAsia" w:hAnsiTheme="majorHAnsi" w:cstheme="majorBidi"/>
+          <w:color w:val="0F4761" w:themeColor="accent1" w:themeShade="BF"/>
+          <w:sz w:val="28"/>
+          <w:szCs w:val="28"/>
+        </w:rPr>
+      </w:pPr>
+      <w:r>
+        <w:rPr>
+          <w:rFonts w:asciiTheme="majorHAnsi" w:eastAsiaTheme="majorEastAsia" w:hAnsiTheme="majorHAnsi" w:cstheme="majorBidi"/>
+          <w:color w:val="0F4761" w:themeColor="accent1" w:themeShade="BF"/>
+          <w:sz w:val="28"/>
+          <w:szCs w:val="28"/>
+        </w:rPr>
+        <w:t>FULL DATA FLOW:</w:t>
+      </w:r>
+    </w:p>
+    <w:p>
+      <w:pPr>
+        <w:rPr>
+          <w:rFonts w:asciiTheme="majorHAnsi" w:eastAsiaTheme="majorEastAsia" w:hAnsiTheme="majorHAnsi" w:cstheme="majorBidi"/>
+          <w:color w:val="0F4761" w:themeColor="accent1" w:themeShade="BF"/>
+          <w:sz w:val="28"/>
+          <w:szCs w:val="28"/>
+        </w:rPr>
+      </w:pPr>
+    </w:p>
+    <w:p>
+      <w:pPr>
+        <w:rPr>
+          <w:rFonts w:asciiTheme="majorHAnsi" w:eastAsiaTheme="majorEastAsia" w:hAnsiTheme="majorHAnsi" w:cstheme="majorBidi"/>
+          <w:color w:val="0F4761" w:themeColor="accent1" w:themeShade="BF"/>
+          <w:sz w:val="28"/>
+          <w:szCs w:val="28"/>
+        </w:rPr>
+      </w:pPr>
+      <w:r>
+        <w:rPr>
+          <w:rFonts w:asciiTheme="majorHAnsi" w:eastAsiaTheme="majorEastAsia" w:hAnsiTheme="majorHAnsi" w:cstheme="majorBidi"/>
+          <w:color w:val="0F4761" w:themeColor="accent1" w:themeShade="BF"/>
+          <w:sz w:val="28"/>
+          <w:szCs w:val="28"/>
+        </w:rPr>
+        <w:t xml:space="preserve">  </w:t>
+      </w:r>
+      <w:proofErr w:type="gramStart"/>
+      <w:r>
+        <w:rPr>
+          <w:rFonts w:asciiTheme="majorHAnsi" w:eastAsiaTheme="majorEastAsia" w:hAnsiTheme="majorHAnsi" w:cstheme="majorBidi"/>
+          <w:color w:val="0F4761" w:themeColor="accent1" w:themeShade="BF"/>
+          <w:sz w:val="28"/>
+          <w:szCs w:val="28"/>
+        </w:rPr>
+        <w:t>vintage_data.py  ─</w:t>
+      </w:r>
+      <w:proofErr w:type="gramEnd"/>
+      <w:r>
+        <w:rPr>
+          <w:rFonts w:asciiTheme="majorHAnsi" w:eastAsiaTheme="majorEastAsia" w:hAnsiTheme="majorHAnsi" w:cstheme="majorBidi"/>
+          <w:color w:val="0F4761" w:themeColor="accent1" w:themeShade="BF"/>
+          <w:sz w:val="28"/>
+          <w:szCs w:val="28"/>
+        </w:rPr>
+        <w:t>─</w:t>
+      </w:r>
+      <w:proofErr w:type="gramStart"/>
+      <w:r>
+        <w:rPr>
+          <w:rFonts w:asciiTheme="majorHAnsi" w:eastAsiaTheme="majorEastAsia" w:hAnsiTheme="majorHAnsi" w:cstheme="majorBidi"/>
+          <w:color w:val="0F4761" w:themeColor="accent1" w:themeShade="BF"/>
+          <w:sz w:val="28"/>
+          <w:szCs w:val="28"/>
+        </w:rPr>
+        <w:t>→  Reference</w:t>
+      </w:r>
+      <w:proofErr w:type="gramEnd"/>
+      <w:r>
+        <w:rPr>
+          <w:rFonts w:asciiTheme="majorHAnsi" w:eastAsiaTheme="majorEastAsia" w:hAnsiTheme="majorHAnsi" w:cstheme="majorBidi"/>
+          <w:color w:val="0F4761" w:themeColor="accent1" w:themeShade="BF"/>
+          <w:sz w:val="28"/>
+          <w:szCs w:val="28"/>
+        </w:rPr>
+        <w:t xml:space="preserve"> data (suppliers, products, etc.)</w:t>
+      </w:r>
+    </w:p>
+    <w:p>
+      <w:pPr>
+        <w:rPr>
+          <w:rFonts w:asciiTheme="majorHAnsi" w:eastAsiaTheme="majorEastAsia" w:hAnsiTheme="majorHAnsi" w:cstheme="majorBidi"/>
+          <w:color w:val="0F4761" w:themeColor="accent1" w:themeShade="BF"/>
+          <w:sz w:val="28"/>
+          <w:szCs w:val="28"/>
+        </w:rPr>
+      </w:pPr>
+      <w:r>
+        <w:rPr>
+          <w:rFonts w:asciiTheme="majorHAnsi" w:eastAsiaTheme="majorEastAsia" w:hAnsiTheme="majorHAnsi" w:cstheme="majorBidi"/>
+          <w:color w:val="0F4761" w:themeColor="accent1" w:themeShade="BF"/>
+          <w:sz w:val="28"/>
+          <w:szCs w:val="28"/>
+        </w:rPr>
+        <w:t xml:space="preserve">  helpers.py       ──</w:t>
+      </w:r>
+      <w:proofErr w:type="gramStart"/>
+      <w:r>
+        <w:rPr>
+          <w:rFonts w:asciiTheme="majorHAnsi" w:eastAsiaTheme="majorEastAsia" w:hAnsiTheme="majorHAnsi" w:cstheme="majorBidi"/>
+          <w:color w:val="0F4761" w:themeColor="accent1" w:themeShade="BF"/>
+          <w:sz w:val="28"/>
+          <w:szCs w:val="28"/>
+        </w:rPr>
+        <w:t>→  Shared</w:t>
+      </w:r>
+      <w:proofErr w:type="gramEnd"/>
+      <w:r>
+        <w:rPr>
+          <w:rFonts w:asciiTheme="majorHAnsi" w:eastAsiaTheme="majorEastAsia" w:hAnsiTheme="majorHAnsi" w:cstheme="majorBidi"/>
+          <w:color w:val="0F4761" w:themeColor="accent1" w:themeShade="BF"/>
+          <w:sz w:val="28"/>
+          <w:szCs w:val="28"/>
+        </w:rPr>
+        <w:t xml:space="preserve"> utility functions</w:t>
+      </w:r>
+    </w:p>
+    <w:p>
+      <w:pPr>
+        <w:rPr>
+          <w:rFonts w:asciiTheme="majorHAnsi" w:eastAsiaTheme="majorEastAsia" w:hAnsiTheme="majorHAnsi" w:cstheme="majorBidi"/>
+          <w:color w:val="0F4761" w:themeColor="accent1" w:themeShade="BF"/>
+          <w:sz w:val="28"/>
+          <w:szCs w:val="28"/>
+        </w:rPr>
+      </w:pPr>
+    </w:p>
+    <w:p>
+      <w:pPr>
+        <w:rPr>
+          <w:rFonts w:asciiTheme="majorHAnsi" w:eastAsiaTheme="majorEastAsia" w:hAnsiTheme="majorHAnsi" w:cstheme="majorBidi"/>
+          <w:color w:val="0F4761" w:themeColor="accent1" w:themeShade="BF"/>
+          <w:sz w:val="28"/>
+          <w:szCs w:val="28"/>
+        </w:rPr>
+      </w:pPr>
+      <w:r>
+        <w:rPr>
+          <w:rFonts w:asciiTheme="majorHAnsi" w:eastAsiaTheme="majorEastAsia" w:hAnsiTheme="majorHAnsi" w:cstheme="majorBidi"/>
+          <w:color w:val="0F4761" w:themeColor="accent1" w:themeShade="BF"/>
+          <w:sz w:val="28"/>
+          <w:szCs w:val="28"/>
+        </w:rPr>
+        <w:t xml:space="preserve">  generate_initial_load.py          generate_incremental_load.py</w:t>
+      </w:r>
+    </w:p>
+    <w:p>
+      <w:pPr>
+        <w:rPr>
+          <w:rFonts w:asciiTheme="majorHAnsi" w:eastAsiaTheme="majorEastAsia" w:hAnsiTheme="majorHAnsi" w:cstheme="majorBidi"/>
+          <w:color w:val="0F4761" w:themeColor="accent1" w:themeShade="BF"/>
+          <w:sz w:val="28"/>
+          <w:szCs w:val="28"/>
+        </w:rPr>
+      </w:pPr>
+      <w:r>
+        <w:rPr>
+          <w:rFonts w:asciiTheme="majorHAnsi" w:eastAsiaTheme="majorEastAsia" w:hAnsiTheme="majorHAnsi" w:cstheme="majorBidi"/>
+          <w:color w:val="0F4761" w:themeColor="accent1" w:themeShade="BF"/>
+          <w:sz w:val="28"/>
+          <w:szCs w:val="28"/>
+        </w:rPr>
+        <w:t xml:space="preserve">       </w:t>
+      </w:r>
+      <w:r>
+        <w:rPr>
+          <w:rFonts w:asciiTheme="majorHAnsi" w:eastAsiaTheme="majorEastAsia" w:hAnsiTheme="majorHAnsi" w:cstheme="majorBidi"/>
+          <w:color w:val="0F4761" w:themeColor="accent1" w:themeShade="BF"/>
+          <w:sz w:val="28"/>
+          <w:szCs w:val="28"/>
+        </w:rPr>
+        <w:t xml:space="preserve">   </w:t>
+      </w:r>
+      <w:r>
+        <w:rPr>
+          <w:rFonts w:asciiTheme="majorHAnsi" w:eastAsiaTheme="majorEastAsia" w:hAnsiTheme="majorHAnsi" w:cstheme="majorBidi"/>
+          <w:color w:val="0F4761" w:themeColor="accent1" w:themeShade="BF"/>
+          <w:sz w:val="28"/>
+          <w:szCs w:val="28"/>
+        </w:rPr>
+        <w:t xml:space="preserve">   │                              </w:t>
+      </w:r>
+      <w:r>
+        <w:rPr>
+          <w:rFonts w:asciiTheme="majorHAnsi" w:eastAsiaTheme="majorEastAsia" w:hAnsiTheme="majorHAnsi" w:cstheme="majorBidi"/>
+          <w:color w:val="0F4761" w:themeColor="accent1" w:themeShade="BF"/>
+          <w:sz w:val="28"/>
+          <w:szCs w:val="28"/>
+        </w:rPr>
+        <w:t xml:space="preserve">                       </w:t>
+      </w:r>
+      <w:r>
+        <w:rPr>
+          <w:rFonts w:asciiTheme="majorHAnsi" w:eastAsiaTheme="majorEastAsia" w:hAnsiTheme="majorHAnsi" w:cstheme="majorBidi"/>
+          <w:color w:val="0F4761" w:themeColor="accent1" w:themeShade="BF"/>
+          <w:sz w:val="28"/>
+          <w:szCs w:val="28"/>
+        </w:rPr>
+        <w:t xml:space="preserve">     │</w:t>
+      </w:r>
+    </w:p>
+    <w:p>
+      <w:pPr>
+        <w:rPr>
+          <w:rFonts w:asciiTheme="majorHAnsi" w:eastAsiaTheme="majorEastAsia" w:hAnsiTheme="majorHAnsi" w:cstheme="majorBidi"/>
+          <w:color w:val="0F4761" w:themeColor="accent1" w:themeShade="BF"/>
+          <w:sz w:val="28"/>
+          <w:szCs w:val="28"/>
+        </w:rPr>
+      </w:pPr>
+      <w:r>
+        <w:rPr>
+          <w:rFonts w:asciiTheme="majorHAnsi" w:eastAsiaTheme="majorEastAsia" w:hAnsiTheme="majorHAnsi" w:cstheme="majorBidi"/>
+          <w:color w:val="0F4761" w:themeColor="accent1" w:themeShade="BF"/>
+          <w:sz w:val="28"/>
+          <w:szCs w:val="28"/>
+        </w:rPr>
+        <w:t xml:space="preserve">     </w:t>
+      </w:r>
+      <w:r>
+        <w:rPr>
+          <w:rFonts w:asciiTheme="majorHAnsi" w:eastAsiaTheme="majorEastAsia" w:hAnsiTheme="majorHAnsi" w:cstheme="majorBidi"/>
+          <w:color w:val="0F4761" w:themeColor="accent1" w:themeShade="BF"/>
+          <w:sz w:val="28"/>
+          <w:szCs w:val="28"/>
+        </w:rPr>
+        <w:t xml:space="preserve">   </w:t>
+      </w:r>
+      <w:r>
+        <w:rPr>
+          <w:rFonts w:asciiTheme="majorHAnsi" w:eastAsiaTheme="majorEastAsia" w:hAnsiTheme="majorHAnsi" w:cstheme="majorBidi"/>
+          <w:color w:val="0F4761" w:themeColor="accent1" w:themeShade="BF"/>
+          <w:sz w:val="28"/>
+          <w:szCs w:val="28"/>
+        </w:rPr>
+        <w:t xml:space="preserve">     </w:t>
+      </w:r>
+      <w:proofErr w:type="gramStart"/>
+      <w:r>
+        <w:rPr>
+          <w:rFonts w:asciiTheme="majorHAnsi" w:eastAsiaTheme="majorEastAsia" w:hAnsiTheme="majorHAnsi" w:cstheme="majorBidi"/>
+          <w:color w:val="0F4761" w:themeColor="accent1" w:themeShade="BF"/>
+          <w:sz w:val="28"/>
+          <w:szCs w:val="28"/>
+        </w:rPr>
+        <w:t>│  (</w:t>
+      </w:r>
+      <w:proofErr w:type="gramEnd"/>
+      <w:r>
+        <w:rPr>
+          <w:rFonts w:asciiTheme="majorHAnsi" w:eastAsiaTheme="majorEastAsia" w:hAnsiTheme="majorHAnsi" w:cstheme="majorBidi"/>
+          <w:color w:val="0F4761" w:themeColor="accent1" w:themeShade="BF"/>
+          <w:sz w:val="28"/>
+          <w:szCs w:val="28"/>
+        </w:rPr>
+        <w:t xml:space="preserve">500K off + 500K </w:t>
+      </w:r>
+      <w:proofErr w:type="spellStart"/>
+      <w:proofErr w:type="gramStart"/>
+      <w:r>
+        <w:rPr>
+          <w:rFonts w:asciiTheme="majorHAnsi" w:eastAsiaTheme="majorEastAsia" w:hAnsiTheme="majorHAnsi" w:cstheme="majorBidi"/>
+          <w:color w:val="0F4761" w:themeColor="accent1" w:themeShade="BF"/>
+          <w:sz w:val="28"/>
+          <w:szCs w:val="28"/>
+        </w:rPr>
+        <w:t>onl</w:t>
+      </w:r>
+      <w:proofErr w:type="spellEnd"/>
+      <w:r>
+        <w:rPr>
+          <w:rFonts w:asciiTheme="majorHAnsi" w:eastAsiaTheme="majorEastAsia" w:hAnsiTheme="majorHAnsi" w:cstheme="majorBidi"/>
+          <w:color w:val="0F4761" w:themeColor="accent1" w:themeShade="BF"/>
+          <w:sz w:val="28"/>
+          <w:szCs w:val="28"/>
+        </w:rPr>
+        <w:t xml:space="preserve">)   </w:t>
+      </w:r>
+      <w:proofErr w:type="gramEnd"/>
+      <w:r>
+        <w:rPr>
+          <w:rFonts w:asciiTheme="majorHAnsi" w:eastAsiaTheme="majorEastAsia" w:hAnsiTheme="majorHAnsi" w:cstheme="majorBidi"/>
+          <w:color w:val="0F4761" w:themeColor="accent1" w:themeShade="BF"/>
+          <w:sz w:val="28"/>
+          <w:szCs w:val="28"/>
+        </w:rPr>
+        <w:t xml:space="preserve">         </w:t>
+      </w:r>
+      <w:proofErr w:type="gramStart"/>
+      <w:r>
+        <w:rPr>
+          <w:rFonts w:asciiTheme="majorHAnsi" w:eastAsiaTheme="majorEastAsia" w:hAnsiTheme="majorHAnsi" w:cstheme="majorBidi"/>
+          <w:color w:val="0F4761" w:themeColor="accent1" w:themeShade="BF"/>
+          <w:sz w:val="28"/>
+          <w:szCs w:val="28"/>
+        </w:rPr>
+        <w:t>│  (</w:t>
+      </w:r>
+      <w:proofErr w:type="gramEnd"/>
+      <w:r>
+        <w:rPr>
+          <w:rFonts w:asciiTheme="majorHAnsi" w:eastAsiaTheme="majorEastAsia" w:hAnsiTheme="majorHAnsi" w:cstheme="majorBidi"/>
+          <w:color w:val="0F4761" w:themeColor="accent1" w:themeShade="BF"/>
+          <w:sz w:val="28"/>
+          <w:szCs w:val="28"/>
+        </w:rPr>
+        <w:t>250K + SCD2 changes)</w:t>
+      </w:r>
+    </w:p>
+    <w:p>
+      <w:pPr>
+        <w:rPr>
+          <w:rFonts w:asciiTheme="majorHAnsi" w:eastAsiaTheme="majorEastAsia" w:hAnsiTheme="majorHAnsi" w:cstheme="majorBidi"/>
+          <w:color w:val="0F4761" w:themeColor="accent1" w:themeShade="BF"/>
+          <w:sz w:val="28"/>
+          <w:szCs w:val="28"/>
+        </w:rPr>
+      </w:pPr>
+      <w:r>
+        <w:rPr>
+          <w:rFonts w:asciiTheme="majorHAnsi" w:eastAsiaTheme="majorEastAsia" w:hAnsiTheme="majorHAnsi" w:cstheme="majorBidi"/>
+          <w:color w:val="0F4761" w:themeColor="accent1" w:themeShade="BF"/>
+          <w:sz w:val="28"/>
+          <w:szCs w:val="28"/>
+        </w:rPr>
+        <w:t xml:space="preserve">    </w:t>
+      </w:r>
+      <w:r>
+        <w:rPr>
+          <w:rFonts w:asciiTheme="majorHAnsi" w:eastAsiaTheme="majorEastAsia" w:hAnsiTheme="majorHAnsi" w:cstheme="majorBidi"/>
+          <w:color w:val="0F4761" w:themeColor="accent1" w:themeShade="BF"/>
+          <w:sz w:val="28"/>
+          <w:szCs w:val="28"/>
+        </w:rPr>
+        <w:t xml:space="preserve">  </w:t>
+      </w:r>
+      <w:r>
+        <w:rPr>
+          <w:rFonts w:asciiTheme="majorHAnsi" w:eastAsiaTheme="majorEastAsia" w:hAnsiTheme="majorHAnsi" w:cstheme="majorBidi"/>
+          <w:color w:val="0F4761" w:themeColor="accent1" w:themeShade="BF"/>
+          <w:sz w:val="28"/>
+          <w:szCs w:val="28"/>
+        </w:rPr>
+        <w:t xml:space="preserve">      </w:t>
+      </w:r>
+      <w:r>
+        <w:rPr>
+          <w:rFonts w:ascii="Arial" w:eastAsiaTheme="majorEastAsia" w:hAnsi="Arial" w:cs="Arial"/>
+          <w:color w:val="0F4761" w:themeColor="accent1" w:themeShade="BF"/>
+          <w:sz w:val="28"/>
+          <w:szCs w:val="28"/>
+        </w:rPr>
+        <w:t>▼</w:t>
+      </w:r>
+      <w:r>
+        <w:rPr>
+          <w:rFonts w:asciiTheme="majorHAnsi" w:eastAsiaTheme="majorEastAsia" w:hAnsiTheme="majorHAnsi" w:cstheme="majorBidi"/>
+          <w:color w:val="0F4761" w:themeColor="accent1" w:themeShade="BF"/>
+          <w:sz w:val="28"/>
+          <w:szCs w:val="28"/>
+        </w:rPr>
+        <w:t xml:space="preserve">                        </w:t>
+      </w:r>
+      <w:r>
+        <w:rPr>
+          <w:rFonts w:asciiTheme="majorHAnsi" w:eastAsiaTheme="majorEastAsia" w:hAnsiTheme="majorHAnsi" w:cstheme="majorBidi"/>
+          <w:color w:val="0F4761" w:themeColor="accent1" w:themeShade="BF"/>
+          <w:sz w:val="28"/>
+          <w:szCs w:val="28"/>
+        </w:rPr>
+        <w:t xml:space="preserve">                    </w:t>
+      </w:r>
+      <w:r>
+        <w:rPr>
+          <w:rFonts w:asciiTheme="majorHAnsi" w:eastAsiaTheme="majorEastAsia" w:hAnsiTheme="majorHAnsi" w:cstheme="majorBidi"/>
+          <w:color w:val="0F4761" w:themeColor="accent1" w:themeShade="BF"/>
+          <w:sz w:val="28"/>
+          <w:szCs w:val="28"/>
+        </w:rPr>
+        <w:t xml:space="preserve">           </w:t>
+      </w:r>
+      <w:r>
+        <w:rPr>
+          <w:rFonts w:ascii="Arial" w:eastAsiaTheme="majorEastAsia" w:hAnsi="Arial" w:cs="Arial"/>
+          <w:color w:val="0F4761" w:themeColor="accent1" w:themeShade="BF"/>
+          <w:sz w:val="28"/>
+          <w:szCs w:val="28"/>
+        </w:rPr>
+        <w:t>▼</w:t>
+      </w:r>
+    </w:p>
+    <w:p>
+      <w:pPr>
+        <w:rPr>
+          <w:rFonts w:asciiTheme="majorHAnsi" w:eastAsiaTheme="majorEastAsia" w:hAnsiTheme="majorHAnsi" w:cstheme="majorBidi"/>
+          <w:color w:val="0F4761" w:themeColor="accent1" w:themeShade="BF"/>
+          <w:sz w:val="28"/>
+          <w:szCs w:val="28"/>
+        </w:rPr>
+      </w:pPr>
+      <w:r>
+        <w:rPr>
+          <w:rFonts w:asciiTheme="majorHAnsi" w:eastAsiaTheme="majorEastAsia" w:hAnsiTheme="majorHAnsi" w:cstheme="majorBidi"/>
+          <w:color w:val="0F4761" w:themeColor="accent1" w:themeShade="BF"/>
+          <w:sz w:val="28"/>
+          <w:szCs w:val="28"/>
+        </w:rPr>
+        <w:t xml:space="preserve"> </w:t>
+      </w:r>
+      <w:r>
+        <w:rPr>
+          <w:rFonts w:asciiTheme="majorHAnsi" w:eastAsiaTheme="majorEastAsia" w:hAnsiTheme="majorHAnsi" w:cstheme="majorBidi"/>
+          <w:color w:val="0F4761" w:themeColor="accent1" w:themeShade="BF"/>
+          <w:sz w:val="28"/>
+          <w:szCs w:val="28"/>
+        </w:rPr>
+        <w:t xml:space="preserve">   </w:t>
+      </w:r>
+      <w:r>
+        <w:rPr>
+          <w:rFonts w:asciiTheme="majorHAnsi" w:eastAsiaTheme="majorEastAsia" w:hAnsiTheme="majorHAnsi" w:cstheme="majorBidi"/>
+          <w:color w:val="0F4761" w:themeColor="accent1" w:themeShade="BF"/>
+          <w:sz w:val="28"/>
+          <w:szCs w:val="28"/>
+        </w:rPr>
+        <w:t xml:space="preserve">  Parquet </w:t>
+      </w:r>
+      <w:r>
+        <w:rPr>
+          <w:rFonts w:asciiTheme="majorHAnsi" w:eastAsiaTheme="majorEastAsia" w:hAnsiTheme="majorHAnsi" w:cstheme="majorBidi"/>
+          <w:color w:val="0F4761" w:themeColor="accent1" w:themeShade="BF"/>
+          <w:sz w:val="28"/>
+          <w:szCs w:val="28"/>
+        </w:rPr>
+        <w:t xml:space="preserve">                                            </w:t>
+      </w:r>
+      <w:proofErr w:type="spellStart"/>
+      <w:r>
+        <w:rPr>
+          <w:rFonts w:asciiTheme="majorHAnsi" w:eastAsiaTheme="majorEastAsia" w:hAnsiTheme="majorHAnsi" w:cstheme="majorBidi"/>
+          <w:color w:val="0F4761" w:themeColor="accent1" w:themeShade="BF"/>
+          <w:sz w:val="28"/>
+          <w:szCs w:val="28"/>
+        </w:rPr>
+        <w:t>Parquet</w:t>
+      </w:r>
+      <w:proofErr w:type="spellEnd"/>
+      <w:r>
+        <w:rPr>
+          <w:rFonts w:asciiTheme="majorHAnsi" w:eastAsiaTheme="majorEastAsia" w:hAnsiTheme="majorHAnsi" w:cstheme="majorBidi"/>
+          <w:color w:val="0F4761" w:themeColor="accent1" w:themeShade="BF"/>
+          <w:sz w:val="28"/>
+          <w:szCs w:val="28"/>
+        </w:rPr>
+        <w:t xml:space="preserve"> </w:t>
+      </w:r>
+    </w:p>
+    <w:p>
+      <w:pPr>
+        <w:rPr>
+          <w:rFonts w:asciiTheme="majorHAnsi" w:eastAsiaTheme="majorEastAsia" w:hAnsiTheme="majorHAnsi" w:cstheme="majorBidi"/>
+          <w:color w:val="0F4761" w:themeColor="accent1" w:themeShade="BF"/>
+          <w:sz w:val="28"/>
+          <w:szCs w:val="28"/>
+        </w:rPr>
+      </w:pPr>
+      <w:r>
+        <w:rPr>
+          <w:rFonts w:asciiTheme="majorHAnsi" w:eastAsiaTheme="majorEastAsia" w:hAnsiTheme="majorHAnsi" w:cstheme="majorBidi"/>
+          <w:color w:val="0F4761" w:themeColor="accent1" w:themeShade="BF"/>
+          <w:sz w:val="28"/>
+          <w:szCs w:val="28"/>
+        </w:rPr>
+        <w:t xml:space="preserve">  </w:t>
+      </w:r>
+      <w:r>
+        <w:rPr>
+          <w:rFonts w:asciiTheme="majorHAnsi" w:eastAsiaTheme="majorEastAsia" w:hAnsiTheme="majorHAnsi" w:cstheme="majorBidi"/>
+          <w:color w:val="0F4761" w:themeColor="accent1" w:themeShade="BF"/>
+          <w:sz w:val="28"/>
+          <w:szCs w:val="28"/>
+        </w:rPr>
+        <w:t xml:space="preserve">          │                         </w:t>
+      </w:r>
+      <w:r>
+        <w:rPr>
+          <w:rFonts w:asciiTheme="majorHAnsi" w:eastAsiaTheme="majorEastAsia" w:hAnsiTheme="majorHAnsi" w:cstheme="majorBidi"/>
+          <w:color w:val="0F4761" w:themeColor="accent1" w:themeShade="BF"/>
+          <w:sz w:val="28"/>
+          <w:szCs w:val="28"/>
+        </w:rPr>
+        <w:t xml:space="preserve">                     </w:t>
+      </w:r>
+      <w:r>
+        <w:rPr>
+          <w:rFonts w:asciiTheme="majorHAnsi" w:eastAsiaTheme="majorEastAsia" w:hAnsiTheme="majorHAnsi" w:cstheme="majorBidi"/>
+          <w:color w:val="0F4761" w:themeColor="accent1" w:themeShade="BF"/>
+          <w:sz w:val="28"/>
+          <w:szCs w:val="28"/>
+        </w:rPr>
+        <w:t xml:space="preserve">   </w:t>
+      </w:r>
+      <w:r>
+        <w:rPr>
+          <w:rFonts w:asciiTheme="majorHAnsi" w:eastAsiaTheme="majorEastAsia" w:hAnsiTheme="majorHAnsi" w:cstheme="majorBidi"/>
+          <w:color w:val="0F4761" w:themeColor="accent1" w:themeShade="BF"/>
+          <w:sz w:val="28"/>
+          <w:szCs w:val="28"/>
+        </w:rPr>
+        <w:t xml:space="preserve">  </w:t>
+      </w:r>
+      <w:r>
+        <w:rPr>
+          <w:rFonts w:asciiTheme="majorHAnsi" w:eastAsiaTheme="majorEastAsia" w:hAnsiTheme="majorHAnsi" w:cstheme="majorBidi"/>
+          <w:color w:val="0F4761" w:themeColor="accent1" w:themeShade="BF"/>
+          <w:sz w:val="28"/>
+          <w:szCs w:val="28"/>
+        </w:rPr>
+        <w:t xml:space="preserve">       │</w:t>
+      </w:r>
+    </w:p>
+    <w:p>
+      <w:pPr>
+        <w:rPr>
+          <w:rFonts w:asciiTheme="majorHAnsi" w:eastAsiaTheme="majorEastAsia" w:hAnsiTheme="majorHAnsi" w:cstheme="majorBidi"/>
+          <w:color w:val="0F4761" w:themeColor="accent1" w:themeShade="BF"/>
+          <w:sz w:val="28"/>
+          <w:szCs w:val="28"/>
+        </w:rPr>
+      </w:pPr>
+      <w:r>
+        <w:rPr>
+          <w:rFonts w:asciiTheme="majorHAnsi" w:eastAsiaTheme="majorEastAsia" w:hAnsiTheme="majorHAnsi" w:cstheme="majorBidi"/>
+          <w:color w:val="0F4761" w:themeColor="accent1" w:themeShade="BF"/>
+          <w:sz w:val="28"/>
+          <w:szCs w:val="28"/>
+        </w:rPr>
+        <w:t xml:space="preserve">          </w:t>
+      </w:r>
+      <w:r>
+        <w:rPr>
+          <w:rFonts w:ascii="Arial" w:eastAsiaTheme="majorEastAsia" w:hAnsi="Arial" w:cs="Arial"/>
+          <w:color w:val="0F4761" w:themeColor="accent1" w:themeShade="BF"/>
+          <w:sz w:val="28"/>
+          <w:szCs w:val="28"/>
+        </w:rPr>
+        <w:t>▼</w:t>
+      </w:r>
+      <w:r>
+        <w:rPr>
+          <w:rFonts w:asciiTheme="majorHAnsi" w:eastAsiaTheme="majorEastAsia" w:hAnsiTheme="majorHAnsi" w:cstheme="majorBidi"/>
+          <w:color w:val="0F4761" w:themeColor="accent1" w:themeShade="BF"/>
+          <w:sz w:val="28"/>
+          <w:szCs w:val="28"/>
+        </w:rPr>
+        <w:t xml:space="preserve">                           </w:t>
+      </w:r>
+      <w:r>
+        <w:rPr>
+          <w:rFonts w:asciiTheme="majorHAnsi" w:eastAsiaTheme="majorEastAsia" w:hAnsiTheme="majorHAnsi" w:cstheme="majorBidi"/>
+          <w:color w:val="0F4761" w:themeColor="accent1" w:themeShade="BF"/>
+          <w:sz w:val="28"/>
+          <w:szCs w:val="28"/>
+        </w:rPr>
+        <w:t xml:space="preserve">                     </w:t>
+      </w:r>
+      <w:r>
+        <w:rPr>
+          <w:rFonts w:asciiTheme="majorHAnsi" w:eastAsiaTheme="majorEastAsia" w:hAnsiTheme="majorHAnsi" w:cstheme="majorBidi"/>
+          <w:color w:val="0F4761" w:themeColor="accent1" w:themeShade="BF"/>
+          <w:sz w:val="28"/>
+          <w:szCs w:val="28"/>
+        </w:rPr>
+        <w:t xml:space="preserve">        </w:t>
+      </w:r>
+      <w:r>
+        <w:rPr>
+          <w:rFonts w:ascii="Arial" w:eastAsiaTheme="majorEastAsia" w:hAnsi="Arial" w:cs="Arial"/>
+          <w:color w:val="0F4761" w:themeColor="accent1" w:themeShade="BF"/>
+          <w:sz w:val="28"/>
+          <w:szCs w:val="28"/>
+        </w:rPr>
+        <w:t>▼</w:t>
+      </w:r>
+    </w:p>
+    <w:p>
+      <w:pPr>
+        <w:rPr>
+          <w:rFonts w:asciiTheme="majorHAnsi" w:eastAsiaTheme="majorEastAsia" w:hAnsiTheme="majorHAnsi" w:cstheme="majorBidi"/>
+          <w:color w:val="0F4761" w:themeColor="accent1" w:themeShade="BF"/>
+          <w:sz w:val="28"/>
+          <w:szCs w:val="28"/>
+        </w:rPr>
+      </w:pPr>
+    </w:p>
+    <w:p>
+      <w:pPr>
+        <w:rPr>
+          <w:rFonts w:asciiTheme="majorHAnsi" w:eastAsiaTheme="majorEastAsia" w:hAnsiTheme="majorHAnsi" w:cstheme="majorBidi"/>
+          <w:color w:val="0F4761" w:themeColor="accent1" w:themeShade="BF"/>
+          <w:sz w:val="28"/>
+          <w:szCs w:val="28"/>
+        </w:rPr>
+      </w:pPr>
+      <w:r>
+        <w:rPr>
+          <w:rFonts w:asciiTheme="majorHAnsi" w:eastAsiaTheme="majorEastAsia" w:hAnsiTheme="majorHAnsi" w:cstheme="majorBidi"/>
+          <w:color w:val="0F4761" w:themeColor="accent1" w:themeShade="BF"/>
+          <w:sz w:val="28"/>
+          <w:szCs w:val="28"/>
+        </w:rPr>
+        <w:t xml:space="preserve">       Cloud Object Storage   </w:t>
+      </w:r>
+      <w:proofErr w:type="spellStart"/>
+      <w:r>
+        <w:rPr>
+          <w:rFonts w:asciiTheme="majorHAnsi" w:eastAsiaTheme="majorEastAsia" w:hAnsiTheme="majorHAnsi" w:cstheme="majorBidi"/>
+          <w:color w:val="0F4761" w:themeColor="accent1" w:themeShade="BF"/>
+          <w:sz w:val="28"/>
+          <w:szCs w:val="28"/>
+        </w:rPr>
+        <w:t>MinIO</w:t>
+      </w:r>
+      <w:proofErr w:type="spellEnd"/>
+      <w:r>
+        <w:rPr>
+          <w:rFonts w:asciiTheme="majorHAnsi" w:eastAsiaTheme="majorEastAsia" w:hAnsiTheme="majorHAnsi" w:cstheme="majorBidi"/>
+          <w:color w:val="0F4761" w:themeColor="accent1" w:themeShade="BF"/>
+          <w:sz w:val="28"/>
+          <w:szCs w:val="28"/>
+        </w:rPr>
+        <w:t xml:space="preserve"> (dev)                 </w:t>
+      </w:r>
+    </w:p>
+    <w:p>
+      <w:pPr>
+        <w:pStyle w:val="ListParagraph"/>
+        <w:numPr>
+          <w:ilvl w:val="0"/>
+          <w:numId w:val="1"/>
+        </w:numPr>
+        <w:rPr>
+          <w:rFonts w:asciiTheme="majorHAnsi" w:eastAsiaTheme="majorEastAsia" w:hAnsiTheme="majorHAnsi" w:cstheme="majorBidi"/>
+          <w:color w:val="0F4761" w:themeColor="accent1" w:themeShade="BF"/>
+          <w:sz w:val="28"/>
+          <w:szCs w:val="28"/>
+        </w:rPr>
+      </w:pPr>
+      <w:r>
+        <w:rPr>
+          <w:rFonts w:asciiTheme="majorHAnsi" w:eastAsiaTheme="majorEastAsia" w:hAnsiTheme="majorHAnsi" w:cstheme="majorBidi"/>
+          <w:color w:val="0F4761" w:themeColor="accent1" w:themeShade="BF"/>
+          <w:sz w:val="28"/>
+          <w:szCs w:val="28"/>
+        </w:rPr>
+        <w:t xml:space="preserve">  offline/initial/*.parquet                     </w:t>
+      </w:r>
+    </w:p>
+    <w:p>
+      <w:pPr>
+        <w:pStyle w:val="ListParagraph"/>
+        <w:numPr>
+          <w:ilvl w:val="0"/>
+          <w:numId w:val="1"/>
+        </w:numPr>
+        <w:rPr>
+          <w:rFonts w:asciiTheme="majorHAnsi" w:eastAsiaTheme="majorEastAsia" w:hAnsiTheme="majorHAnsi" w:cstheme="majorBidi"/>
+          <w:color w:val="0F4761" w:themeColor="accent1" w:themeShade="BF"/>
+          <w:sz w:val="28"/>
+          <w:szCs w:val="28"/>
+        </w:rPr>
+      </w:pPr>
+      <w:r>
+        <w:rPr>
+          <w:rFonts w:asciiTheme="majorHAnsi" w:eastAsiaTheme="majorEastAsia" w:hAnsiTheme="majorHAnsi" w:cstheme="majorBidi"/>
+          <w:color w:val="0F4761" w:themeColor="accent1" w:themeShade="BF"/>
+          <w:sz w:val="28"/>
+          <w:szCs w:val="28"/>
+        </w:rPr>
+        <w:t xml:space="preserve">  online/initial/*.parquet                       </w:t>
+      </w:r>
+    </w:p>
+    <w:p>
+      <w:pPr>
+        <w:pStyle w:val="ListParagraph"/>
+        <w:numPr>
+          <w:ilvl w:val="0"/>
+          <w:numId w:val="1"/>
+        </w:numPr>
+        <w:rPr>
+          <w:rFonts w:asciiTheme="majorHAnsi" w:eastAsiaTheme="majorEastAsia" w:hAnsiTheme="majorHAnsi" w:cstheme="majorBidi"/>
+          <w:color w:val="0F4761" w:themeColor="accent1" w:themeShade="BF"/>
+          <w:sz w:val="28"/>
+          <w:szCs w:val="28"/>
+        </w:rPr>
+      </w:pPr>
+      <w:r>
+        <w:rPr>
+          <w:rFonts w:asciiTheme="majorHAnsi" w:eastAsiaTheme="majorEastAsia" w:hAnsiTheme="majorHAnsi" w:cstheme="majorBidi"/>
+          <w:color w:val="0F4761" w:themeColor="accent1" w:themeShade="BF"/>
+          <w:sz w:val="28"/>
+          <w:szCs w:val="28"/>
+        </w:rPr>
+        <w:t xml:space="preserve">  offline/incremental/*.parquet                  </w:t>
+      </w:r>
+    </w:p>
+    <w:p>
+      <w:pPr>
+        <w:pStyle w:val="ListParagraph"/>
+        <w:numPr>
+          <w:ilvl w:val="0"/>
+          <w:numId w:val="1"/>
+        </w:numPr>
+        <w:rPr>
+          <w:rFonts w:asciiTheme="majorHAnsi" w:eastAsiaTheme="majorEastAsia" w:hAnsiTheme="majorHAnsi" w:cstheme="majorBidi"/>
+          <w:color w:val="0F4761" w:themeColor="accent1" w:themeShade="BF"/>
+          <w:sz w:val="28"/>
+          <w:szCs w:val="28"/>
+        </w:rPr>
+      </w:pPr>
+      <w:r>
+        <w:rPr>
+          <w:rFonts w:asciiTheme="majorHAnsi" w:eastAsiaTheme="majorEastAsia" w:hAnsiTheme="majorHAnsi" w:cstheme="majorBidi"/>
+          <w:color w:val="0F4761" w:themeColor="accent1" w:themeShade="BF"/>
+          <w:sz w:val="28"/>
+          <w:szCs w:val="28"/>
+        </w:rPr>
+        <w:t xml:space="preserve">  online/incremental/*.parquet                   </w:t>
+      </w:r>
+    </w:p>
+    <w:p>
+      <w:pPr>
+        <w:rPr>
+          <w:rFonts w:asciiTheme="majorHAnsi" w:eastAsiaTheme="majorEastAsia" w:hAnsiTheme="majorHAnsi" w:cstheme="majorBidi"/>
+          <w:color w:val="0F4761" w:themeColor="accent1" w:themeShade="BF"/>
+          <w:sz w:val="28"/>
+          <w:szCs w:val="28"/>
+        </w:rPr>
+      </w:pPr>
+      <w:r>
+        <w:rPr>
+          <w:rFonts w:asciiTheme="majorHAnsi" w:eastAsiaTheme="majorEastAsia" w:hAnsiTheme="majorHAnsi" w:cstheme="majorBidi"/>
+          <w:color w:val="0F4761" w:themeColor="accent1" w:themeShade="BF"/>
+          <w:sz w:val="28"/>
+          <w:szCs w:val="28"/>
+        </w:rPr>
+        <w:t xml:space="preserve">                                         │</w:t>
+      </w:r>
+    </w:p>
+    <w:p>
+      <w:pPr>
+        <w:rPr>
+          <w:rFonts w:asciiTheme="majorHAnsi" w:eastAsiaTheme="majorEastAsia" w:hAnsiTheme="majorHAnsi" w:cstheme="majorBidi"/>
+          <w:color w:val="0F4761" w:themeColor="accent1" w:themeShade="BF"/>
+          <w:sz w:val="28"/>
+          <w:szCs w:val="28"/>
+        </w:rPr>
+      </w:pPr>
+      <w:r>
+        <w:rPr>
+          <w:rFonts w:asciiTheme="majorHAnsi" w:eastAsiaTheme="majorEastAsia" w:hAnsiTheme="majorHAnsi" w:cstheme="majorBidi"/>
+          <w:color w:val="0F4761" w:themeColor="accent1" w:themeShade="BF"/>
+          <w:sz w:val="28"/>
+          <w:szCs w:val="28"/>
+        </w:rPr>
+        <w:t xml:space="preserve">         </w:t>
+      </w:r>
+      <w:r>
+        <w:rPr>
+          <w:rFonts w:asciiTheme="majorHAnsi" w:eastAsiaTheme="majorEastAsia" w:hAnsiTheme="majorHAnsi" w:cstheme="majorBidi"/>
+          <w:color w:val="0F4761" w:themeColor="accent1" w:themeShade="BF"/>
+          <w:sz w:val="28"/>
+          <w:szCs w:val="28"/>
+        </w:rPr>
+        <w:t xml:space="preserve">                              </w:t>
+      </w:r>
+      <w:r>
+        <w:rPr>
+          <w:rFonts w:asciiTheme="majorHAnsi" w:eastAsiaTheme="majorEastAsia" w:hAnsiTheme="majorHAnsi" w:cstheme="majorBidi"/>
+          <w:color w:val="0F4761" w:themeColor="accent1" w:themeShade="BF"/>
+          <w:sz w:val="28"/>
+          <w:szCs w:val="28"/>
+        </w:rPr>
+        <w:t xml:space="preserve"> </w:t>
+      </w:r>
+      <w:r>
+        <w:rPr>
+          <w:rFonts w:ascii="Arial" w:eastAsiaTheme="majorEastAsia" w:hAnsi="Arial" w:cs="Arial"/>
+          <w:color w:val="0F4761" w:themeColor="accent1" w:themeShade="BF"/>
+          <w:sz w:val="28"/>
+          <w:szCs w:val="28"/>
+        </w:rPr>
+        <w:t>▼</w:t>
+      </w:r>
+    </w:p>
+    <w:p>
+      <w:pPr>
+        <w:rPr>
+          <w:rFonts w:asciiTheme="majorHAnsi" w:eastAsiaTheme="majorEastAsia" w:hAnsiTheme="majorHAnsi" w:cstheme="majorBidi"/>
+          <w:color w:val="0F4761" w:themeColor="accent1" w:themeShade="BF"/>
+          <w:sz w:val="28"/>
+          <w:szCs w:val="28"/>
+        </w:rPr>
+      </w:pPr>
+      <w:r>
+        <w:rPr>
+          <w:rFonts w:asciiTheme="majorHAnsi" w:eastAsiaTheme="majorEastAsia" w:hAnsiTheme="majorHAnsi" w:cstheme="majorBidi"/>
+          <w:color w:val="0F4761" w:themeColor="accent1" w:themeShade="BF"/>
+          <w:sz w:val="28"/>
+          <w:szCs w:val="28"/>
+        </w:rPr>
+        <w:t xml:space="preserve">     </w:t>
+      </w:r>
+      <w:r>
+        <w:rPr>
+          <w:rFonts w:asciiTheme="majorHAnsi" w:eastAsiaTheme="majorEastAsia" w:hAnsiTheme="majorHAnsi" w:cstheme="majorBidi"/>
+          <w:color w:val="0F4761" w:themeColor="accent1" w:themeShade="BF"/>
+          <w:sz w:val="28"/>
+          <w:szCs w:val="28"/>
+        </w:rPr>
+        <w:t xml:space="preserve">                 </w:t>
+      </w:r>
+      <w:r>
+        <w:rPr>
+          <w:rFonts w:asciiTheme="majorHAnsi" w:eastAsiaTheme="majorEastAsia" w:hAnsiTheme="majorHAnsi" w:cstheme="majorBidi"/>
+          <w:color w:val="0F4761" w:themeColor="accent1" w:themeShade="BF"/>
+          <w:sz w:val="28"/>
+          <w:szCs w:val="28"/>
+        </w:rPr>
+        <w:t xml:space="preserve"> staging_loader.py </w:t>
+      </w:r>
+    </w:p>
+    <w:p>
+      <w:pPr>
+        <w:rPr>
+          <w:rFonts w:asciiTheme="majorHAnsi" w:eastAsiaTheme="majorEastAsia" w:hAnsiTheme="majorHAnsi" w:cstheme="majorBidi"/>
+          <w:color w:val="0F4761" w:themeColor="accent1" w:themeShade="BF"/>
+          <w:sz w:val="28"/>
+          <w:szCs w:val="28"/>
+        </w:rPr>
+      </w:pPr>
+      <w:r>
+        <w:rPr>
+          <w:rFonts w:asciiTheme="majorHAnsi" w:eastAsiaTheme="majorEastAsia" w:hAnsiTheme="majorHAnsi" w:cstheme="majorBidi"/>
+          <w:color w:val="0F4761" w:themeColor="accent1" w:themeShade="BF"/>
+          <w:sz w:val="28"/>
+          <w:szCs w:val="28"/>
+        </w:rPr>
+        <w:t xml:space="preserve">                                         │</w:t>
+      </w:r>
+    </w:p>
+    <w:p>
+      <w:pPr>
+        <w:rPr>
+          <w:rFonts w:asciiTheme="majorHAnsi" w:eastAsiaTheme="majorEastAsia" w:hAnsiTheme="majorHAnsi" w:cstheme="majorBidi"/>
+          <w:color w:val="0F4761" w:themeColor="accent1" w:themeShade="BF"/>
+          <w:sz w:val="28"/>
+          <w:szCs w:val="28"/>
+        </w:rPr>
+      </w:pPr>
+      <w:r>
+        <w:rPr>
+          <w:rFonts w:asciiTheme="majorHAnsi" w:eastAsiaTheme="majorEastAsia" w:hAnsiTheme="majorHAnsi" w:cstheme="majorBidi"/>
+          <w:color w:val="0F4761" w:themeColor="accent1" w:themeShade="BF"/>
+          <w:sz w:val="28"/>
+          <w:szCs w:val="28"/>
+        </w:rPr>
+        <w:t xml:space="preserve">                                        </w:t>
+      </w:r>
+      <w:r>
+        <w:rPr>
+          <w:rFonts w:ascii="Arial" w:eastAsiaTheme="majorEastAsia" w:hAnsi="Arial" w:cs="Arial"/>
+          <w:color w:val="0F4761" w:themeColor="accent1" w:themeShade="BF"/>
+          <w:sz w:val="28"/>
+          <w:szCs w:val="28"/>
+        </w:rPr>
+        <w:t>▼</w:t>
+      </w:r>
+    </w:p>
+    <w:p>
+      <w:pPr>
+        <w:rPr>
+          <w:rFonts w:asciiTheme="majorHAnsi" w:eastAsiaTheme="majorEastAsia" w:hAnsiTheme="majorHAnsi" w:cstheme="majorBidi"/>
+          <w:color w:val="0F4761" w:themeColor="accent1" w:themeShade="BF"/>
+          <w:sz w:val="28"/>
+          <w:szCs w:val="28"/>
+        </w:rPr>
+      </w:pPr>
+      <w:r>
+        <w:rPr>
+          <w:rFonts w:asciiTheme="majorHAnsi" w:eastAsiaTheme="majorEastAsia" w:hAnsiTheme="majorHAnsi" w:cstheme="majorBidi"/>
+          <w:color w:val="0F4761" w:themeColor="accent1" w:themeShade="BF"/>
+          <w:sz w:val="28"/>
+          <w:szCs w:val="28"/>
+        </w:rPr>
+        <w:t xml:space="preserve">   </w:t>
+      </w:r>
+      <w:r>
+        <w:rPr>
+          <w:rFonts w:asciiTheme="majorHAnsi" w:eastAsiaTheme="majorEastAsia" w:hAnsiTheme="majorHAnsi" w:cstheme="majorBidi"/>
+          <w:color w:val="0F4761" w:themeColor="accent1" w:themeShade="BF"/>
+          <w:sz w:val="28"/>
+          <w:szCs w:val="28"/>
+        </w:rPr>
+        <w:t xml:space="preserve">             </w:t>
+      </w:r>
+      <w:r>
+        <w:rPr>
+          <w:rFonts w:asciiTheme="majorHAnsi" w:eastAsiaTheme="majorEastAsia" w:hAnsiTheme="majorHAnsi" w:cstheme="majorBidi"/>
+          <w:color w:val="0F4761" w:themeColor="accent1" w:themeShade="BF"/>
+          <w:sz w:val="28"/>
+          <w:szCs w:val="28"/>
+        </w:rPr>
+        <w:t xml:space="preserve">    PostgreSQL Staging                   </w:t>
+      </w:r>
+    </w:p>
+    <w:p>
+      <w:pPr>
+        <w:pStyle w:val="ListParagraph"/>
+        <w:numPr>
+          <w:ilvl w:val="0"/>
+          <w:numId w:val="2"/>
+        </w:numPr>
+        <w:rPr>
+          <w:rFonts w:asciiTheme="majorHAnsi" w:eastAsiaTheme="majorEastAsia" w:hAnsiTheme="majorHAnsi" w:cstheme="majorBidi"/>
+          <w:color w:val="0F4761" w:themeColor="accent1" w:themeShade="BF"/>
+          <w:sz w:val="28"/>
+          <w:szCs w:val="28"/>
+        </w:rPr>
+      </w:pPr>
+      <w:proofErr w:type="spellStart"/>
+      <w:r>
+        <w:rPr>
+          <w:rFonts w:asciiTheme="majorHAnsi" w:eastAsiaTheme="majorEastAsia" w:hAnsiTheme="majorHAnsi" w:cstheme="majorBidi"/>
+          <w:color w:val="0F4761" w:themeColor="accent1" w:themeShade="BF"/>
+          <w:sz w:val="28"/>
+          <w:szCs w:val="28"/>
+        </w:rPr>
+        <w:lastRenderedPageBreak/>
+        <w:t>sa_offline_sales.src_offline_sales</w:t>
+      </w:r>
+      <w:proofErr w:type="spellEnd"/>
+      <w:r>
+        <w:rPr>
+          <w:rFonts w:asciiTheme="majorHAnsi" w:eastAsiaTheme="majorEastAsia" w:hAnsiTheme="majorHAnsi" w:cstheme="majorBidi"/>
+          <w:color w:val="0F4761" w:themeColor="accent1" w:themeShade="BF"/>
+          <w:sz w:val="28"/>
+          <w:szCs w:val="28"/>
+        </w:rPr>
+        <w:t xml:space="preserve">   </w:t>
+      </w:r>
+    </w:p>
+    <w:p>
+      <w:pPr>
+        <w:pStyle w:val="ListParagraph"/>
+        <w:numPr>
+          <w:ilvl w:val="0"/>
+          <w:numId w:val="2"/>
+        </w:numPr>
+        <w:rPr>
+          <w:rFonts w:asciiTheme="majorHAnsi" w:eastAsiaTheme="majorEastAsia" w:hAnsiTheme="majorHAnsi" w:cstheme="majorBidi"/>
+          <w:color w:val="0F4761" w:themeColor="accent1" w:themeShade="BF"/>
+          <w:sz w:val="28"/>
+          <w:szCs w:val="28"/>
+        </w:rPr>
+      </w:pPr>
+      <w:proofErr w:type="spellStart"/>
+      <w:r>
+        <w:rPr>
+          <w:rFonts w:asciiTheme="majorHAnsi" w:eastAsiaTheme="majorEastAsia" w:hAnsiTheme="majorHAnsi" w:cstheme="majorBidi"/>
+          <w:color w:val="0F4761" w:themeColor="accent1" w:themeShade="BF"/>
+          <w:sz w:val="28"/>
+          <w:szCs w:val="28"/>
+        </w:rPr>
+        <w:t>sa_online_sales.src_online_sales</w:t>
+      </w:r>
+      <w:proofErr w:type="spellEnd"/>
+      <w:r>
+        <w:rPr>
+          <w:rFonts w:asciiTheme="majorHAnsi" w:eastAsiaTheme="majorEastAsia" w:hAnsiTheme="majorHAnsi" w:cstheme="majorBidi"/>
+          <w:color w:val="0F4761" w:themeColor="accent1" w:themeShade="BF"/>
+          <w:sz w:val="28"/>
+          <w:szCs w:val="28"/>
+        </w:rPr>
+        <w:t xml:space="preserve">     </w:t>
+      </w:r>
+    </w:p>
+    <w:p>
+      <w:pPr>
+        <w:pStyle w:val="ListParagraph"/>
+        <w:numPr>
+          <w:ilvl w:val="0"/>
+          <w:numId w:val="2"/>
+        </w:numPr>
+        <w:rPr>
+          <w:rFonts w:asciiTheme="majorHAnsi" w:eastAsiaTheme="majorEastAsia" w:hAnsiTheme="majorHAnsi" w:cstheme="majorBidi"/>
+          <w:color w:val="0F4761" w:themeColor="accent1" w:themeShade="BF"/>
+          <w:sz w:val="28"/>
+          <w:szCs w:val="28"/>
+        </w:rPr>
+      </w:pPr>
+      <w:proofErr w:type="spellStart"/>
+      <w:r>
+        <w:rPr>
+          <w:rFonts w:asciiTheme="majorHAnsi" w:eastAsiaTheme="majorEastAsia" w:hAnsiTheme="majorHAnsi" w:cstheme="majorBidi"/>
+          <w:color w:val="0F4761" w:themeColor="accent1" w:themeShade="BF"/>
+          <w:sz w:val="28"/>
+          <w:szCs w:val="28"/>
+        </w:rPr>
+        <w:t>sa_</w:t>
+      </w:r>
+      <w:proofErr w:type="gramStart"/>
+      <w:r>
+        <w:rPr>
+          <w:rFonts w:asciiTheme="majorHAnsi" w:eastAsiaTheme="majorEastAsia" w:hAnsiTheme="majorHAnsi" w:cstheme="majorBidi"/>
+          <w:color w:val="0F4761" w:themeColor="accent1" w:themeShade="BF"/>
+          <w:sz w:val="28"/>
+          <w:szCs w:val="28"/>
+        </w:rPr>
+        <w:t>audit.file</w:t>
+      </w:r>
+      <w:proofErr w:type="gramEnd"/>
+      <w:r>
+        <w:rPr>
+          <w:rFonts w:asciiTheme="majorHAnsi" w:eastAsiaTheme="majorEastAsia" w:hAnsiTheme="majorHAnsi" w:cstheme="majorBidi"/>
+          <w:color w:val="0F4761" w:themeColor="accent1" w:themeShade="BF"/>
+          <w:sz w:val="28"/>
+          <w:szCs w:val="28"/>
+        </w:rPr>
+        <w:t>_load_log</w:t>
+      </w:r>
+      <w:proofErr w:type="spellEnd"/>
+      <w:r>
+        <w:rPr>
+          <w:rFonts w:asciiTheme="majorHAnsi" w:eastAsiaTheme="majorEastAsia" w:hAnsiTheme="majorHAnsi" w:cstheme="majorBidi"/>
+          <w:color w:val="0F4761" w:themeColor="accent1" w:themeShade="BF"/>
+          <w:sz w:val="28"/>
+          <w:szCs w:val="28"/>
+        </w:rPr>
+        <w:t xml:space="preserve">           </w:t>
+      </w:r>
+    </w:p>
+    <w:p>
+      <w:pPr>
+        <w:rPr>
+          <w:rFonts w:asciiTheme="majorHAnsi" w:eastAsiaTheme="majorEastAsia" w:hAnsiTheme="majorHAnsi" w:cstheme="majorBidi"/>
+          <w:color w:val="0F4761" w:themeColor="accent1" w:themeShade="BF"/>
+          <w:sz w:val="28"/>
+          <w:szCs w:val="28"/>
+        </w:rPr>
+      </w:pPr>
+      <w:r>
+        <w:rPr>
+          <w:rFonts w:asciiTheme="majorHAnsi" w:eastAsiaTheme="majorEastAsia" w:hAnsiTheme="majorHAnsi" w:cstheme="majorBidi"/>
+          <w:color w:val="0F4761" w:themeColor="accent1" w:themeShade="BF"/>
+          <w:sz w:val="28"/>
+          <w:szCs w:val="28"/>
+        </w:rPr>
+        <w:t xml:space="preserve">  </w:t>
+      </w:r>
+    </w:p>
+    <w:p>
+      <w:pPr>
+        <w:rPr>
+          <w:rFonts w:asciiTheme="majorHAnsi" w:eastAsiaTheme="majorEastAsia" w:hAnsiTheme="majorHAnsi" w:cstheme="majorBidi"/>
+          <w:color w:val="0F4761" w:themeColor="accent1" w:themeShade="BF"/>
+          <w:sz w:val="28"/>
+          <w:szCs w:val="28"/>
+        </w:rPr>
+      </w:pPr>
+      <w:r>
+        <w:rPr>
+          <w:rFonts w:asciiTheme="majorHAnsi" w:eastAsiaTheme="majorEastAsia" w:hAnsiTheme="majorHAnsi" w:cstheme="majorBidi"/>
+          <w:color w:val="0F4761" w:themeColor="accent1" w:themeShade="BF"/>
+          <w:sz w:val="28"/>
+          <w:szCs w:val="28"/>
+        </w:rPr>
+        <w:t xml:space="preserve">  </w:t>
+      </w:r>
+      <w:r>
+        <w:rPr>
+          <w:rFonts w:asciiTheme="majorHAnsi" w:eastAsiaTheme="majorEastAsia" w:hAnsiTheme="majorHAnsi" w:cstheme="majorBidi"/>
+          <w:color w:val="0F4761" w:themeColor="accent1" w:themeShade="BF"/>
+          <w:sz w:val="28"/>
+          <w:szCs w:val="28"/>
+        </w:rPr>
+        <w:t xml:space="preserve">                      </w:t>
+      </w:r>
+      <w:r>
+        <w:rPr>
+          <w:rFonts w:asciiTheme="majorHAnsi" w:eastAsiaTheme="majorEastAsia" w:hAnsiTheme="majorHAnsi" w:cstheme="majorBidi"/>
+          <w:color w:val="0F4761" w:themeColor="accent1" w:themeShade="BF"/>
+          <w:sz w:val="28"/>
+          <w:szCs w:val="28"/>
+        </w:rPr>
+        <w:t xml:space="preserve">        │</w:t>
+      </w:r>
+    </w:p>
+    <w:p>
+      <w:pPr>
+        <w:rPr>
+          <w:rFonts w:asciiTheme="majorHAnsi" w:eastAsiaTheme="majorEastAsia" w:hAnsiTheme="majorHAnsi" w:cstheme="majorBidi"/>
+          <w:color w:val="0F4761" w:themeColor="accent1" w:themeShade="BF"/>
+          <w:sz w:val="28"/>
+          <w:szCs w:val="28"/>
+        </w:rPr>
+      </w:pPr>
+      <w:r>
+        <w:rPr>
+          <w:rFonts w:asciiTheme="majorHAnsi" w:eastAsiaTheme="majorEastAsia" w:hAnsiTheme="majorHAnsi" w:cstheme="majorBidi"/>
+          <w:color w:val="0F4761" w:themeColor="accent1" w:themeShade="BF"/>
+          <w:sz w:val="28"/>
+          <w:szCs w:val="28"/>
+        </w:rPr>
+        <w:t xml:space="preserve">  </w:t>
+      </w:r>
+      <w:r>
+        <w:rPr>
+          <w:rFonts w:asciiTheme="majorHAnsi" w:eastAsiaTheme="majorEastAsia" w:hAnsiTheme="majorHAnsi" w:cstheme="majorBidi"/>
+          <w:color w:val="0F4761" w:themeColor="accent1" w:themeShade="BF"/>
+          <w:sz w:val="28"/>
+          <w:szCs w:val="28"/>
+        </w:rPr>
+        <w:t xml:space="preserve">                     </w:t>
+      </w:r>
+      <w:r>
+        <w:rPr>
+          <w:rFonts w:asciiTheme="majorHAnsi" w:eastAsiaTheme="majorEastAsia" w:hAnsiTheme="majorHAnsi" w:cstheme="majorBidi"/>
+          <w:color w:val="0F4761" w:themeColor="accent1" w:themeShade="BF"/>
+          <w:sz w:val="28"/>
+          <w:szCs w:val="28"/>
+        </w:rPr>
+        <w:t xml:space="preserve">        </w:t>
+      </w:r>
+      <w:r>
+        <w:rPr>
+          <w:rFonts w:ascii="Arial" w:eastAsiaTheme="majorEastAsia" w:hAnsi="Arial" w:cs="Arial"/>
+          <w:color w:val="0F4761" w:themeColor="accent1" w:themeShade="BF"/>
+          <w:sz w:val="28"/>
+          <w:szCs w:val="28"/>
+        </w:rPr>
+        <w:t>▼</w:t>
+      </w:r>
+      <w:r>
+        <w:rPr>
+          <w:rFonts w:asciiTheme="majorHAnsi" w:eastAsiaTheme="majorEastAsia" w:hAnsiTheme="majorHAnsi" w:cstheme="majorBidi"/>
+          <w:color w:val="0F4761" w:themeColor="accent1" w:themeShade="BF"/>
+          <w:sz w:val="28"/>
+          <w:szCs w:val="28"/>
+        </w:rPr>
+        <w:t xml:space="preserve"> </w:t>
+      </w:r>
+    </w:p>
+    <w:p>
+      <w:pPr>
+        <w:rPr>
+          <w:rFonts w:asciiTheme="majorHAnsi" w:eastAsiaTheme="majorEastAsia" w:hAnsiTheme="majorHAnsi" w:cstheme="majorBidi"/>
+          <w:color w:val="0F4761" w:themeColor="accent1" w:themeShade="BF"/>
+          <w:sz w:val="28"/>
+          <w:szCs w:val="28"/>
+        </w:rPr>
+      </w:pPr>
+      <w:r>
+        <w:rPr>
+          <w:rFonts w:asciiTheme="majorHAnsi" w:eastAsiaTheme="majorEastAsia" w:hAnsiTheme="majorHAnsi" w:cstheme="majorBidi"/>
+          <w:color w:val="0F4761" w:themeColor="accent1" w:themeShade="BF"/>
+          <w:sz w:val="28"/>
+          <w:szCs w:val="28"/>
+        </w:rPr>
+        <w:t>bl_3nf.sp_load_bl_3nf_</w:t>
+      </w:r>
+      <w:proofErr w:type="gramStart"/>
+      <w:r>
+        <w:rPr>
+          <w:rFonts w:asciiTheme="majorHAnsi" w:eastAsiaTheme="majorEastAsia" w:hAnsiTheme="majorHAnsi" w:cstheme="majorBidi"/>
+          <w:color w:val="0F4761" w:themeColor="accent1" w:themeShade="BF"/>
+          <w:sz w:val="28"/>
+          <w:szCs w:val="28"/>
+        </w:rPr>
+        <w:t>all(</w:t>
+      </w:r>
+      <w:proofErr w:type="gramEnd"/>
+      <w:r>
+        <w:rPr>
+          <w:rFonts w:asciiTheme="majorHAnsi" w:eastAsiaTheme="majorEastAsia" w:hAnsiTheme="majorHAnsi" w:cstheme="majorBidi"/>
+          <w:color w:val="0F4761" w:themeColor="accent1" w:themeShade="BF"/>
+          <w:sz w:val="28"/>
+          <w:szCs w:val="28"/>
+        </w:rPr>
+        <w:t>)</w:t>
+      </w:r>
+    </w:p>
+    <w:p>
+      <w:pPr>
+        <w:rPr>
+          <w:rFonts w:asciiTheme="majorHAnsi" w:eastAsiaTheme="majorEastAsia" w:hAnsiTheme="majorHAnsi" w:cstheme="majorBidi"/>
+          <w:color w:val="0F4761" w:themeColor="accent1" w:themeShade="BF"/>
+          <w:sz w:val="28"/>
+          <w:szCs w:val="28"/>
+        </w:rPr>
+      </w:pPr>
+      <w:r>
+        <w:rPr>
+          <w:rFonts w:asciiTheme="majorHAnsi" w:eastAsiaTheme="majorEastAsia" w:hAnsiTheme="majorHAnsi" w:cstheme="majorBidi"/>
+          <w:color w:val="0F4761" w:themeColor="accent1" w:themeShade="BF"/>
+          <w:sz w:val="28"/>
+          <w:szCs w:val="28"/>
+        </w:rPr>
+        <w:t xml:space="preserve">        </w:t>
+      </w:r>
+      <w:r>
+        <w:rPr>
+          <w:rFonts w:asciiTheme="majorHAnsi" w:eastAsiaTheme="majorEastAsia" w:hAnsiTheme="majorHAnsi" w:cstheme="majorBidi"/>
+          <w:color w:val="0F4761" w:themeColor="accent1" w:themeShade="BF"/>
+          <w:sz w:val="28"/>
+          <w:szCs w:val="28"/>
+        </w:rPr>
+        <w:t xml:space="preserve">         </w:t>
+      </w:r>
+      <w:r>
+        <w:rPr>
+          <w:rFonts w:asciiTheme="majorHAnsi" w:eastAsiaTheme="majorEastAsia" w:hAnsiTheme="majorHAnsi" w:cstheme="majorBidi"/>
+          <w:color w:val="0F4761" w:themeColor="accent1" w:themeShade="BF"/>
+          <w:sz w:val="28"/>
+          <w:szCs w:val="28"/>
+        </w:rPr>
+        <w:t xml:space="preserve">  │</w:t>
+      </w:r>
+    </w:p>
+    <w:p>
+      <w:pPr>
+        <w:rPr>
+          <w:rFonts w:asciiTheme="majorHAnsi" w:eastAsiaTheme="majorEastAsia" w:hAnsiTheme="majorHAnsi" w:cstheme="majorBidi"/>
+          <w:color w:val="0F4761" w:themeColor="accent1" w:themeShade="BF"/>
+          <w:sz w:val="28"/>
+          <w:szCs w:val="28"/>
+        </w:rPr>
+      </w:pPr>
+      <w:r>
+        <w:rPr>
+          <w:rFonts w:asciiTheme="majorHAnsi" w:eastAsiaTheme="majorEastAsia" w:hAnsiTheme="majorHAnsi" w:cstheme="majorBidi"/>
+          <w:color w:val="0F4761" w:themeColor="accent1" w:themeShade="BF"/>
+          <w:sz w:val="28"/>
+          <w:szCs w:val="28"/>
+        </w:rPr>
+        <w:t xml:space="preserve">        </w:t>
+      </w:r>
+      <w:r>
+        <w:rPr>
+          <w:rFonts w:asciiTheme="majorHAnsi" w:eastAsiaTheme="majorEastAsia" w:hAnsiTheme="majorHAnsi" w:cstheme="majorBidi"/>
+          <w:color w:val="0F4761" w:themeColor="accent1" w:themeShade="BF"/>
+          <w:sz w:val="28"/>
+          <w:szCs w:val="28"/>
+        </w:rPr>
+        <w:t xml:space="preserve">        </w:t>
+      </w:r>
+      <w:r>
+        <w:rPr>
+          <w:rFonts w:asciiTheme="majorHAnsi" w:eastAsiaTheme="majorEastAsia" w:hAnsiTheme="majorHAnsi" w:cstheme="majorBidi"/>
+          <w:color w:val="0F4761" w:themeColor="accent1" w:themeShade="BF"/>
+          <w:sz w:val="28"/>
+          <w:szCs w:val="28"/>
+        </w:rPr>
+        <w:t xml:space="preserve">  </w:t>
+      </w:r>
+      <w:r>
+        <w:rPr>
+          <w:rFonts w:ascii="Arial" w:eastAsiaTheme="majorEastAsia" w:hAnsi="Arial" w:cs="Arial"/>
+          <w:color w:val="0F4761" w:themeColor="accent1" w:themeShade="BF"/>
+          <w:sz w:val="28"/>
+          <w:szCs w:val="28"/>
+        </w:rPr>
+        <w:t>▼</w:t>
+      </w:r>
+      <w:r>
+        <w:rPr>
+          <w:rFonts w:asciiTheme="majorHAnsi" w:eastAsiaTheme="majorEastAsia" w:hAnsiTheme="majorHAnsi" w:cstheme="majorBidi"/>
+          <w:color w:val="0F4761" w:themeColor="accent1" w:themeShade="BF"/>
+          <w:sz w:val="28"/>
+          <w:szCs w:val="28"/>
+        </w:rPr>
+        <w:t xml:space="preserve"> </w:t>
+      </w:r>
+    </w:p>
+    <w:p>
+      <w:pPr>
+        <w:rPr>
+          <w:rFonts w:asciiTheme="majorHAnsi" w:eastAsiaTheme="majorEastAsia" w:hAnsiTheme="majorHAnsi" w:cstheme="majorBidi"/>
+          <w:color w:val="0F4761" w:themeColor="accent1" w:themeShade="BF"/>
+          <w:sz w:val="28"/>
+          <w:szCs w:val="28"/>
+        </w:rPr>
+      </w:pPr>
+      <w:proofErr w:type="spellStart"/>
+      <w:r>
+        <w:rPr>
+          <w:rFonts w:asciiTheme="majorHAnsi" w:eastAsiaTheme="majorEastAsia" w:hAnsiTheme="majorHAnsi" w:cstheme="majorBidi"/>
+          <w:color w:val="0F4761" w:themeColor="accent1" w:themeShade="BF"/>
+          <w:sz w:val="28"/>
+          <w:szCs w:val="28"/>
+        </w:rPr>
+        <w:t>bl_</w:t>
+      </w:r>
+      <w:proofErr w:type="gramStart"/>
+      <w:r>
+        <w:rPr>
+          <w:rFonts w:asciiTheme="majorHAnsi" w:eastAsiaTheme="majorEastAsia" w:hAnsiTheme="majorHAnsi" w:cstheme="majorBidi"/>
+          <w:color w:val="0F4761" w:themeColor="accent1" w:themeShade="BF"/>
+          <w:sz w:val="28"/>
+          <w:szCs w:val="28"/>
+        </w:rPr>
+        <w:t>dm.sp</w:t>
+      </w:r>
+      <w:proofErr w:type="gramEnd"/>
+      <w:r>
+        <w:rPr>
+          <w:rFonts w:asciiTheme="majorHAnsi" w:eastAsiaTheme="majorEastAsia" w:hAnsiTheme="majorHAnsi" w:cstheme="majorBidi"/>
+          <w:color w:val="0F4761" w:themeColor="accent1" w:themeShade="BF"/>
+          <w:sz w:val="28"/>
+          <w:szCs w:val="28"/>
+        </w:rPr>
+        <w:t>_load_bl_dm_</w:t>
+      </w:r>
+      <w:proofErr w:type="gramStart"/>
+      <w:r>
+        <w:rPr>
+          <w:rFonts w:asciiTheme="majorHAnsi" w:eastAsiaTheme="majorEastAsia" w:hAnsiTheme="majorHAnsi" w:cstheme="majorBidi"/>
+          <w:color w:val="0F4761" w:themeColor="accent1" w:themeShade="BF"/>
+          <w:sz w:val="28"/>
+          <w:szCs w:val="28"/>
+        </w:rPr>
+        <w:t>all</w:t>
+      </w:r>
+      <w:proofErr w:type="spellEnd"/>
+      <w:r>
+        <w:rPr>
+          <w:rFonts w:asciiTheme="majorHAnsi" w:eastAsiaTheme="majorEastAsia" w:hAnsiTheme="majorHAnsi" w:cstheme="majorBidi"/>
+          <w:color w:val="0F4761" w:themeColor="accent1" w:themeShade="BF"/>
+          <w:sz w:val="28"/>
+          <w:szCs w:val="28"/>
+        </w:rPr>
+        <w:t>(</w:t>
+      </w:r>
+      <w:proofErr w:type="gramEnd"/>
+      <w:r>
+        <w:rPr>
+          <w:rFonts w:asciiTheme="majorHAnsi" w:eastAsiaTheme="majorEastAsia" w:hAnsiTheme="majorHAnsi" w:cstheme="majorBidi"/>
+          <w:color w:val="0F4761" w:themeColor="accent1" w:themeShade="BF"/>
+          <w:sz w:val="28"/>
+          <w:szCs w:val="28"/>
+        </w:rPr>
+        <w:t>)</w:t>
+      </w:r>
+    </w:p>
+    <w:p>
+      <w:pPr>
+        <w:rPr>
+          <w:rFonts w:asciiTheme="majorHAnsi" w:eastAsiaTheme="majorEastAsia" w:hAnsiTheme="majorHAnsi" w:cstheme="majorBidi"/>
+          <w:color w:val="0F4761" w:themeColor="accent1" w:themeShade="BF"/>
+          <w:sz w:val="28"/>
+          <w:szCs w:val="28"/>
+        </w:rPr>
+      </w:pPr>
+    </w:p>
+    <w:p>
+      <w:pPr>
+        <w:rPr>
+          <w:rFonts w:ascii="Arial" w:eastAsiaTheme="majorEastAsia" w:hAnsi="Arial" w:cs="Arial"/>
+          <w:color w:val="0F4761" w:themeColor="accent1" w:themeShade="BF"/>
+          <w:sz w:val="28"/>
+          <w:szCs w:val="28"/>
+        </w:rPr>
+      </w:pPr>
+      <w:r>
+        <w:rPr>
+          <w:rFonts w:ascii="Arial" w:eastAsiaTheme="majorEastAsia" w:hAnsi="Arial" w:cs="Arial"/>
+          <w:color w:val="0F4761" w:themeColor="accent1" w:themeShade="BF"/>
+          <w:sz w:val="28"/>
+          <w:szCs w:val="28"/>
+        </w:rPr>
+        <w:t>system execution guide</w:t>
+      </w:r>
+    </w:p>
+    <w:p>
+      <w:pPr>
+        <w:rPr>
+          <w:rFonts w:ascii="Arial" w:eastAsiaTheme="majorEastAsia" w:hAnsi="Arial" w:cs="Arial"/>
+          <w:color w:val="0F4761" w:themeColor="accent1" w:themeShade="BF"/>
+          <w:sz w:val="28"/>
+          <w:szCs w:val="28"/>
+        </w:rPr>
+      </w:pPr>
+    </w:p>
+    <w:p>
+      <w:pPr>
+        <w:rPr>
+          <w:rFonts w:asciiTheme="majorHAnsi" w:eastAsiaTheme="majorEastAsia" w:hAnsiTheme="majorHAnsi" w:cstheme="majorBidi"/>
+          <w:color w:val="0F4761" w:themeColor="accent1" w:themeShade="BF"/>
+          <w:sz w:val="28"/>
+          <w:szCs w:val="28"/>
+        </w:rPr>
+      </w:pPr>
+      <w:r>
+        <w:rPr>
+          <w:rFonts w:asciiTheme="majorHAnsi" w:eastAsiaTheme="majorEastAsia" w:hAnsiTheme="majorHAnsi" w:cstheme="majorBidi"/>
+          <w:color w:val="0F4761" w:themeColor="accent1" w:themeShade="BF"/>
+          <w:sz w:val="28"/>
+          <w:szCs w:val="28"/>
+        </w:rPr>
+        <w:t>STEP 0: Prerequisites</w:t>
+      </w:r>
+    </w:p>
+    <w:p>
+      <w:pPr>
+        <w:rPr>
+          <w:rFonts w:asciiTheme="majorHAnsi" w:eastAsiaTheme="majorEastAsia" w:hAnsiTheme="majorHAnsi" w:cstheme="majorBidi"/>
+          <w:color w:val="0F4761" w:themeColor="accent1" w:themeShade="BF"/>
+          <w:sz w:val="28"/>
+          <w:szCs w:val="28"/>
+        </w:rPr>
+      </w:pPr>
+      <w:r>
+        <w:rPr>
+          <w:rFonts w:asciiTheme="majorHAnsi" w:eastAsiaTheme="majorEastAsia" w:hAnsiTheme="majorHAnsi" w:cstheme="majorBidi"/>
+          <w:color w:val="0F4761" w:themeColor="accent1" w:themeShade="BF"/>
+          <w:sz w:val="28"/>
+          <w:szCs w:val="28"/>
+        </w:rPr>
+        <w:t xml:space="preserve">Install Python 3.11+, PostgreSQL 15+, </w:t>
+      </w:r>
+      <w:proofErr w:type="gramStart"/>
+      <w:r>
+        <w:rPr>
+          <w:rFonts w:asciiTheme="majorHAnsi" w:eastAsiaTheme="majorEastAsia" w:hAnsiTheme="majorHAnsi" w:cstheme="majorBidi"/>
+          <w:color w:val="0F4761" w:themeColor="accent1" w:themeShade="BF"/>
+          <w:sz w:val="28"/>
+          <w:szCs w:val="28"/>
+        </w:rPr>
+        <w:t xml:space="preserve">and  </w:t>
+      </w:r>
+      <w:proofErr w:type="spellStart"/>
+      <w:r>
+        <w:rPr>
+          <w:rFonts w:asciiTheme="majorHAnsi" w:eastAsiaTheme="majorEastAsia" w:hAnsiTheme="majorHAnsi" w:cstheme="majorBidi"/>
+          <w:color w:val="0F4761" w:themeColor="accent1" w:themeShade="BF"/>
+          <w:sz w:val="28"/>
+          <w:szCs w:val="28"/>
+        </w:rPr>
+        <w:t>MinIO</w:t>
+      </w:r>
+      <w:proofErr w:type="spellEnd"/>
+      <w:proofErr w:type="gramEnd"/>
+      <w:r>
+        <w:rPr>
+          <w:rFonts w:asciiTheme="majorHAnsi" w:eastAsiaTheme="majorEastAsia" w:hAnsiTheme="majorHAnsi" w:cstheme="majorBidi"/>
+          <w:color w:val="0F4761" w:themeColor="accent1" w:themeShade="BF"/>
+          <w:sz w:val="28"/>
+          <w:szCs w:val="28"/>
+        </w:rPr>
+        <w:t xml:space="preserve"> </w:t>
+      </w:r>
+    </w:p>
+    <w:p>
+      <w:pPr>
+        <w:rPr>
+          <w:rFonts w:asciiTheme="majorHAnsi" w:eastAsiaTheme="majorEastAsia" w:hAnsiTheme="majorHAnsi" w:cstheme="majorBidi"/>
+          <w:color w:val="0F4761" w:themeColor="accent1" w:themeShade="BF"/>
+          <w:sz w:val="28"/>
+          <w:szCs w:val="28"/>
+        </w:rPr>
+      </w:pPr>
+    </w:p>
+    <w:p>
+      <w:pPr>
+        <w:rPr>
+          <w:rFonts w:asciiTheme="majorHAnsi" w:eastAsiaTheme="majorEastAsia" w:hAnsiTheme="majorHAnsi" w:cstheme="majorBidi"/>
+          <w:color w:val="0F4761" w:themeColor="accent1" w:themeShade="BF"/>
+          <w:sz w:val="28"/>
+          <w:szCs w:val="28"/>
+        </w:rPr>
+      </w:pPr>
+      <w:r>
+        <w:rPr>
+          <w:rFonts w:asciiTheme="majorHAnsi" w:eastAsiaTheme="majorEastAsia" w:hAnsiTheme="majorHAnsi" w:cstheme="majorBidi"/>
+          <w:color w:val="0F4761" w:themeColor="accent1" w:themeShade="BF"/>
+          <w:sz w:val="28"/>
+          <w:szCs w:val="28"/>
+        </w:rPr>
+        <w:t xml:space="preserve">STEP 1: </w:t>
+      </w:r>
+      <w:r>
+        <w:rPr>
+          <w:rFonts w:asciiTheme="majorHAnsi" w:eastAsiaTheme="majorEastAsia" w:hAnsiTheme="majorHAnsi" w:cstheme="majorBidi"/>
+          <w:color w:val="0F4761" w:themeColor="accent1" w:themeShade="BF"/>
+          <w:sz w:val="28"/>
+          <w:szCs w:val="28"/>
+        </w:rPr>
+        <w:t>setup database</w:t>
+      </w:r>
+    </w:p>
+    <w:p>
+      <w:pPr>
+        <w:rPr>
+          <w:rFonts w:asciiTheme="majorHAnsi" w:eastAsiaTheme="majorEastAsia" w:hAnsiTheme="majorHAnsi" w:cstheme="majorBidi"/>
+          <w:color w:val="0F4761" w:themeColor="accent1" w:themeShade="BF"/>
+          <w:sz w:val="28"/>
+          <w:szCs w:val="28"/>
+        </w:rPr>
+      </w:pPr>
+      <w:r>
+        <w:rPr>
+          <w:rFonts w:asciiTheme="majorHAnsi" w:eastAsiaTheme="majorEastAsia" w:hAnsiTheme="majorHAnsi" w:cstheme="majorBidi"/>
+          <w:color w:val="0F4761" w:themeColor="accent1" w:themeShade="BF"/>
+          <w:sz w:val="28"/>
+          <w:szCs w:val="28"/>
+        </w:rPr>
+        <w:t>Run setup s</w:t>
+      </w:r>
+      <w:r>
+        <w:rPr>
+          <w:rFonts w:asciiTheme="majorHAnsi" w:eastAsiaTheme="majorEastAsia" w:hAnsiTheme="majorHAnsi" w:cstheme="majorBidi"/>
+          <w:color w:val="0F4761" w:themeColor="accent1" w:themeShade="BF"/>
+          <w:sz w:val="28"/>
+          <w:szCs w:val="28"/>
+        </w:rPr>
+        <w:t xml:space="preserve">cript </w:t>
+      </w:r>
+      <w:r>
+        <w:rPr>
+          <w:rFonts w:asciiTheme="majorHAnsi" w:eastAsiaTheme="majorEastAsia" w:hAnsiTheme="majorHAnsi" w:cstheme="majorBidi"/>
+          <w:color w:val="EE0000"/>
+          <w:sz w:val="28"/>
+          <w:szCs w:val="28"/>
+        </w:rPr>
+        <w:t xml:space="preserve">(note: make setup script creating </w:t>
+      </w:r>
+      <w:proofErr w:type="spellStart"/>
+      <w:r>
+        <w:rPr>
+          <w:rFonts w:asciiTheme="majorHAnsi" w:eastAsiaTheme="majorEastAsia" w:hAnsiTheme="majorHAnsi" w:cstheme="majorBidi"/>
+          <w:color w:val="EE0000"/>
+          <w:sz w:val="28"/>
+          <w:szCs w:val="28"/>
+        </w:rPr>
+        <w:t>db</w:t>
+      </w:r>
+      <w:proofErr w:type="spellEnd"/>
+      <w:r>
+        <w:rPr>
+          <w:rFonts w:asciiTheme="majorHAnsi" w:eastAsiaTheme="majorEastAsia" w:hAnsiTheme="majorHAnsi" w:cstheme="majorBidi"/>
+          <w:color w:val="EE0000"/>
+          <w:sz w:val="28"/>
+          <w:szCs w:val="28"/>
+        </w:rPr>
+        <w:t xml:space="preserve"> schemas tables </w:t>
+      </w:r>
+      <w:proofErr w:type="spellStart"/>
+      <w:r>
+        <w:rPr>
+          <w:rFonts w:asciiTheme="majorHAnsi" w:eastAsiaTheme="majorEastAsia" w:hAnsiTheme="majorHAnsi" w:cstheme="majorBidi"/>
+          <w:color w:val="EE0000"/>
+          <w:sz w:val="28"/>
+          <w:szCs w:val="28"/>
+        </w:rPr>
+        <w:t>etc</w:t>
+      </w:r>
+      <w:proofErr w:type="spellEnd"/>
+      <w:r>
+        <w:rPr>
+          <w:rFonts w:asciiTheme="majorHAnsi" w:eastAsiaTheme="majorEastAsia" w:hAnsiTheme="majorHAnsi" w:cstheme="majorBidi"/>
+          <w:color w:val="EE0000"/>
+          <w:sz w:val="28"/>
+          <w:szCs w:val="28"/>
+        </w:rPr>
+        <w:t>)</w:t>
+      </w:r>
+    </w:p>
+    <w:p>
+      <w:pPr>
+        <w:rPr>
+          <w:rFonts w:asciiTheme="majorHAnsi" w:eastAsiaTheme="majorEastAsia" w:hAnsiTheme="majorHAnsi" w:cstheme="majorBidi"/>
+          <w:color w:val="0F4761" w:themeColor="accent1" w:themeShade="BF"/>
+          <w:sz w:val="28"/>
+          <w:szCs w:val="28"/>
+        </w:rPr>
+      </w:pPr>
+    </w:p>
+    <w:p>
+      <w:pPr>
+        <w:rPr>
+          <w:rFonts w:asciiTheme="majorHAnsi" w:eastAsiaTheme="majorEastAsia" w:hAnsiTheme="majorHAnsi" w:cstheme="majorBidi"/>
+          <w:color w:val="0F4761" w:themeColor="accent1" w:themeShade="BF"/>
+          <w:sz w:val="28"/>
+          <w:szCs w:val="28"/>
+        </w:rPr>
+      </w:pPr>
+      <w:r>
+        <w:rPr>
+          <w:rFonts w:asciiTheme="majorHAnsi" w:eastAsiaTheme="majorEastAsia" w:hAnsiTheme="majorHAnsi" w:cstheme="majorBidi"/>
+          <w:color w:val="0F4761" w:themeColor="accent1" w:themeShade="BF"/>
+          <w:sz w:val="28"/>
+          <w:szCs w:val="28"/>
+        </w:rPr>
+        <w:t xml:space="preserve">STEP </w:t>
+      </w:r>
+      <w:r>
+        <w:rPr>
+          <w:rFonts w:asciiTheme="majorHAnsi" w:eastAsiaTheme="majorEastAsia" w:hAnsiTheme="majorHAnsi" w:cstheme="majorBidi"/>
+          <w:color w:val="0F4761" w:themeColor="accent1" w:themeShade="BF"/>
+          <w:sz w:val="28"/>
+          <w:szCs w:val="28"/>
+        </w:rPr>
+        <w:t>2</w:t>
+      </w:r>
+      <w:r>
+        <w:rPr>
+          <w:rFonts w:asciiTheme="majorHAnsi" w:eastAsiaTheme="majorEastAsia" w:hAnsiTheme="majorHAnsi" w:cstheme="majorBidi"/>
+          <w:color w:val="0F4761" w:themeColor="accent1" w:themeShade="BF"/>
+          <w:sz w:val="28"/>
+          <w:szCs w:val="28"/>
+        </w:rPr>
+        <w:t>:</w:t>
+      </w:r>
+      <w:r>
+        <w:rPr>
+          <w:rFonts w:asciiTheme="majorHAnsi" w:eastAsiaTheme="majorEastAsia" w:hAnsiTheme="majorHAnsi" w:cstheme="majorBidi"/>
+          <w:color w:val="0F4761" w:themeColor="accent1" w:themeShade="BF"/>
+          <w:sz w:val="28"/>
+          <w:szCs w:val="28"/>
+        </w:rPr>
+        <w:t xml:space="preserve"> </w:t>
+      </w:r>
+      <w:r>
+        <w:rPr>
+          <w:rFonts w:asciiTheme="majorHAnsi" w:eastAsiaTheme="majorEastAsia" w:hAnsiTheme="majorHAnsi" w:cstheme="majorBidi"/>
+          <w:color w:val="0F4761" w:themeColor="accent1" w:themeShade="BF"/>
+          <w:sz w:val="28"/>
+          <w:szCs w:val="28"/>
+        </w:rPr>
+        <w:t>Install Dependencies</w:t>
+      </w:r>
+    </w:p>
+    <w:p>
+      <w:pPr>
+        <w:rPr>
+          <w:rFonts w:asciiTheme="majorHAnsi" w:eastAsiaTheme="majorEastAsia" w:hAnsiTheme="majorHAnsi" w:cstheme="majorBidi"/>
+          <w:color w:val="0F4761" w:themeColor="accent1" w:themeShade="BF"/>
+          <w:sz w:val="28"/>
+          <w:szCs w:val="28"/>
+        </w:rPr>
+      </w:pPr>
+      <w:r>
+        <w:rPr>
+          <w:rFonts w:asciiTheme="majorHAnsi" w:eastAsiaTheme="majorEastAsia" w:hAnsiTheme="majorHAnsi" w:cstheme="majorBidi"/>
+          <w:color w:val="0F4761" w:themeColor="accent1" w:themeShade="BF"/>
+          <w:sz w:val="28"/>
+          <w:szCs w:val="28"/>
+        </w:rPr>
+        <w:t xml:space="preserve">  python -m </w:t>
+      </w:r>
+      <w:proofErr w:type="spellStart"/>
+      <w:proofErr w:type="gramStart"/>
+      <w:r>
+        <w:rPr>
+          <w:rFonts w:asciiTheme="majorHAnsi" w:eastAsiaTheme="majorEastAsia" w:hAnsiTheme="majorHAnsi" w:cstheme="majorBidi"/>
+          <w:color w:val="0F4761" w:themeColor="accent1" w:themeShade="BF"/>
+          <w:sz w:val="28"/>
+          <w:szCs w:val="28"/>
+        </w:rPr>
+        <w:t>venv</w:t>
+      </w:r>
+      <w:proofErr w:type="spellEnd"/>
+      <w:r>
+        <w:rPr>
+          <w:rFonts w:asciiTheme="majorHAnsi" w:eastAsiaTheme="majorEastAsia" w:hAnsiTheme="majorHAnsi" w:cstheme="majorBidi"/>
+          <w:color w:val="0F4761" w:themeColor="accent1" w:themeShade="BF"/>
+          <w:sz w:val="28"/>
+          <w:szCs w:val="28"/>
+        </w:rPr>
+        <w:t xml:space="preserve"> .</w:t>
+      </w:r>
+      <w:proofErr w:type="spellStart"/>
+      <w:r>
+        <w:rPr>
+          <w:rFonts w:asciiTheme="majorHAnsi" w:eastAsiaTheme="majorEastAsia" w:hAnsiTheme="majorHAnsi" w:cstheme="majorBidi"/>
+          <w:color w:val="0F4761" w:themeColor="accent1" w:themeShade="BF"/>
+          <w:sz w:val="28"/>
+          <w:szCs w:val="28"/>
+        </w:rPr>
+        <w:t>venv</w:t>
+      </w:r>
+      <w:proofErr w:type="spellEnd"/>
+      <w:proofErr w:type="gramEnd"/>
+    </w:p>
+    <w:p>
+      <w:pPr>
+        <w:rPr>
+          <w:rFonts w:asciiTheme="majorHAnsi" w:eastAsiaTheme="majorEastAsia" w:hAnsiTheme="majorHAnsi" w:cstheme="majorBidi"/>
+          <w:color w:val="0F4761" w:themeColor="accent1" w:themeShade="BF"/>
+          <w:sz w:val="28"/>
+          <w:szCs w:val="28"/>
+        </w:rPr>
+      </w:pPr>
+      <w:r>
+        <w:rPr>
+          <w:rFonts w:asciiTheme="majorHAnsi" w:eastAsiaTheme="majorEastAsia" w:hAnsiTheme="majorHAnsi" w:cstheme="majorBidi"/>
+          <w:color w:val="0F4761" w:themeColor="accent1" w:themeShade="BF"/>
+          <w:sz w:val="28"/>
+          <w:szCs w:val="28"/>
+        </w:rPr>
+        <w:t xml:space="preserve">  </w:t>
+      </w:r>
+      <w:proofErr w:type="spellStart"/>
+      <w:r>
+        <w:rPr>
+          <w:rFonts w:asciiTheme="majorHAnsi" w:eastAsiaTheme="majorEastAsia" w:hAnsiTheme="majorHAnsi" w:cstheme="majorBidi"/>
+          <w:color w:val="0F4761" w:themeColor="accent1" w:themeShade="BF"/>
+          <w:sz w:val="28"/>
+          <w:szCs w:val="28"/>
+        </w:rPr>
+        <w:t>venv</w:t>
+      </w:r>
+      <w:proofErr w:type="spellEnd"/>
+      <w:r>
+        <w:rPr>
+          <w:rFonts w:asciiTheme="majorHAnsi" w:eastAsiaTheme="majorEastAsia" w:hAnsiTheme="majorHAnsi" w:cstheme="majorBidi"/>
+          <w:color w:val="0F4761" w:themeColor="accent1" w:themeShade="BF"/>
+          <w:sz w:val="28"/>
+          <w:szCs w:val="28"/>
+        </w:rPr>
+        <w:t>\Scripts\activate</w:t>
+      </w:r>
+    </w:p>
+    <w:p>
+      <w:pPr>
+        <w:rPr>
+          <w:rFonts w:asciiTheme="majorHAnsi" w:eastAsiaTheme="majorEastAsia" w:hAnsiTheme="majorHAnsi" w:cstheme="majorBidi"/>
+          <w:color w:val="0F4761" w:themeColor="accent1" w:themeShade="BF"/>
+          <w:sz w:val="28"/>
+          <w:szCs w:val="28"/>
+        </w:rPr>
+      </w:pPr>
+      <w:r>
+        <w:rPr>
+          <w:rFonts w:asciiTheme="majorHAnsi" w:eastAsiaTheme="majorEastAsia" w:hAnsiTheme="majorHAnsi" w:cstheme="majorBidi"/>
+          <w:color w:val="0F4761" w:themeColor="accent1" w:themeShade="BF"/>
+          <w:sz w:val="28"/>
+          <w:szCs w:val="28"/>
+        </w:rPr>
+        <w:t xml:space="preserve">  pip install -r requirements.txt</w:t>
+      </w:r>
+    </w:p>
+    <w:p>
+      <w:pPr>
+        <w:rPr>
+          <w:rFonts w:asciiTheme="majorHAnsi" w:eastAsiaTheme="majorEastAsia" w:hAnsiTheme="majorHAnsi" w:cstheme="majorBidi"/>
+          <w:color w:val="0F4761" w:themeColor="accent1" w:themeShade="BF"/>
+          <w:sz w:val="28"/>
+          <w:szCs w:val="28"/>
+        </w:rPr>
+      </w:pPr>
+    </w:p>
+    <w:p>
+      <w:pPr>
+        <w:rPr>
+          <w:rFonts w:asciiTheme="majorHAnsi" w:eastAsiaTheme="majorEastAsia" w:hAnsiTheme="majorHAnsi" w:cstheme="majorBidi"/>
+          <w:color w:val="0F4761" w:themeColor="accent1" w:themeShade="BF"/>
+          <w:sz w:val="28"/>
+          <w:szCs w:val="28"/>
+        </w:rPr>
+      </w:pPr>
+      <w:r>
+        <w:rPr>
+          <w:rFonts w:asciiTheme="majorHAnsi" w:eastAsiaTheme="majorEastAsia" w:hAnsiTheme="majorHAnsi" w:cstheme="majorBidi"/>
+          <w:color w:val="0F4761" w:themeColor="accent1" w:themeShade="BF"/>
+          <w:sz w:val="28"/>
+          <w:szCs w:val="28"/>
+        </w:rPr>
+        <w:lastRenderedPageBreak/>
+        <w:t xml:space="preserve">  STEP </w:t>
+      </w:r>
+      <w:r>
+        <w:rPr>
+          <w:rFonts w:asciiTheme="majorHAnsi" w:eastAsiaTheme="majorEastAsia" w:hAnsiTheme="majorHAnsi" w:cstheme="majorBidi"/>
+          <w:color w:val="0F4761" w:themeColor="accent1" w:themeShade="BF"/>
+          <w:sz w:val="28"/>
+          <w:szCs w:val="28"/>
+        </w:rPr>
+        <w:t>3</w:t>
+      </w:r>
+      <w:r>
+        <w:rPr>
+          <w:rFonts w:asciiTheme="majorHAnsi" w:eastAsiaTheme="majorEastAsia" w:hAnsiTheme="majorHAnsi" w:cstheme="majorBidi"/>
+          <w:color w:val="0F4761" w:themeColor="accent1" w:themeShade="BF"/>
+          <w:sz w:val="28"/>
+          <w:szCs w:val="28"/>
+        </w:rPr>
+        <w:t xml:space="preserve">: Start </w:t>
+      </w:r>
+      <w:proofErr w:type="spellStart"/>
+      <w:r>
+        <w:rPr>
+          <w:rFonts w:asciiTheme="majorHAnsi" w:eastAsiaTheme="majorEastAsia" w:hAnsiTheme="majorHAnsi" w:cstheme="majorBidi"/>
+          <w:color w:val="0F4761" w:themeColor="accent1" w:themeShade="BF"/>
+          <w:sz w:val="28"/>
+          <w:szCs w:val="28"/>
+        </w:rPr>
+        <w:t>MinIO</w:t>
+      </w:r>
+      <w:proofErr w:type="spellEnd"/>
+    </w:p>
+    <w:p>
+      <w:pPr>
+        <w:rPr>
+          <w:rFonts w:asciiTheme="majorHAnsi" w:eastAsiaTheme="majorEastAsia" w:hAnsiTheme="majorHAnsi" w:cstheme="majorBidi"/>
+          <w:color w:val="0F4761" w:themeColor="accent1" w:themeShade="BF"/>
+          <w:sz w:val="28"/>
+          <w:szCs w:val="28"/>
+        </w:rPr>
+      </w:pPr>
+    </w:p>
+    <w:p>
+      <w:pPr>
+        <w:rPr>
+          <w:rFonts w:asciiTheme="majorHAnsi" w:eastAsiaTheme="majorEastAsia" w:hAnsiTheme="majorHAnsi" w:cstheme="majorBidi"/>
+          <w:color w:val="0F4761" w:themeColor="accent1" w:themeShade="BF"/>
+          <w:sz w:val="28"/>
+          <w:szCs w:val="28"/>
+        </w:rPr>
+      </w:pPr>
+      <w:r>
+        <w:rPr>
+          <w:rFonts w:asciiTheme="majorHAnsi" w:eastAsiaTheme="majorEastAsia" w:hAnsiTheme="majorHAnsi" w:cstheme="majorBidi"/>
+          <w:color w:val="0F4761" w:themeColor="accent1" w:themeShade="BF"/>
+          <w:sz w:val="28"/>
+          <w:szCs w:val="28"/>
+        </w:rPr>
+        <w:t xml:space="preserve">  docker </w:t>
+      </w:r>
+      <w:proofErr w:type="gramStart"/>
+      <w:r>
+        <w:rPr>
+          <w:rFonts w:asciiTheme="majorHAnsi" w:eastAsiaTheme="majorEastAsia" w:hAnsiTheme="majorHAnsi" w:cstheme="majorBidi"/>
+          <w:color w:val="0F4761" w:themeColor="accent1" w:themeShade="BF"/>
+          <w:sz w:val="28"/>
+          <w:szCs w:val="28"/>
+        </w:rPr>
+        <w:t>run -d</w:t>
+      </w:r>
+      <w:proofErr w:type="gramEnd"/>
+      <w:r>
+        <w:rPr>
+          <w:rFonts w:asciiTheme="majorHAnsi" w:eastAsiaTheme="majorEastAsia" w:hAnsiTheme="majorHAnsi" w:cstheme="majorBidi"/>
+          <w:color w:val="0F4761" w:themeColor="accent1" w:themeShade="BF"/>
+          <w:sz w:val="28"/>
+          <w:szCs w:val="28"/>
+        </w:rPr>
+        <w:t xml:space="preserve"> \</w:t>
+      </w:r>
+    </w:p>
+    <w:p>
+      <w:pPr>
+        <w:rPr>
+          <w:rFonts w:asciiTheme="majorHAnsi" w:eastAsiaTheme="majorEastAsia" w:hAnsiTheme="majorHAnsi" w:cstheme="majorBidi"/>
+          <w:color w:val="0F4761" w:themeColor="accent1" w:themeShade="BF"/>
+          <w:sz w:val="28"/>
+          <w:szCs w:val="28"/>
+        </w:rPr>
+      </w:pPr>
+      <w:r>
+        <w:rPr>
+          <w:rFonts w:asciiTheme="majorHAnsi" w:eastAsiaTheme="majorEastAsia" w:hAnsiTheme="majorHAnsi" w:cstheme="majorBidi"/>
+          <w:color w:val="0F4761" w:themeColor="accent1" w:themeShade="BF"/>
+          <w:sz w:val="28"/>
+          <w:szCs w:val="28"/>
+        </w:rPr>
+        <w:t xml:space="preserve">    --name </w:t>
+      </w:r>
+      <w:proofErr w:type="spellStart"/>
+      <w:r>
+        <w:rPr>
+          <w:rFonts w:asciiTheme="majorHAnsi" w:eastAsiaTheme="majorEastAsia" w:hAnsiTheme="majorHAnsi" w:cstheme="majorBidi"/>
+          <w:color w:val="0F4761" w:themeColor="accent1" w:themeShade="BF"/>
+          <w:sz w:val="28"/>
+          <w:szCs w:val="28"/>
+        </w:rPr>
+        <w:t>minio-dw</w:t>
+      </w:r>
+      <w:proofErr w:type="spellEnd"/>
+      <w:r>
+        <w:rPr>
+          <w:rFonts w:asciiTheme="majorHAnsi" w:eastAsiaTheme="majorEastAsia" w:hAnsiTheme="majorHAnsi" w:cstheme="majorBidi"/>
+          <w:color w:val="0F4761" w:themeColor="accent1" w:themeShade="BF"/>
+          <w:sz w:val="28"/>
+          <w:szCs w:val="28"/>
+        </w:rPr>
+        <w:t xml:space="preserve"> \</w:t>
+      </w:r>
+    </w:p>
+    <w:p>
+      <w:pPr>
+        <w:rPr>
+          <w:rFonts w:asciiTheme="majorHAnsi" w:eastAsiaTheme="majorEastAsia" w:hAnsiTheme="majorHAnsi" w:cstheme="majorBidi"/>
+          <w:color w:val="0F4761" w:themeColor="accent1" w:themeShade="BF"/>
+          <w:sz w:val="28"/>
+          <w:szCs w:val="28"/>
+        </w:rPr>
+      </w:pPr>
+      <w:r>
+        <w:rPr>
+          <w:rFonts w:asciiTheme="majorHAnsi" w:eastAsiaTheme="majorEastAsia" w:hAnsiTheme="majorHAnsi" w:cstheme="majorBidi"/>
+          <w:color w:val="0F4761" w:themeColor="accent1" w:themeShade="BF"/>
+          <w:sz w:val="28"/>
+          <w:szCs w:val="28"/>
+        </w:rPr>
+        <w:t xml:space="preserve">    -p 9000:9000 \</w:t>
+      </w:r>
+    </w:p>
+    <w:p>
+      <w:pPr>
+        <w:rPr>
+          <w:rFonts w:asciiTheme="majorHAnsi" w:eastAsiaTheme="majorEastAsia" w:hAnsiTheme="majorHAnsi" w:cstheme="majorBidi"/>
+          <w:color w:val="0F4761" w:themeColor="accent1" w:themeShade="BF"/>
+          <w:sz w:val="28"/>
+          <w:szCs w:val="28"/>
+        </w:rPr>
+      </w:pPr>
+      <w:r>
+        <w:rPr>
+          <w:rFonts w:asciiTheme="majorHAnsi" w:eastAsiaTheme="majorEastAsia" w:hAnsiTheme="majorHAnsi" w:cstheme="majorBidi"/>
+          <w:color w:val="0F4761" w:themeColor="accent1" w:themeShade="BF"/>
+          <w:sz w:val="28"/>
+          <w:szCs w:val="28"/>
+        </w:rPr>
+        <w:t xml:space="preserve">    -p 9001:9001 \</w:t>
+      </w:r>
+    </w:p>
+    <w:p>
+      <w:pPr>
+        <w:rPr>
+          <w:rFonts w:asciiTheme="majorHAnsi" w:eastAsiaTheme="majorEastAsia" w:hAnsiTheme="majorHAnsi" w:cstheme="majorBidi"/>
+          <w:color w:val="0F4761" w:themeColor="accent1" w:themeShade="BF"/>
+          <w:sz w:val="28"/>
+          <w:szCs w:val="28"/>
+        </w:rPr>
+      </w:pPr>
+      <w:r>
+        <w:rPr>
+          <w:rFonts w:asciiTheme="majorHAnsi" w:eastAsiaTheme="majorEastAsia" w:hAnsiTheme="majorHAnsi" w:cstheme="majorBidi"/>
+          <w:color w:val="0F4761" w:themeColor="accent1" w:themeShade="BF"/>
+          <w:sz w:val="28"/>
+          <w:szCs w:val="28"/>
+        </w:rPr>
+        <w:t xml:space="preserve">    -e MINIO_ROOT_USER=</w:t>
+      </w:r>
+      <w:proofErr w:type="spellStart"/>
+      <w:r>
+        <w:rPr>
+          <w:rFonts w:asciiTheme="majorHAnsi" w:eastAsiaTheme="majorEastAsia" w:hAnsiTheme="majorHAnsi" w:cstheme="majorBidi"/>
+          <w:color w:val="0F4761" w:themeColor="accent1" w:themeShade="BF"/>
+          <w:sz w:val="28"/>
+          <w:szCs w:val="28"/>
+        </w:rPr>
+        <w:t>minioadmin</w:t>
+      </w:r>
+      <w:proofErr w:type="spellEnd"/>
+      <w:r>
+        <w:rPr>
+          <w:rFonts w:asciiTheme="majorHAnsi" w:eastAsiaTheme="majorEastAsia" w:hAnsiTheme="majorHAnsi" w:cstheme="majorBidi"/>
+          <w:color w:val="0F4761" w:themeColor="accent1" w:themeShade="BF"/>
+          <w:sz w:val="28"/>
+          <w:szCs w:val="28"/>
+        </w:rPr>
+        <w:t xml:space="preserve"> \</w:t>
+      </w:r>
+    </w:p>
+    <w:p>
+      <w:pPr>
+        <w:rPr>
+          <w:rFonts w:asciiTheme="majorHAnsi" w:eastAsiaTheme="majorEastAsia" w:hAnsiTheme="majorHAnsi" w:cstheme="majorBidi"/>
+          <w:color w:val="0F4761" w:themeColor="accent1" w:themeShade="BF"/>
+          <w:sz w:val="28"/>
+          <w:szCs w:val="28"/>
+        </w:rPr>
+      </w:pPr>
+      <w:r>
+        <w:rPr>
+          <w:rFonts w:asciiTheme="majorHAnsi" w:eastAsiaTheme="majorEastAsia" w:hAnsiTheme="majorHAnsi" w:cstheme="majorBidi"/>
+          <w:color w:val="0F4761" w:themeColor="accent1" w:themeShade="BF"/>
+          <w:sz w:val="28"/>
+          <w:szCs w:val="28"/>
+        </w:rPr>
+        <w:t xml:space="preserve">    -e MINIO_ROOT_PASSWORD=</w:t>
+      </w:r>
+      <w:proofErr w:type="spellStart"/>
+      <w:r>
+        <w:rPr>
+          <w:rFonts w:asciiTheme="majorHAnsi" w:eastAsiaTheme="majorEastAsia" w:hAnsiTheme="majorHAnsi" w:cstheme="majorBidi"/>
+          <w:color w:val="0F4761" w:themeColor="accent1" w:themeShade="BF"/>
+          <w:sz w:val="28"/>
+          <w:szCs w:val="28"/>
+        </w:rPr>
+        <w:t>minioadmin</w:t>
+      </w:r>
+      <w:proofErr w:type="spellEnd"/>
+      <w:r>
+        <w:rPr>
+          <w:rFonts w:asciiTheme="majorHAnsi" w:eastAsiaTheme="majorEastAsia" w:hAnsiTheme="majorHAnsi" w:cstheme="majorBidi"/>
+          <w:color w:val="0F4761" w:themeColor="accent1" w:themeShade="BF"/>
+          <w:sz w:val="28"/>
+          <w:szCs w:val="28"/>
+        </w:rPr>
+        <w:t xml:space="preserve"> \</w:t>
+      </w:r>
+    </w:p>
+    <w:p>
+      <w:pPr>
+        <w:rPr>
+          <w:rFonts w:asciiTheme="majorHAnsi" w:eastAsiaTheme="majorEastAsia" w:hAnsiTheme="majorHAnsi" w:cstheme="majorBidi"/>
+          <w:color w:val="0F4761" w:themeColor="accent1" w:themeShade="BF"/>
+          <w:sz w:val="28"/>
+          <w:szCs w:val="28"/>
+        </w:rPr>
+      </w:pPr>
+      <w:r>
+        <w:rPr>
+          <w:rFonts w:asciiTheme="majorHAnsi" w:eastAsiaTheme="majorEastAsia" w:hAnsiTheme="majorHAnsi" w:cstheme="majorBidi"/>
+          <w:color w:val="0F4761" w:themeColor="accent1" w:themeShade="BF"/>
+          <w:sz w:val="28"/>
+          <w:szCs w:val="28"/>
+        </w:rPr>
+        <w:t xml:space="preserve">    -v $(</w:t>
+      </w:r>
+      <w:proofErr w:type="spellStart"/>
+      <w:r>
+        <w:rPr>
+          <w:rFonts w:asciiTheme="majorHAnsi" w:eastAsiaTheme="majorEastAsia" w:hAnsiTheme="majorHAnsi" w:cstheme="majorBidi"/>
+          <w:color w:val="0F4761" w:themeColor="accent1" w:themeShade="BF"/>
+          <w:sz w:val="28"/>
+          <w:szCs w:val="28"/>
+        </w:rPr>
+        <w:t>pwd</w:t>
+      </w:r>
+      <w:proofErr w:type="spellEnd"/>
+      <w:r>
+        <w:rPr>
+          <w:rFonts w:asciiTheme="majorHAnsi" w:eastAsiaTheme="majorEastAsia" w:hAnsiTheme="majorHAnsi" w:cstheme="majorBidi"/>
+          <w:color w:val="0F4761" w:themeColor="accent1" w:themeShade="BF"/>
+          <w:sz w:val="28"/>
+          <w:szCs w:val="28"/>
+        </w:rPr>
+        <w:t>)/</w:t>
+      </w:r>
+      <w:proofErr w:type="spellStart"/>
+      <w:r>
+        <w:rPr>
+          <w:rFonts w:asciiTheme="majorHAnsi" w:eastAsiaTheme="majorEastAsia" w:hAnsiTheme="majorHAnsi" w:cstheme="majorBidi"/>
+          <w:color w:val="0F4761" w:themeColor="accent1" w:themeShade="BF"/>
+          <w:sz w:val="28"/>
+          <w:szCs w:val="28"/>
+        </w:rPr>
+        <w:t>minio_data</w:t>
+      </w:r>
+      <w:proofErr w:type="spellEnd"/>
+      <w:r>
+        <w:rPr>
+          <w:rFonts w:asciiTheme="majorHAnsi" w:eastAsiaTheme="majorEastAsia" w:hAnsiTheme="majorHAnsi" w:cstheme="majorBidi"/>
+          <w:color w:val="0F4761" w:themeColor="accent1" w:themeShade="BF"/>
+          <w:sz w:val="28"/>
+          <w:szCs w:val="28"/>
+        </w:rPr>
+        <w:t>:/data \</w:t>
+      </w:r>
+    </w:p>
+    <w:p>
+      <w:pPr>
+        <w:rPr>
+          <w:rFonts w:asciiTheme="majorHAnsi" w:eastAsiaTheme="majorEastAsia" w:hAnsiTheme="majorHAnsi" w:cstheme="majorBidi"/>
+          <w:color w:val="0F4761" w:themeColor="accent1" w:themeShade="BF"/>
+          <w:sz w:val="28"/>
+          <w:szCs w:val="28"/>
+        </w:rPr>
+      </w:pPr>
+      <w:r>
+        <w:rPr>
+          <w:rFonts w:asciiTheme="majorHAnsi" w:eastAsiaTheme="majorEastAsia" w:hAnsiTheme="majorHAnsi" w:cstheme="majorBidi"/>
+          <w:color w:val="0F4761" w:themeColor="accent1" w:themeShade="BF"/>
+          <w:sz w:val="28"/>
+          <w:szCs w:val="28"/>
+        </w:rPr>
+        <w:t xml:space="preserve">    quay.io/</w:t>
+      </w:r>
+      <w:proofErr w:type="spellStart"/>
+      <w:r>
+        <w:rPr>
+          <w:rFonts w:asciiTheme="majorHAnsi" w:eastAsiaTheme="majorEastAsia" w:hAnsiTheme="majorHAnsi" w:cstheme="majorBidi"/>
+          <w:color w:val="0F4761" w:themeColor="accent1" w:themeShade="BF"/>
+          <w:sz w:val="28"/>
+          <w:szCs w:val="28"/>
+        </w:rPr>
+        <w:t>minio</w:t>
+      </w:r>
+      <w:proofErr w:type="spellEnd"/>
+      <w:r>
+        <w:rPr>
+          <w:rFonts w:asciiTheme="majorHAnsi" w:eastAsiaTheme="majorEastAsia" w:hAnsiTheme="majorHAnsi" w:cstheme="majorBidi"/>
+          <w:color w:val="0F4761" w:themeColor="accent1" w:themeShade="BF"/>
+          <w:sz w:val="28"/>
+          <w:szCs w:val="28"/>
+        </w:rPr>
+        <w:t>/</w:t>
+      </w:r>
+      <w:proofErr w:type="spellStart"/>
+      <w:r>
+        <w:rPr>
+          <w:rFonts w:asciiTheme="majorHAnsi" w:eastAsiaTheme="majorEastAsia" w:hAnsiTheme="majorHAnsi" w:cstheme="majorBidi"/>
+          <w:color w:val="0F4761" w:themeColor="accent1" w:themeShade="BF"/>
+          <w:sz w:val="28"/>
+          <w:szCs w:val="28"/>
+        </w:rPr>
+        <w:t>minio</w:t>
+      </w:r>
+      <w:proofErr w:type="spellEnd"/>
+      <w:r>
+        <w:rPr>
+          <w:rFonts w:asciiTheme="majorHAnsi" w:eastAsiaTheme="majorEastAsia" w:hAnsiTheme="majorHAnsi" w:cstheme="majorBidi"/>
+          <w:color w:val="0F4761" w:themeColor="accent1" w:themeShade="BF"/>
+          <w:sz w:val="28"/>
+          <w:szCs w:val="28"/>
+        </w:rPr>
+        <w:t xml:space="preserve"> server /data --console-address ":9001"</w:t>
+      </w:r>
+    </w:p>
+    <w:p>
+      <w:pPr>
+        <w:rPr>
+          <w:rFonts w:asciiTheme="majorHAnsi" w:eastAsiaTheme="majorEastAsia" w:hAnsiTheme="majorHAnsi" w:cstheme="majorBidi"/>
+          <w:color w:val="0F4761" w:themeColor="accent1" w:themeShade="BF"/>
+          <w:sz w:val="28"/>
+          <w:szCs w:val="28"/>
+        </w:rPr>
+      </w:pPr>
+    </w:p>
+    <w:p>
+      <w:pPr>
+        <w:rPr>
+          <w:rFonts w:asciiTheme="majorHAnsi" w:eastAsiaTheme="majorEastAsia" w:hAnsiTheme="majorHAnsi" w:cstheme="majorBidi"/>
+          <w:color w:val="0F4761" w:themeColor="accent1" w:themeShade="BF"/>
+          <w:sz w:val="28"/>
+          <w:szCs w:val="28"/>
+        </w:rPr>
+      </w:pPr>
+      <w:r>
+        <w:rPr>
+          <w:rFonts w:asciiTheme="majorHAnsi" w:eastAsiaTheme="majorEastAsia" w:hAnsiTheme="majorHAnsi" w:cstheme="majorBidi"/>
+          <w:color w:val="0F4761" w:themeColor="accent1" w:themeShade="BF"/>
+          <w:sz w:val="28"/>
+          <w:szCs w:val="28"/>
+        </w:rPr>
+        <w:t xml:space="preserve">  # Open </w:t>
+      </w:r>
+      <w:proofErr w:type="spellStart"/>
+      <w:r>
+        <w:rPr>
+          <w:rFonts w:asciiTheme="majorHAnsi" w:eastAsiaTheme="majorEastAsia" w:hAnsiTheme="majorHAnsi" w:cstheme="majorBidi"/>
+          <w:color w:val="0F4761" w:themeColor="accent1" w:themeShade="BF"/>
+          <w:sz w:val="28"/>
+          <w:szCs w:val="28"/>
+        </w:rPr>
+        <w:t>MinIO</w:t>
+      </w:r>
+      <w:proofErr w:type="spellEnd"/>
+      <w:r>
+        <w:rPr>
+          <w:rFonts w:asciiTheme="majorHAnsi" w:eastAsiaTheme="majorEastAsia" w:hAnsiTheme="majorHAnsi" w:cstheme="majorBidi"/>
+          <w:color w:val="0F4761" w:themeColor="accent1" w:themeShade="BF"/>
+          <w:sz w:val="28"/>
+          <w:szCs w:val="28"/>
+        </w:rPr>
+        <w:t xml:space="preserve"> console at http://localhost:9001</w:t>
+      </w:r>
+    </w:p>
+    <w:p>
+      <w:pPr>
+        <w:rPr>
+          <w:rFonts w:asciiTheme="majorHAnsi" w:eastAsiaTheme="majorEastAsia" w:hAnsiTheme="majorHAnsi" w:cstheme="majorBidi"/>
+          <w:color w:val="0F4761" w:themeColor="accent1" w:themeShade="BF"/>
+          <w:sz w:val="28"/>
+          <w:szCs w:val="28"/>
+        </w:rPr>
+      </w:pPr>
+      <w:r>
+        <w:rPr>
+          <w:rFonts w:asciiTheme="majorHAnsi" w:eastAsiaTheme="majorEastAsia" w:hAnsiTheme="majorHAnsi" w:cstheme="majorBidi"/>
+          <w:color w:val="0F4761" w:themeColor="accent1" w:themeShade="BF"/>
+          <w:sz w:val="28"/>
+          <w:szCs w:val="28"/>
+        </w:rPr>
+        <w:t xml:space="preserve">  # Login: </w:t>
+      </w:r>
+      <w:proofErr w:type="spellStart"/>
+      <w:r>
+        <w:rPr>
+          <w:rFonts w:asciiTheme="majorHAnsi" w:eastAsiaTheme="majorEastAsia" w:hAnsiTheme="majorHAnsi" w:cstheme="majorBidi"/>
+          <w:color w:val="0F4761" w:themeColor="accent1" w:themeShade="BF"/>
+          <w:sz w:val="28"/>
+          <w:szCs w:val="28"/>
+        </w:rPr>
+        <w:t>minioadmin</w:t>
+      </w:r>
+      <w:proofErr w:type="spellEnd"/>
+      <w:r>
+        <w:rPr>
+          <w:rFonts w:asciiTheme="majorHAnsi" w:eastAsiaTheme="majorEastAsia" w:hAnsiTheme="majorHAnsi" w:cstheme="majorBidi"/>
+          <w:color w:val="0F4761" w:themeColor="accent1" w:themeShade="BF"/>
+          <w:sz w:val="28"/>
+          <w:szCs w:val="28"/>
+        </w:rPr>
+        <w:t xml:space="preserve"> / </w:t>
+      </w:r>
+      <w:proofErr w:type="spellStart"/>
+      <w:r>
+        <w:rPr>
+          <w:rFonts w:asciiTheme="majorHAnsi" w:eastAsiaTheme="majorEastAsia" w:hAnsiTheme="majorHAnsi" w:cstheme="majorBidi"/>
+          <w:color w:val="0F4761" w:themeColor="accent1" w:themeShade="BF"/>
+          <w:sz w:val="28"/>
+          <w:szCs w:val="28"/>
+        </w:rPr>
+        <w:t>minioadmin</w:t>
+      </w:r>
+      <w:proofErr w:type="spellEnd"/>
+    </w:p>
+    <w:p>
+      <w:pPr>
+        <w:rPr>
+          <w:rFonts w:asciiTheme="majorHAnsi" w:eastAsiaTheme="majorEastAsia" w:hAnsiTheme="majorHAnsi" w:cstheme="majorBidi"/>
+          <w:color w:val="0F4761" w:themeColor="accent1" w:themeShade="BF"/>
+          <w:sz w:val="28"/>
+          <w:szCs w:val="28"/>
+        </w:rPr>
+      </w:pPr>
+      <w:r>
+        <w:rPr>
+          <w:rFonts w:asciiTheme="majorHAnsi" w:eastAsiaTheme="majorEastAsia" w:hAnsiTheme="majorHAnsi" w:cstheme="majorBidi"/>
+          <w:color w:val="0F4761" w:themeColor="accent1" w:themeShade="BF"/>
+          <w:sz w:val="28"/>
+          <w:szCs w:val="28"/>
+        </w:rPr>
+        <w:t xml:space="preserve">  # The bucket "retrograde-</w:t>
+      </w:r>
+      <w:proofErr w:type="spellStart"/>
+      <w:r>
+        <w:rPr>
+          <w:rFonts w:asciiTheme="majorHAnsi" w:eastAsiaTheme="majorEastAsia" w:hAnsiTheme="majorHAnsi" w:cstheme="majorBidi"/>
+          <w:color w:val="0F4761" w:themeColor="accent1" w:themeShade="BF"/>
+          <w:sz w:val="28"/>
+          <w:szCs w:val="28"/>
+        </w:rPr>
+        <w:t>dw</w:t>
+      </w:r>
+      <w:proofErr w:type="spellEnd"/>
+      <w:r>
+        <w:rPr>
+          <w:rFonts w:asciiTheme="majorHAnsi" w:eastAsiaTheme="majorEastAsia" w:hAnsiTheme="majorHAnsi" w:cstheme="majorBidi"/>
+          <w:color w:val="0F4761" w:themeColor="accent1" w:themeShade="BF"/>
+          <w:sz w:val="28"/>
+          <w:szCs w:val="28"/>
+        </w:rPr>
+        <w:t>" is auto-created by the loader</w:t>
+      </w:r>
+    </w:p>
+    <w:p>
+      <w:pPr>
+        <w:rPr>
+          <w:rFonts w:asciiTheme="majorHAnsi" w:eastAsiaTheme="majorEastAsia" w:hAnsiTheme="majorHAnsi" w:cstheme="majorBidi"/>
+          <w:color w:val="0F4761" w:themeColor="accent1" w:themeShade="BF"/>
+          <w:sz w:val="28"/>
+          <w:szCs w:val="28"/>
+        </w:rPr>
+      </w:pPr>
+    </w:p>
+    <w:p>
+      <w:pPr>
+        <w:rPr>
+          <w:rFonts w:asciiTheme="majorHAnsi" w:eastAsiaTheme="majorEastAsia" w:hAnsiTheme="majorHAnsi" w:cstheme="majorBidi"/>
+          <w:color w:val="0F4761" w:themeColor="accent1" w:themeShade="BF"/>
+          <w:sz w:val="28"/>
+          <w:szCs w:val="28"/>
+        </w:rPr>
+      </w:pPr>
+      <w:r>
+        <w:rPr>
+          <w:rFonts w:asciiTheme="majorHAnsi" w:eastAsiaTheme="majorEastAsia" w:hAnsiTheme="majorHAnsi" w:cstheme="majorBidi"/>
+          <w:color w:val="0F4761" w:themeColor="accent1" w:themeShade="BF"/>
+          <w:sz w:val="28"/>
+          <w:szCs w:val="28"/>
+        </w:rPr>
+        <w:t xml:space="preserve">  STEP </w:t>
+      </w:r>
+      <w:r>
+        <w:rPr>
+          <w:rFonts w:asciiTheme="majorHAnsi" w:eastAsiaTheme="majorEastAsia" w:hAnsiTheme="majorHAnsi" w:cstheme="majorBidi"/>
+          <w:color w:val="0F4761" w:themeColor="accent1" w:themeShade="BF"/>
+          <w:sz w:val="28"/>
+          <w:szCs w:val="28"/>
+        </w:rPr>
+        <w:t>4</w:t>
+      </w:r>
+      <w:r>
+        <w:rPr>
+          <w:rFonts w:asciiTheme="majorHAnsi" w:eastAsiaTheme="majorEastAsia" w:hAnsiTheme="majorHAnsi" w:cstheme="majorBidi"/>
+          <w:color w:val="0F4761" w:themeColor="accent1" w:themeShade="BF"/>
+          <w:sz w:val="28"/>
+          <w:szCs w:val="28"/>
+        </w:rPr>
+        <w:t>: Configure Environment</w:t>
+      </w:r>
+    </w:p>
+    <w:p>
+      <w:pPr>
+        <w:rPr>
+          <w:rFonts w:asciiTheme="majorHAnsi" w:eastAsiaTheme="majorEastAsia" w:hAnsiTheme="majorHAnsi" w:cstheme="majorBidi"/>
+          <w:color w:val="0F4761" w:themeColor="accent1" w:themeShade="BF"/>
+          <w:sz w:val="28"/>
+          <w:szCs w:val="28"/>
+        </w:rPr>
+      </w:pPr>
+      <w:r>
+        <w:rPr>
+          <w:rFonts w:asciiTheme="majorHAnsi" w:eastAsiaTheme="majorEastAsia" w:hAnsiTheme="majorHAnsi" w:cstheme="majorBidi"/>
+          <w:color w:val="0F4761" w:themeColor="accent1" w:themeShade="BF"/>
+          <w:sz w:val="28"/>
+          <w:szCs w:val="28"/>
+        </w:rPr>
+        <w:t xml:space="preserve">  </w:t>
+      </w:r>
+      <w:proofErr w:type="gramStart"/>
+      <w:r>
+        <w:rPr>
+          <w:rFonts w:asciiTheme="majorHAnsi" w:eastAsiaTheme="majorEastAsia" w:hAnsiTheme="majorHAnsi" w:cstheme="majorBidi"/>
+          <w:color w:val="0F4761" w:themeColor="accent1" w:themeShade="BF"/>
+          <w:sz w:val="28"/>
+          <w:szCs w:val="28"/>
+        </w:rPr>
+        <w:t>cp .</w:t>
+      </w:r>
+      <w:proofErr w:type="spellStart"/>
+      <w:r>
+        <w:rPr>
+          <w:rFonts w:asciiTheme="majorHAnsi" w:eastAsiaTheme="majorEastAsia" w:hAnsiTheme="majorHAnsi" w:cstheme="majorBidi"/>
+          <w:color w:val="0F4761" w:themeColor="accent1" w:themeShade="BF"/>
+          <w:sz w:val="28"/>
+          <w:szCs w:val="28"/>
+        </w:rPr>
+        <w:t>env</w:t>
+      </w:r>
+      <w:proofErr w:type="gramEnd"/>
+      <w:r>
+        <w:rPr>
+          <w:rFonts w:asciiTheme="majorHAnsi" w:eastAsiaTheme="majorEastAsia" w:hAnsiTheme="majorHAnsi" w:cstheme="majorBidi"/>
+          <w:color w:val="0F4761" w:themeColor="accent1" w:themeShade="BF"/>
+          <w:sz w:val="28"/>
+          <w:szCs w:val="28"/>
+        </w:rPr>
+        <w:t>.</w:t>
+      </w:r>
+      <w:proofErr w:type="gramStart"/>
+      <w:r>
+        <w:rPr>
+          <w:rFonts w:asciiTheme="majorHAnsi" w:eastAsiaTheme="majorEastAsia" w:hAnsiTheme="majorHAnsi" w:cstheme="majorBidi"/>
+          <w:color w:val="0F4761" w:themeColor="accent1" w:themeShade="BF"/>
+          <w:sz w:val="28"/>
+          <w:szCs w:val="28"/>
+        </w:rPr>
+        <w:t>example</w:t>
+      </w:r>
+      <w:proofErr w:type="spellEnd"/>
+      <w:r>
+        <w:rPr>
+          <w:rFonts w:asciiTheme="majorHAnsi" w:eastAsiaTheme="majorEastAsia" w:hAnsiTheme="majorHAnsi" w:cstheme="majorBidi"/>
+          <w:color w:val="0F4761" w:themeColor="accent1" w:themeShade="BF"/>
+          <w:sz w:val="28"/>
+          <w:szCs w:val="28"/>
+        </w:rPr>
+        <w:t xml:space="preserve"> .env</w:t>
+      </w:r>
+      <w:proofErr w:type="gramEnd"/>
+    </w:p>
+    <w:p>
+      <w:pPr>
+        <w:rPr>
+          <w:rFonts w:asciiTheme="majorHAnsi" w:eastAsiaTheme="majorEastAsia" w:hAnsiTheme="majorHAnsi" w:cstheme="majorBidi"/>
+          <w:color w:val="0F4761" w:themeColor="accent1" w:themeShade="BF"/>
+          <w:sz w:val="28"/>
+          <w:szCs w:val="28"/>
+        </w:rPr>
+      </w:pPr>
+    </w:p>
+    <w:p>
+      <w:pPr>
+        <w:rPr>
+          <w:rFonts w:asciiTheme="majorHAnsi" w:eastAsiaTheme="majorEastAsia" w:hAnsiTheme="majorHAnsi" w:cstheme="majorBidi"/>
+          <w:color w:val="0F4761" w:themeColor="accent1" w:themeShade="BF"/>
+          <w:sz w:val="28"/>
+          <w:szCs w:val="28"/>
+        </w:rPr>
+      </w:pPr>
+      <w:r>
+        <w:rPr>
+          <w:rFonts w:asciiTheme="majorHAnsi" w:eastAsiaTheme="majorEastAsia" w:hAnsiTheme="majorHAnsi" w:cstheme="majorBidi"/>
+          <w:color w:val="0F4761" w:themeColor="accent1" w:themeShade="BF"/>
+          <w:sz w:val="28"/>
+          <w:szCs w:val="28"/>
+        </w:rPr>
+        <w:t xml:space="preserve">  # </w:t>
+      </w:r>
+      <w:proofErr w:type="gramStart"/>
+      <w:r>
+        <w:rPr>
+          <w:rFonts w:asciiTheme="majorHAnsi" w:eastAsiaTheme="majorEastAsia" w:hAnsiTheme="majorHAnsi" w:cstheme="majorBidi"/>
+          <w:color w:val="0F4761" w:themeColor="accent1" w:themeShade="BF"/>
+          <w:sz w:val="28"/>
+          <w:szCs w:val="28"/>
+        </w:rPr>
+        <w:t>Edit .env</w:t>
+      </w:r>
+      <w:proofErr w:type="gramEnd"/>
+      <w:r>
+        <w:rPr>
+          <w:rFonts w:asciiTheme="majorHAnsi" w:eastAsiaTheme="majorEastAsia" w:hAnsiTheme="majorHAnsi" w:cstheme="majorBidi"/>
+          <w:color w:val="0F4761" w:themeColor="accent1" w:themeShade="BF"/>
+          <w:sz w:val="28"/>
+          <w:szCs w:val="28"/>
+        </w:rPr>
+        <w:t xml:space="preserve"> — minimum required changes:</w:t>
+      </w:r>
+    </w:p>
+    <w:p>
+      <w:pPr>
+        <w:rPr>
+          <w:rFonts w:asciiTheme="majorHAnsi" w:eastAsiaTheme="majorEastAsia" w:hAnsiTheme="majorHAnsi" w:cstheme="majorBidi"/>
+          <w:color w:val="0F4761" w:themeColor="accent1" w:themeShade="BF"/>
+          <w:sz w:val="28"/>
+          <w:szCs w:val="28"/>
+        </w:rPr>
+      </w:pPr>
+      <w:r>
+        <w:rPr>
+          <w:rFonts w:asciiTheme="majorHAnsi" w:eastAsiaTheme="majorEastAsia" w:hAnsiTheme="majorHAnsi" w:cstheme="majorBidi"/>
+          <w:color w:val="0F4761" w:themeColor="accent1" w:themeShade="BF"/>
+          <w:sz w:val="28"/>
+          <w:szCs w:val="28"/>
+        </w:rPr>
+        <w:t xml:space="preserve">  #   PG_HOST=localhost</w:t>
+      </w:r>
+    </w:p>
+    <w:p>
+      <w:pPr>
+        <w:rPr>
+          <w:rFonts w:asciiTheme="majorHAnsi" w:eastAsiaTheme="majorEastAsia" w:hAnsiTheme="majorHAnsi" w:cstheme="majorBidi"/>
+          <w:color w:val="0F4761" w:themeColor="accent1" w:themeShade="BF"/>
+          <w:sz w:val="28"/>
+          <w:szCs w:val="28"/>
+        </w:rPr>
+      </w:pPr>
+      <w:r>
+        <w:rPr>
+          <w:rFonts w:asciiTheme="majorHAnsi" w:eastAsiaTheme="majorEastAsia" w:hAnsiTheme="majorHAnsi" w:cstheme="majorBidi"/>
+          <w:color w:val="0F4761" w:themeColor="accent1" w:themeShade="BF"/>
+          <w:sz w:val="28"/>
+          <w:szCs w:val="28"/>
+        </w:rPr>
+        <w:t xml:space="preserve">  #   PG_DATABASE=</w:t>
+      </w:r>
+      <w:proofErr w:type="spellStart"/>
+      <w:r>
+        <w:rPr>
+          <w:rFonts w:asciiTheme="majorHAnsi" w:eastAsiaTheme="majorEastAsia" w:hAnsiTheme="majorHAnsi" w:cstheme="majorBidi"/>
+          <w:color w:val="0F4761" w:themeColor="accent1" w:themeShade="BF"/>
+          <w:sz w:val="28"/>
+          <w:szCs w:val="28"/>
+        </w:rPr>
+        <w:t>retrograde_dw</w:t>
+      </w:r>
+      <w:proofErr w:type="spellEnd"/>
+    </w:p>
+    <w:p>
+      <w:pPr>
+        <w:rPr>
+          <w:rFonts w:asciiTheme="majorHAnsi" w:eastAsiaTheme="majorEastAsia" w:hAnsiTheme="majorHAnsi" w:cstheme="majorBidi"/>
+          <w:color w:val="0F4761" w:themeColor="accent1" w:themeShade="BF"/>
+          <w:sz w:val="28"/>
+          <w:szCs w:val="28"/>
+        </w:rPr>
+      </w:pPr>
+      <w:r>
+        <w:rPr>
+          <w:rFonts w:asciiTheme="majorHAnsi" w:eastAsiaTheme="majorEastAsia" w:hAnsiTheme="majorHAnsi" w:cstheme="majorBidi"/>
+          <w:color w:val="0F4761" w:themeColor="accent1" w:themeShade="BF"/>
+          <w:sz w:val="28"/>
+          <w:szCs w:val="28"/>
+        </w:rPr>
+        <w:t xml:space="preserve">  #   PG_USER=</w:t>
+      </w:r>
+      <w:proofErr w:type="spellStart"/>
+      <w:r>
+        <w:rPr>
+          <w:rFonts w:asciiTheme="majorHAnsi" w:eastAsiaTheme="majorEastAsia" w:hAnsiTheme="majorHAnsi" w:cstheme="majorBidi"/>
+          <w:color w:val="0F4761" w:themeColor="accent1" w:themeShade="BF"/>
+          <w:sz w:val="28"/>
+          <w:szCs w:val="28"/>
+        </w:rPr>
+        <w:t>postgres</w:t>
+      </w:r>
+      <w:proofErr w:type="spellEnd"/>
+    </w:p>
+    <w:p>
+      <w:pPr>
+        <w:rPr>
+          <w:rFonts w:asciiTheme="majorHAnsi" w:eastAsiaTheme="majorEastAsia" w:hAnsiTheme="majorHAnsi" w:cstheme="majorBidi"/>
+          <w:color w:val="0F4761" w:themeColor="accent1" w:themeShade="BF"/>
+          <w:sz w:val="28"/>
+          <w:szCs w:val="28"/>
+        </w:rPr>
+      </w:pPr>
+      <w:r>
+        <w:rPr>
+          <w:rFonts w:asciiTheme="majorHAnsi" w:eastAsiaTheme="majorEastAsia" w:hAnsiTheme="majorHAnsi" w:cstheme="majorBidi"/>
+          <w:color w:val="0F4761" w:themeColor="accent1" w:themeShade="BF"/>
+          <w:sz w:val="28"/>
+          <w:szCs w:val="28"/>
+        </w:rPr>
+        <w:t xml:space="preserve">  #   PG_PASSWORD=</w:t>
+      </w:r>
+      <w:proofErr w:type="spellStart"/>
+      <w:r>
+        <w:rPr>
+          <w:rFonts w:asciiTheme="majorHAnsi" w:eastAsiaTheme="majorEastAsia" w:hAnsiTheme="majorHAnsi" w:cstheme="majorBidi"/>
+          <w:color w:val="0F4761" w:themeColor="accent1" w:themeShade="BF"/>
+          <w:sz w:val="28"/>
+          <w:szCs w:val="28"/>
+        </w:rPr>
+        <w:t>your_password</w:t>
+      </w:r>
+      <w:proofErr w:type="spellEnd"/>
+    </w:p>
+    <w:p>
+      <w:pPr>
+        <w:rPr>
+          <w:rFonts w:asciiTheme="majorHAnsi" w:eastAsiaTheme="majorEastAsia" w:hAnsiTheme="majorHAnsi" w:cstheme="majorBidi"/>
+          <w:color w:val="0F4761" w:themeColor="accent1" w:themeShade="BF"/>
+          <w:sz w:val="28"/>
+          <w:szCs w:val="28"/>
+        </w:rPr>
+      </w:pPr>
+      <w:r>
+        <w:rPr>
+          <w:rFonts w:asciiTheme="majorHAnsi" w:eastAsiaTheme="majorEastAsia" w:hAnsiTheme="majorHAnsi" w:cstheme="majorBidi"/>
+          <w:color w:val="0F4761" w:themeColor="accent1" w:themeShade="BF"/>
+          <w:sz w:val="28"/>
+          <w:szCs w:val="28"/>
+        </w:rPr>
+        <w:lastRenderedPageBreak/>
+        <w:t xml:space="preserve">  #   CLOUD_PROVIDER=</w:t>
+      </w:r>
+      <w:proofErr w:type="spellStart"/>
+      <w:r>
+        <w:rPr>
+          <w:rFonts w:asciiTheme="majorHAnsi" w:eastAsiaTheme="majorEastAsia" w:hAnsiTheme="majorHAnsi" w:cstheme="majorBidi"/>
+          <w:color w:val="0F4761" w:themeColor="accent1" w:themeShade="BF"/>
+          <w:sz w:val="28"/>
+          <w:szCs w:val="28"/>
+        </w:rPr>
+        <w:t>minio</w:t>
+      </w:r>
+      <w:proofErr w:type="spellEnd"/>
+      <w:r>
+        <w:rPr>
+          <w:rFonts w:asciiTheme="majorHAnsi" w:eastAsiaTheme="majorEastAsia" w:hAnsiTheme="majorHAnsi" w:cstheme="majorBidi"/>
+          <w:color w:val="0F4761" w:themeColor="accent1" w:themeShade="BF"/>
+          <w:sz w:val="28"/>
+          <w:szCs w:val="28"/>
+        </w:rPr>
+        <w:t xml:space="preserve">           </w:t>
+      </w:r>
+    </w:p>
+    <w:p>
+      <w:pPr>
+        <w:rPr>
+          <w:rFonts w:asciiTheme="majorHAnsi" w:eastAsiaTheme="majorEastAsia" w:hAnsiTheme="majorHAnsi" w:cstheme="majorBidi"/>
+          <w:color w:val="0F4761" w:themeColor="accent1" w:themeShade="BF"/>
+          <w:sz w:val="28"/>
+          <w:szCs w:val="28"/>
+        </w:rPr>
+      </w:pPr>
+      <w:r>
+        <w:rPr>
+          <w:rFonts w:asciiTheme="majorHAnsi" w:eastAsiaTheme="majorEastAsia" w:hAnsiTheme="majorHAnsi" w:cstheme="majorBidi"/>
+          <w:color w:val="0F4761" w:themeColor="accent1" w:themeShade="BF"/>
+          <w:sz w:val="28"/>
+          <w:szCs w:val="28"/>
+        </w:rPr>
+        <w:t xml:space="preserve">  #   MINIO_ENDPOINT=http://localhost:9000</w:t>
+      </w:r>
+    </w:p>
+    <w:p>
+      <w:pPr>
+        <w:rPr>
+          <w:rFonts w:asciiTheme="majorHAnsi" w:eastAsiaTheme="majorEastAsia" w:hAnsiTheme="majorHAnsi" w:cstheme="majorBidi"/>
+          <w:color w:val="0F4761" w:themeColor="accent1" w:themeShade="BF"/>
+          <w:sz w:val="28"/>
+          <w:szCs w:val="28"/>
+        </w:rPr>
+      </w:pPr>
+      <w:r>
+        <w:rPr>
+          <w:rFonts w:asciiTheme="majorHAnsi" w:eastAsiaTheme="majorEastAsia" w:hAnsiTheme="majorHAnsi" w:cstheme="majorBidi"/>
+          <w:color w:val="0F4761" w:themeColor="accent1" w:themeShade="BF"/>
+          <w:sz w:val="28"/>
+          <w:szCs w:val="28"/>
+        </w:rPr>
+        <w:t xml:space="preserve">  #   MINIO_BUCKET=retrograde-</w:t>
+      </w:r>
+      <w:proofErr w:type="spellStart"/>
+      <w:r>
+        <w:rPr>
+          <w:rFonts w:asciiTheme="majorHAnsi" w:eastAsiaTheme="majorEastAsia" w:hAnsiTheme="majorHAnsi" w:cstheme="majorBidi"/>
+          <w:color w:val="0F4761" w:themeColor="accent1" w:themeShade="BF"/>
+          <w:sz w:val="28"/>
+          <w:szCs w:val="28"/>
+        </w:rPr>
+        <w:t>dw</w:t>
+      </w:r>
+      <w:proofErr w:type="spellEnd"/>
+    </w:p>
+    <w:p>
+      <w:pPr>
+        <w:rPr>
+          <w:rFonts w:asciiTheme="majorHAnsi" w:eastAsiaTheme="majorEastAsia" w:hAnsiTheme="majorHAnsi" w:cstheme="majorBidi"/>
+          <w:color w:val="0F4761" w:themeColor="accent1" w:themeShade="BF"/>
+          <w:sz w:val="28"/>
+          <w:szCs w:val="28"/>
+        </w:rPr>
+      </w:pPr>
+    </w:p>
+    <w:p>
+      <w:pPr>
+        <w:rPr>
+          <w:rFonts w:asciiTheme="majorHAnsi" w:eastAsiaTheme="majorEastAsia" w:hAnsiTheme="majorHAnsi" w:cstheme="majorBidi"/>
+          <w:color w:val="0F4761" w:themeColor="accent1" w:themeShade="BF"/>
+          <w:sz w:val="28"/>
+          <w:szCs w:val="28"/>
+        </w:rPr>
+      </w:pPr>
+      <w:r>
+        <w:rPr>
+          <w:rFonts w:asciiTheme="majorHAnsi" w:eastAsiaTheme="majorEastAsia" w:hAnsiTheme="majorHAnsi" w:cstheme="majorBidi"/>
+          <w:color w:val="0F4761" w:themeColor="accent1" w:themeShade="BF"/>
+          <w:sz w:val="28"/>
+          <w:szCs w:val="28"/>
+        </w:rPr>
+        <w:t xml:space="preserve">  STEP 5: Run the Full Initial Pipeline</w:t>
+      </w:r>
+    </w:p>
+    <w:p>
+      <w:pPr>
+        <w:rPr>
+          <w:rFonts w:asciiTheme="majorHAnsi" w:eastAsiaTheme="majorEastAsia" w:hAnsiTheme="majorHAnsi" w:cstheme="majorBidi"/>
+          <w:color w:val="0F4761" w:themeColor="accent1" w:themeShade="BF"/>
+          <w:sz w:val="28"/>
+          <w:szCs w:val="28"/>
+        </w:rPr>
+      </w:pPr>
+      <w:r>
+        <w:rPr>
+          <w:rFonts w:asciiTheme="majorHAnsi" w:eastAsiaTheme="majorEastAsia" w:hAnsiTheme="majorHAnsi" w:cstheme="majorBidi"/>
+          <w:color w:val="0F4761" w:themeColor="accent1" w:themeShade="BF"/>
+          <w:sz w:val="28"/>
+          <w:szCs w:val="28"/>
+        </w:rPr>
+        <w:t xml:space="preserve">  python pipeline/run_pipeline.py --mode initial</w:t>
+      </w:r>
+    </w:p>
+    <w:p>
+      <w:pPr>
+        <w:rPr>
+          <w:rFonts w:ascii="Arial" w:eastAsiaTheme="majorEastAsia" w:hAnsi="Arial" w:cs="Arial"/>
+          <w:color w:val="0F4761" w:themeColor="accent1" w:themeShade="BF"/>
+          <w:sz w:val="28"/>
+          <w:szCs w:val="28"/>
+        </w:rPr>
+      </w:pPr>
+    </w:p>
+    <w:p>
+      <w:pPr>
+        <w:rPr>
+          <w:rFonts w:ascii="Arial" w:eastAsiaTheme="majorEastAsia" w:hAnsi="Arial" w:cs="Arial"/>
+          <w:color w:val="0F4761" w:themeColor="accent1" w:themeShade="BF"/>
+          <w:sz w:val="28"/>
+          <w:szCs w:val="28"/>
+        </w:rPr>
+      </w:pPr>
+    </w:p>
+    <w:p>
+      <w:pPr>
+        <w:rPr>
+          <w:rFonts w:asciiTheme="majorHAnsi" w:eastAsiaTheme="majorEastAsia" w:hAnsiTheme="majorHAnsi" w:cstheme="majorBidi"/>
+          <w:color w:val="0F4761" w:themeColor="accent1" w:themeShade="BF"/>
+          <w:sz w:val="28"/>
+          <w:szCs w:val="28"/>
+        </w:rPr>
+      </w:pPr>
+      <w:r>
+        <w:rPr>
+          <w:rFonts w:asciiTheme="majorHAnsi" w:eastAsiaTheme="majorEastAsia" w:hAnsiTheme="majorHAnsi" w:cstheme="majorBidi"/>
+          <w:color w:val="0F4761" w:themeColor="accent1" w:themeShade="BF"/>
+          <w:sz w:val="28"/>
+          <w:szCs w:val="28"/>
+        </w:rPr>
+        <w:t xml:space="preserve">  STEP 6: Verify Initial Load</w:t>
+      </w:r>
+    </w:p>
+    <w:p>
+      <w:pPr>
+        <w:rPr>
+          <w:rFonts w:asciiTheme="majorHAnsi" w:eastAsiaTheme="majorEastAsia" w:hAnsiTheme="majorHAnsi" w:cstheme="majorBidi"/>
+          <w:color w:val="0F4761" w:themeColor="accent1" w:themeShade="BF"/>
+          <w:sz w:val="28"/>
+          <w:szCs w:val="28"/>
+        </w:rPr>
+      </w:pPr>
+      <w:r>
+        <w:rPr>
+          <w:rFonts w:asciiTheme="majorHAnsi" w:eastAsiaTheme="majorEastAsia" w:hAnsiTheme="majorHAnsi" w:cstheme="majorBidi"/>
+          <w:color w:val="0F4761" w:themeColor="accent1" w:themeShade="BF"/>
+          <w:sz w:val="28"/>
+          <w:szCs w:val="28"/>
+        </w:rPr>
+        <w:t xml:space="preserve">  -- Staging counts</w:t>
+      </w:r>
+    </w:p>
+    <w:p>
+      <w:pPr>
+        <w:rPr>
+          <w:rFonts w:asciiTheme="majorHAnsi" w:eastAsiaTheme="majorEastAsia" w:hAnsiTheme="majorHAnsi" w:cstheme="majorBidi"/>
+          <w:color w:val="0F4761" w:themeColor="accent1" w:themeShade="BF"/>
+          <w:sz w:val="28"/>
+          <w:szCs w:val="28"/>
+        </w:rPr>
+      </w:pPr>
+      <w:r>
+        <w:rPr>
+          <w:rFonts w:asciiTheme="majorHAnsi" w:eastAsiaTheme="majorEastAsia" w:hAnsiTheme="majorHAnsi" w:cstheme="majorBidi"/>
+          <w:color w:val="0F4761" w:themeColor="accent1" w:themeShade="BF"/>
+          <w:sz w:val="28"/>
+          <w:szCs w:val="28"/>
+        </w:rPr>
+        <w:t xml:space="preserve">  SELECT '</w:t>
+      </w:r>
+      <w:proofErr w:type="spellStart"/>
+      <w:r>
+        <w:rPr>
+          <w:rFonts w:asciiTheme="majorHAnsi" w:eastAsiaTheme="majorEastAsia" w:hAnsiTheme="majorHAnsi" w:cstheme="majorBidi"/>
+          <w:color w:val="0F4761" w:themeColor="accent1" w:themeShade="BF"/>
+          <w:sz w:val="28"/>
+          <w:szCs w:val="28"/>
+        </w:rPr>
+        <w:t>offline_staging</w:t>
+      </w:r>
+      <w:proofErr w:type="spellEnd"/>
+      <w:r>
+        <w:rPr>
+          <w:rFonts w:asciiTheme="majorHAnsi" w:eastAsiaTheme="majorEastAsia" w:hAnsiTheme="majorHAnsi" w:cstheme="majorBidi"/>
+          <w:color w:val="0F4761" w:themeColor="accent1" w:themeShade="BF"/>
+          <w:sz w:val="28"/>
+          <w:szCs w:val="28"/>
+        </w:rPr>
+        <w:t xml:space="preserve">' AS </w:t>
+      </w:r>
+      <w:proofErr w:type="spellStart"/>
+      <w:r>
+        <w:rPr>
+          <w:rFonts w:asciiTheme="majorHAnsi" w:eastAsiaTheme="majorEastAsia" w:hAnsiTheme="majorHAnsi" w:cstheme="majorBidi"/>
+          <w:color w:val="0F4761" w:themeColor="accent1" w:themeShade="BF"/>
+          <w:sz w:val="28"/>
+          <w:szCs w:val="28"/>
+        </w:rPr>
+        <w:t>tbl</w:t>
+      </w:r>
+      <w:proofErr w:type="spellEnd"/>
+      <w:r>
+        <w:rPr>
+          <w:rFonts w:asciiTheme="majorHAnsi" w:eastAsiaTheme="majorEastAsia" w:hAnsiTheme="majorHAnsi" w:cstheme="majorBidi"/>
+          <w:color w:val="0F4761" w:themeColor="accent1" w:themeShade="BF"/>
+          <w:sz w:val="28"/>
+          <w:szCs w:val="28"/>
+        </w:rPr>
+        <w:t xml:space="preserve">, </w:t>
+      </w:r>
+      <w:proofErr w:type="gramStart"/>
+      <w:r>
+        <w:rPr>
+          <w:rFonts w:asciiTheme="majorHAnsi" w:eastAsiaTheme="majorEastAsia" w:hAnsiTheme="majorHAnsi" w:cstheme="majorBidi"/>
+          <w:color w:val="0F4761" w:themeColor="accent1" w:themeShade="BF"/>
+          <w:sz w:val="28"/>
+          <w:szCs w:val="28"/>
+        </w:rPr>
+        <w:t>COUNT(</w:t>
+      </w:r>
+      <w:proofErr w:type="gramEnd"/>
+      <w:r>
+        <w:rPr>
+          <w:rFonts w:asciiTheme="majorHAnsi" w:eastAsiaTheme="majorEastAsia" w:hAnsiTheme="majorHAnsi" w:cstheme="majorBidi"/>
+          <w:color w:val="0F4761" w:themeColor="accent1" w:themeShade="BF"/>
+          <w:sz w:val="28"/>
+          <w:szCs w:val="28"/>
+        </w:rPr>
+        <w:t>*) AS rows</w:t>
+      </w:r>
+    </w:p>
+    <w:p>
+      <w:pPr>
+        <w:rPr>
+          <w:rFonts w:asciiTheme="majorHAnsi" w:eastAsiaTheme="majorEastAsia" w:hAnsiTheme="majorHAnsi" w:cstheme="majorBidi"/>
+          <w:color w:val="0F4761" w:themeColor="accent1" w:themeShade="BF"/>
+          <w:sz w:val="28"/>
+          <w:szCs w:val="28"/>
+        </w:rPr>
+      </w:pPr>
+      <w:r>
+        <w:rPr>
+          <w:rFonts w:asciiTheme="majorHAnsi" w:eastAsiaTheme="majorEastAsia" w:hAnsiTheme="majorHAnsi" w:cstheme="majorBidi"/>
+          <w:color w:val="0F4761" w:themeColor="accent1" w:themeShade="BF"/>
+          <w:sz w:val="28"/>
+          <w:szCs w:val="28"/>
+        </w:rPr>
+        <w:t xml:space="preserve">  FROM </w:t>
+      </w:r>
+      <w:proofErr w:type="spellStart"/>
+      <w:r>
+        <w:rPr>
+          <w:rFonts w:asciiTheme="majorHAnsi" w:eastAsiaTheme="majorEastAsia" w:hAnsiTheme="majorHAnsi" w:cstheme="majorBidi"/>
+          <w:color w:val="0F4761" w:themeColor="accent1" w:themeShade="BF"/>
+          <w:sz w:val="28"/>
+          <w:szCs w:val="28"/>
+        </w:rPr>
+        <w:t>sa_offline_sales.src_offline_sales</w:t>
+      </w:r>
+      <w:proofErr w:type="spellEnd"/>
+    </w:p>
+    <w:p>
+      <w:pPr>
+        <w:rPr>
+          <w:rFonts w:asciiTheme="majorHAnsi" w:eastAsiaTheme="majorEastAsia" w:hAnsiTheme="majorHAnsi" w:cstheme="majorBidi"/>
+          <w:color w:val="0F4761" w:themeColor="accent1" w:themeShade="BF"/>
+          <w:sz w:val="28"/>
+          <w:szCs w:val="28"/>
+        </w:rPr>
+      </w:pPr>
+      <w:r>
+        <w:rPr>
+          <w:rFonts w:asciiTheme="majorHAnsi" w:eastAsiaTheme="majorEastAsia" w:hAnsiTheme="majorHAnsi" w:cstheme="majorBidi"/>
+          <w:color w:val="0F4761" w:themeColor="accent1" w:themeShade="BF"/>
+          <w:sz w:val="28"/>
+          <w:szCs w:val="28"/>
+        </w:rPr>
+        <w:t xml:space="preserve">  UNION ALL</w:t>
+      </w:r>
+    </w:p>
+    <w:p>
+      <w:pPr>
+        <w:rPr>
+          <w:rFonts w:asciiTheme="majorHAnsi" w:eastAsiaTheme="majorEastAsia" w:hAnsiTheme="majorHAnsi" w:cstheme="majorBidi"/>
+          <w:color w:val="0F4761" w:themeColor="accent1" w:themeShade="BF"/>
+          <w:sz w:val="28"/>
+          <w:szCs w:val="28"/>
+        </w:rPr>
+      </w:pPr>
+      <w:r>
+        <w:rPr>
+          <w:rFonts w:asciiTheme="majorHAnsi" w:eastAsiaTheme="majorEastAsia" w:hAnsiTheme="majorHAnsi" w:cstheme="majorBidi"/>
+          <w:color w:val="0F4761" w:themeColor="accent1" w:themeShade="BF"/>
+          <w:sz w:val="28"/>
+          <w:szCs w:val="28"/>
+        </w:rPr>
+        <w:t xml:space="preserve">  SELECT '</w:t>
+      </w:r>
+      <w:proofErr w:type="spellStart"/>
+      <w:r>
+        <w:rPr>
+          <w:rFonts w:asciiTheme="majorHAnsi" w:eastAsiaTheme="majorEastAsia" w:hAnsiTheme="majorHAnsi" w:cstheme="majorBidi"/>
+          <w:color w:val="0F4761" w:themeColor="accent1" w:themeShade="BF"/>
+          <w:sz w:val="28"/>
+          <w:szCs w:val="28"/>
+        </w:rPr>
+        <w:t>online_staging</w:t>
+      </w:r>
+      <w:proofErr w:type="spellEnd"/>
+      <w:r>
+        <w:rPr>
+          <w:rFonts w:asciiTheme="majorHAnsi" w:eastAsiaTheme="majorEastAsia" w:hAnsiTheme="majorHAnsi" w:cstheme="majorBidi"/>
+          <w:color w:val="0F4761" w:themeColor="accent1" w:themeShade="BF"/>
+          <w:sz w:val="28"/>
+          <w:szCs w:val="28"/>
+        </w:rPr>
+        <w:t xml:space="preserve">', </w:t>
+      </w:r>
+      <w:proofErr w:type="gramStart"/>
+      <w:r>
+        <w:rPr>
+          <w:rFonts w:asciiTheme="majorHAnsi" w:eastAsiaTheme="majorEastAsia" w:hAnsiTheme="majorHAnsi" w:cstheme="majorBidi"/>
+          <w:color w:val="0F4761" w:themeColor="accent1" w:themeShade="BF"/>
+          <w:sz w:val="28"/>
+          <w:szCs w:val="28"/>
+        </w:rPr>
+        <w:t>COUNT(</w:t>
+      </w:r>
+      <w:proofErr w:type="gramEnd"/>
+      <w:r>
+        <w:rPr>
+          <w:rFonts w:asciiTheme="majorHAnsi" w:eastAsiaTheme="majorEastAsia" w:hAnsiTheme="majorHAnsi" w:cstheme="majorBidi"/>
+          <w:color w:val="0F4761" w:themeColor="accent1" w:themeShade="BF"/>
+          <w:sz w:val="28"/>
+          <w:szCs w:val="28"/>
+        </w:rPr>
+        <w:t>*)</w:t>
+      </w:r>
+    </w:p>
+    <w:p>
+      <w:pPr>
+        <w:rPr>
+          <w:rFonts w:asciiTheme="majorHAnsi" w:eastAsiaTheme="majorEastAsia" w:hAnsiTheme="majorHAnsi" w:cstheme="majorBidi"/>
+          <w:color w:val="0F4761" w:themeColor="accent1" w:themeShade="BF"/>
+          <w:sz w:val="28"/>
+          <w:szCs w:val="28"/>
+        </w:rPr>
+      </w:pPr>
+      <w:r>
+        <w:rPr>
+          <w:rFonts w:asciiTheme="majorHAnsi" w:eastAsiaTheme="majorEastAsia" w:hAnsiTheme="majorHAnsi" w:cstheme="majorBidi"/>
+          <w:color w:val="0F4761" w:themeColor="accent1" w:themeShade="BF"/>
+          <w:sz w:val="28"/>
+          <w:szCs w:val="28"/>
+        </w:rPr>
+        <w:t xml:space="preserve">  FROM </w:t>
+      </w:r>
+      <w:proofErr w:type="spellStart"/>
+      <w:r>
+        <w:rPr>
+          <w:rFonts w:asciiTheme="majorHAnsi" w:eastAsiaTheme="majorEastAsia" w:hAnsiTheme="majorHAnsi" w:cstheme="majorBidi"/>
+          <w:color w:val="0F4761" w:themeColor="accent1" w:themeShade="BF"/>
+          <w:sz w:val="28"/>
+          <w:szCs w:val="28"/>
+        </w:rPr>
+        <w:t>sa_online_sales.src_online_</w:t>
+      </w:r>
+      <w:proofErr w:type="gramStart"/>
+      <w:r>
+        <w:rPr>
+          <w:rFonts w:asciiTheme="majorHAnsi" w:eastAsiaTheme="majorEastAsia" w:hAnsiTheme="majorHAnsi" w:cstheme="majorBidi"/>
+          <w:color w:val="0F4761" w:themeColor="accent1" w:themeShade="BF"/>
+          <w:sz w:val="28"/>
+          <w:szCs w:val="28"/>
+        </w:rPr>
+        <w:t>sales</w:t>
+      </w:r>
+      <w:proofErr w:type="spellEnd"/>
+      <w:r>
+        <w:rPr>
+          <w:rFonts w:asciiTheme="majorHAnsi" w:eastAsiaTheme="majorEastAsia" w:hAnsiTheme="majorHAnsi" w:cstheme="majorBidi"/>
+          <w:color w:val="0F4761" w:themeColor="accent1" w:themeShade="BF"/>
+          <w:sz w:val="28"/>
+          <w:szCs w:val="28"/>
+        </w:rPr>
+        <w:t>;</w:t>
+      </w:r>
+      <w:proofErr w:type="gramEnd"/>
+    </w:p>
+    <w:p>
+      <w:pPr>
+        <w:rPr>
+          <w:rFonts w:asciiTheme="majorHAnsi" w:eastAsiaTheme="majorEastAsia" w:hAnsiTheme="majorHAnsi" w:cstheme="majorBidi"/>
+          <w:color w:val="0F4761" w:themeColor="accent1" w:themeShade="BF"/>
+          <w:sz w:val="28"/>
+          <w:szCs w:val="28"/>
+        </w:rPr>
+      </w:pPr>
+    </w:p>
+    <w:p>
+      <w:pPr>
+        <w:rPr>
+          <w:rFonts w:asciiTheme="majorHAnsi" w:eastAsiaTheme="majorEastAsia" w:hAnsiTheme="majorHAnsi" w:cstheme="majorBidi"/>
+          <w:color w:val="0F4761" w:themeColor="accent1" w:themeShade="BF"/>
+          <w:sz w:val="28"/>
+          <w:szCs w:val="28"/>
+        </w:rPr>
+      </w:pPr>
+      <w:r>
+        <w:rPr>
+          <w:rFonts w:asciiTheme="majorHAnsi" w:eastAsiaTheme="majorEastAsia" w:hAnsiTheme="majorHAnsi" w:cstheme="majorBidi"/>
+          <w:color w:val="0F4761" w:themeColor="accent1" w:themeShade="BF"/>
+          <w:sz w:val="28"/>
+          <w:szCs w:val="28"/>
+        </w:rPr>
+        <w:t xml:space="preserve">  -- Audit log</w:t>
+      </w:r>
+    </w:p>
+    <w:p>
+      <w:pPr>
+        <w:rPr>
+          <w:rFonts w:asciiTheme="majorHAnsi" w:eastAsiaTheme="majorEastAsia" w:hAnsiTheme="majorHAnsi" w:cstheme="majorBidi"/>
+          <w:color w:val="0F4761" w:themeColor="accent1" w:themeShade="BF"/>
+          <w:sz w:val="28"/>
+          <w:szCs w:val="28"/>
+        </w:rPr>
+      </w:pPr>
+      <w:r>
+        <w:rPr>
+          <w:rFonts w:asciiTheme="majorHAnsi" w:eastAsiaTheme="majorEastAsia" w:hAnsiTheme="majorHAnsi" w:cstheme="majorBidi"/>
+          <w:color w:val="0F4761" w:themeColor="accent1" w:themeShade="BF"/>
+          <w:sz w:val="28"/>
+          <w:szCs w:val="28"/>
+        </w:rPr>
+        <w:t xml:space="preserve">  SELECT </w:t>
+      </w:r>
+      <w:proofErr w:type="spellStart"/>
+      <w:r>
+        <w:rPr>
+          <w:rFonts w:asciiTheme="majorHAnsi" w:eastAsiaTheme="majorEastAsia" w:hAnsiTheme="majorHAnsi" w:cstheme="majorBidi"/>
+          <w:color w:val="0F4761" w:themeColor="accent1" w:themeShade="BF"/>
+          <w:sz w:val="28"/>
+          <w:szCs w:val="28"/>
+        </w:rPr>
+        <w:t>file_key</w:t>
+      </w:r>
+      <w:proofErr w:type="spellEnd"/>
+      <w:r>
+        <w:rPr>
+          <w:rFonts w:asciiTheme="majorHAnsi" w:eastAsiaTheme="majorEastAsia" w:hAnsiTheme="majorHAnsi" w:cstheme="majorBidi"/>
+          <w:color w:val="0F4761" w:themeColor="accent1" w:themeShade="BF"/>
+          <w:sz w:val="28"/>
+          <w:szCs w:val="28"/>
+        </w:rPr>
+        <w:t xml:space="preserve">, </w:t>
+      </w:r>
+      <w:proofErr w:type="spellStart"/>
+      <w:r>
+        <w:rPr>
+          <w:rFonts w:asciiTheme="majorHAnsi" w:eastAsiaTheme="majorEastAsia" w:hAnsiTheme="majorHAnsi" w:cstheme="majorBidi"/>
+          <w:color w:val="0F4761" w:themeColor="accent1" w:themeShade="BF"/>
+          <w:sz w:val="28"/>
+          <w:szCs w:val="28"/>
+        </w:rPr>
+        <w:t>rows_loaded</w:t>
+      </w:r>
+      <w:proofErr w:type="spellEnd"/>
+      <w:r>
+        <w:rPr>
+          <w:rFonts w:asciiTheme="majorHAnsi" w:eastAsiaTheme="majorEastAsia" w:hAnsiTheme="majorHAnsi" w:cstheme="majorBidi"/>
+          <w:color w:val="0F4761" w:themeColor="accent1" w:themeShade="BF"/>
+          <w:sz w:val="28"/>
+          <w:szCs w:val="28"/>
+        </w:rPr>
+        <w:t xml:space="preserve">, status, </w:t>
+      </w:r>
+      <w:proofErr w:type="gramStart"/>
+      <w:r>
+        <w:rPr>
+          <w:rFonts w:asciiTheme="majorHAnsi" w:eastAsiaTheme="majorEastAsia" w:hAnsiTheme="majorHAnsi" w:cstheme="majorBidi"/>
+          <w:color w:val="0F4761" w:themeColor="accent1" w:themeShade="BF"/>
+          <w:sz w:val="28"/>
+          <w:szCs w:val="28"/>
+        </w:rPr>
+        <w:t>ROUND(</w:t>
+      </w:r>
+      <w:proofErr w:type="gramEnd"/>
+      <w:r>
+        <w:rPr>
+          <w:rFonts w:asciiTheme="majorHAnsi" w:eastAsiaTheme="majorEastAsia" w:hAnsiTheme="majorHAnsi" w:cstheme="majorBidi"/>
+          <w:color w:val="0F4761" w:themeColor="accent1" w:themeShade="BF"/>
+          <w:sz w:val="28"/>
+          <w:szCs w:val="28"/>
+        </w:rPr>
+        <w:t>duration_sec,1) AS sec</w:t>
+      </w:r>
+    </w:p>
+    <w:p>
+      <w:pPr>
+        <w:rPr>
+          <w:rFonts w:asciiTheme="majorHAnsi" w:eastAsiaTheme="majorEastAsia" w:hAnsiTheme="majorHAnsi" w:cstheme="majorBidi"/>
+          <w:color w:val="0F4761" w:themeColor="accent1" w:themeShade="BF"/>
+          <w:sz w:val="28"/>
+          <w:szCs w:val="28"/>
+        </w:rPr>
+      </w:pPr>
+      <w:r>
+        <w:rPr>
+          <w:rFonts w:asciiTheme="majorHAnsi" w:eastAsiaTheme="majorEastAsia" w:hAnsiTheme="majorHAnsi" w:cstheme="majorBidi"/>
+          <w:color w:val="0F4761" w:themeColor="accent1" w:themeShade="BF"/>
+          <w:sz w:val="28"/>
+          <w:szCs w:val="28"/>
+        </w:rPr>
+        <w:t xml:space="preserve">  FROM </w:t>
+      </w:r>
+      <w:proofErr w:type="spellStart"/>
+      <w:r>
+        <w:rPr>
+          <w:rFonts w:asciiTheme="majorHAnsi" w:eastAsiaTheme="majorEastAsia" w:hAnsiTheme="majorHAnsi" w:cstheme="majorBidi"/>
+          <w:color w:val="0F4761" w:themeColor="accent1" w:themeShade="BF"/>
+          <w:sz w:val="28"/>
+          <w:szCs w:val="28"/>
+        </w:rPr>
+        <w:t>sa_</w:t>
+      </w:r>
+      <w:proofErr w:type="gramStart"/>
+      <w:r>
+        <w:rPr>
+          <w:rFonts w:asciiTheme="majorHAnsi" w:eastAsiaTheme="majorEastAsia" w:hAnsiTheme="majorHAnsi" w:cstheme="majorBidi"/>
+          <w:color w:val="0F4761" w:themeColor="accent1" w:themeShade="BF"/>
+          <w:sz w:val="28"/>
+          <w:szCs w:val="28"/>
+        </w:rPr>
+        <w:t>audit.file</w:t>
+      </w:r>
+      <w:proofErr w:type="gramEnd"/>
+      <w:r>
+        <w:rPr>
+          <w:rFonts w:asciiTheme="majorHAnsi" w:eastAsiaTheme="majorEastAsia" w:hAnsiTheme="majorHAnsi" w:cstheme="majorBidi"/>
+          <w:color w:val="0F4761" w:themeColor="accent1" w:themeShade="BF"/>
+          <w:sz w:val="28"/>
+          <w:szCs w:val="28"/>
+        </w:rPr>
+        <w:t>_load_log</w:t>
+      </w:r>
+      <w:proofErr w:type="spellEnd"/>
+      <w:r>
+        <w:rPr>
+          <w:rFonts w:asciiTheme="majorHAnsi" w:eastAsiaTheme="majorEastAsia" w:hAnsiTheme="majorHAnsi" w:cstheme="majorBidi"/>
+          <w:color w:val="0F4761" w:themeColor="accent1" w:themeShade="BF"/>
+          <w:sz w:val="28"/>
+          <w:szCs w:val="28"/>
+        </w:rPr>
+        <w:t xml:space="preserve"> ORDER BY </w:t>
+      </w:r>
+      <w:proofErr w:type="spellStart"/>
+      <w:r>
+        <w:rPr>
+          <w:rFonts w:asciiTheme="majorHAnsi" w:eastAsiaTheme="majorEastAsia" w:hAnsiTheme="majorHAnsi" w:cstheme="majorBidi"/>
+          <w:color w:val="0F4761" w:themeColor="accent1" w:themeShade="BF"/>
+          <w:sz w:val="28"/>
+          <w:szCs w:val="28"/>
+        </w:rPr>
+        <w:t>started_</w:t>
+      </w:r>
+      <w:proofErr w:type="gramStart"/>
+      <w:r>
+        <w:rPr>
+          <w:rFonts w:asciiTheme="majorHAnsi" w:eastAsiaTheme="majorEastAsia" w:hAnsiTheme="majorHAnsi" w:cstheme="majorBidi"/>
+          <w:color w:val="0F4761" w:themeColor="accent1" w:themeShade="BF"/>
+          <w:sz w:val="28"/>
+          <w:szCs w:val="28"/>
+        </w:rPr>
+        <w:t>at</w:t>
+      </w:r>
+      <w:proofErr w:type="spellEnd"/>
+      <w:r>
+        <w:rPr>
+          <w:rFonts w:asciiTheme="majorHAnsi" w:eastAsiaTheme="majorEastAsia" w:hAnsiTheme="majorHAnsi" w:cstheme="majorBidi"/>
+          <w:color w:val="0F4761" w:themeColor="accent1" w:themeShade="BF"/>
+          <w:sz w:val="28"/>
+          <w:szCs w:val="28"/>
+        </w:rPr>
+        <w:t>;</w:t>
+      </w:r>
+      <w:proofErr w:type="gramEnd"/>
+    </w:p>
+    <w:p>
+      <w:pPr>
+        <w:rPr>
+          <w:rFonts w:asciiTheme="majorHAnsi" w:eastAsiaTheme="majorEastAsia" w:hAnsiTheme="majorHAnsi" w:cstheme="majorBidi"/>
+          <w:color w:val="0F4761" w:themeColor="accent1" w:themeShade="BF"/>
+          <w:sz w:val="28"/>
+          <w:szCs w:val="28"/>
+        </w:rPr>
+      </w:pPr>
+    </w:p>
+    <w:p>
+      <w:pPr>
+        <w:rPr>
+          <w:rFonts w:asciiTheme="majorHAnsi" w:eastAsiaTheme="majorEastAsia" w:hAnsiTheme="majorHAnsi" w:cstheme="majorBidi"/>
+          <w:color w:val="0F4761" w:themeColor="accent1" w:themeShade="BF"/>
+          <w:sz w:val="28"/>
+          <w:szCs w:val="28"/>
+        </w:rPr>
+      </w:pPr>
+      <w:r>
+        <w:rPr>
+          <w:rFonts w:asciiTheme="majorHAnsi" w:eastAsiaTheme="majorEastAsia" w:hAnsiTheme="majorHAnsi" w:cstheme="majorBidi"/>
+          <w:color w:val="0F4761" w:themeColor="accent1" w:themeShade="BF"/>
+          <w:sz w:val="28"/>
+          <w:szCs w:val="28"/>
+        </w:rPr>
+        <w:t xml:space="preserve">  -- BL_3NF counts</w:t>
+      </w:r>
+    </w:p>
+    <w:p>
+      <w:pPr>
+        <w:rPr>
+          <w:rFonts w:asciiTheme="majorHAnsi" w:eastAsiaTheme="majorEastAsia" w:hAnsiTheme="majorHAnsi" w:cstheme="majorBidi"/>
+          <w:color w:val="0F4761" w:themeColor="accent1" w:themeShade="BF"/>
+          <w:sz w:val="28"/>
+          <w:szCs w:val="28"/>
+        </w:rPr>
+      </w:pPr>
+      <w:r>
+        <w:rPr>
+          <w:rFonts w:asciiTheme="majorHAnsi" w:eastAsiaTheme="majorEastAsia" w:hAnsiTheme="majorHAnsi" w:cstheme="majorBidi"/>
+          <w:color w:val="0F4761" w:themeColor="accent1" w:themeShade="BF"/>
+          <w:sz w:val="28"/>
+          <w:szCs w:val="28"/>
+        </w:rPr>
+        <w:t xml:space="preserve">  SELECT '</w:t>
+      </w:r>
+      <w:proofErr w:type="spellStart"/>
+      <w:r>
+        <w:rPr>
+          <w:rFonts w:asciiTheme="majorHAnsi" w:eastAsiaTheme="majorEastAsia" w:hAnsiTheme="majorHAnsi" w:cstheme="majorBidi"/>
+          <w:color w:val="0F4761" w:themeColor="accent1" w:themeShade="BF"/>
+          <w:sz w:val="28"/>
+          <w:szCs w:val="28"/>
+        </w:rPr>
+        <w:t>ce_transactions</w:t>
+      </w:r>
+      <w:proofErr w:type="spellEnd"/>
+      <w:r>
+        <w:rPr>
+          <w:rFonts w:asciiTheme="majorHAnsi" w:eastAsiaTheme="majorEastAsia" w:hAnsiTheme="majorHAnsi" w:cstheme="majorBidi"/>
+          <w:color w:val="0F4761" w:themeColor="accent1" w:themeShade="BF"/>
+          <w:sz w:val="28"/>
+          <w:szCs w:val="28"/>
+        </w:rPr>
+        <w:t xml:space="preserve">' AS </w:t>
+      </w:r>
+      <w:proofErr w:type="spellStart"/>
+      <w:r>
+        <w:rPr>
+          <w:rFonts w:asciiTheme="majorHAnsi" w:eastAsiaTheme="majorEastAsia" w:hAnsiTheme="majorHAnsi" w:cstheme="majorBidi"/>
+          <w:color w:val="0F4761" w:themeColor="accent1" w:themeShade="BF"/>
+          <w:sz w:val="28"/>
+          <w:szCs w:val="28"/>
+        </w:rPr>
+        <w:t>tbl</w:t>
+      </w:r>
+      <w:proofErr w:type="spellEnd"/>
+      <w:r>
+        <w:rPr>
+          <w:rFonts w:asciiTheme="majorHAnsi" w:eastAsiaTheme="majorEastAsia" w:hAnsiTheme="majorHAnsi" w:cstheme="majorBidi"/>
+          <w:color w:val="0F4761" w:themeColor="accent1" w:themeShade="BF"/>
+          <w:sz w:val="28"/>
+          <w:szCs w:val="28"/>
+        </w:rPr>
+        <w:t xml:space="preserve">, </w:t>
+      </w:r>
+      <w:proofErr w:type="gramStart"/>
+      <w:r>
+        <w:rPr>
+          <w:rFonts w:asciiTheme="majorHAnsi" w:eastAsiaTheme="majorEastAsia" w:hAnsiTheme="majorHAnsi" w:cstheme="majorBidi"/>
+          <w:color w:val="0F4761" w:themeColor="accent1" w:themeShade="BF"/>
+          <w:sz w:val="28"/>
+          <w:szCs w:val="28"/>
+        </w:rPr>
+        <w:t>COUNT(</w:t>
+      </w:r>
+      <w:proofErr w:type="gramEnd"/>
+      <w:r>
+        <w:rPr>
+          <w:rFonts w:asciiTheme="majorHAnsi" w:eastAsiaTheme="majorEastAsia" w:hAnsiTheme="majorHAnsi" w:cstheme="majorBidi"/>
+          <w:color w:val="0F4761" w:themeColor="accent1" w:themeShade="BF"/>
+          <w:sz w:val="28"/>
+          <w:szCs w:val="28"/>
+        </w:rPr>
+        <w:t>*) FROM bl_3nf.ce_transactions</w:t>
+      </w:r>
+    </w:p>
+    <w:p>
+      <w:pPr>
+        <w:rPr>
+          <w:rFonts w:asciiTheme="majorHAnsi" w:eastAsiaTheme="majorEastAsia" w:hAnsiTheme="majorHAnsi" w:cstheme="majorBidi"/>
+          <w:color w:val="0F4761" w:themeColor="accent1" w:themeShade="BF"/>
+          <w:sz w:val="28"/>
+          <w:szCs w:val="28"/>
+        </w:rPr>
+      </w:pPr>
+      <w:r>
+        <w:rPr>
+          <w:rFonts w:asciiTheme="majorHAnsi" w:eastAsiaTheme="majorEastAsia" w:hAnsiTheme="majorHAnsi" w:cstheme="majorBidi"/>
+          <w:color w:val="0F4761" w:themeColor="accent1" w:themeShade="BF"/>
+          <w:sz w:val="28"/>
+          <w:szCs w:val="28"/>
+        </w:rPr>
+        <w:t xml:space="preserve">  UNION ALL SELECT '</w:t>
+      </w:r>
+      <w:proofErr w:type="spellStart"/>
+      <w:r>
+        <w:rPr>
+          <w:rFonts w:asciiTheme="majorHAnsi" w:eastAsiaTheme="majorEastAsia" w:hAnsiTheme="majorHAnsi" w:cstheme="majorBidi"/>
+          <w:color w:val="0F4761" w:themeColor="accent1" w:themeShade="BF"/>
+          <w:sz w:val="28"/>
+          <w:szCs w:val="28"/>
+        </w:rPr>
+        <w:t>ce_customers_scd</w:t>
+      </w:r>
+      <w:proofErr w:type="spellEnd"/>
+      <w:r>
+        <w:rPr>
+          <w:rFonts w:asciiTheme="majorHAnsi" w:eastAsiaTheme="majorEastAsia" w:hAnsiTheme="majorHAnsi" w:cstheme="majorBidi"/>
+          <w:color w:val="0F4761" w:themeColor="accent1" w:themeShade="BF"/>
+          <w:sz w:val="28"/>
+          <w:szCs w:val="28"/>
+        </w:rPr>
+        <w:t xml:space="preserve">', </w:t>
+      </w:r>
+      <w:proofErr w:type="gramStart"/>
+      <w:r>
+        <w:rPr>
+          <w:rFonts w:asciiTheme="majorHAnsi" w:eastAsiaTheme="majorEastAsia" w:hAnsiTheme="majorHAnsi" w:cstheme="majorBidi"/>
+          <w:color w:val="0F4761" w:themeColor="accent1" w:themeShade="BF"/>
+          <w:sz w:val="28"/>
+          <w:szCs w:val="28"/>
+        </w:rPr>
+        <w:t>COUNT(</w:t>
+      </w:r>
+      <w:proofErr w:type="gramEnd"/>
+      <w:r>
+        <w:rPr>
+          <w:rFonts w:asciiTheme="majorHAnsi" w:eastAsiaTheme="majorEastAsia" w:hAnsiTheme="majorHAnsi" w:cstheme="majorBidi"/>
+          <w:color w:val="0F4761" w:themeColor="accent1" w:themeShade="BF"/>
+          <w:sz w:val="28"/>
+          <w:szCs w:val="28"/>
+        </w:rPr>
+        <w:t>*) FROM bl_3nf.ce_customers_scd</w:t>
+      </w:r>
+    </w:p>
+    <w:p>
+      <w:pPr>
+        <w:rPr>
+          <w:rFonts w:asciiTheme="majorHAnsi" w:eastAsiaTheme="majorEastAsia" w:hAnsiTheme="majorHAnsi" w:cstheme="majorBidi"/>
+          <w:color w:val="0F4761" w:themeColor="accent1" w:themeShade="BF"/>
+          <w:sz w:val="28"/>
+          <w:szCs w:val="28"/>
+        </w:rPr>
+      </w:pPr>
+      <w:r>
+        <w:rPr>
+          <w:rFonts w:asciiTheme="majorHAnsi" w:eastAsiaTheme="majorEastAsia" w:hAnsiTheme="majorHAnsi" w:cstheme="majorBidi"/>
+          <w:color w:val="0F4761" w:themeColor="accent1" w:themeShade="BF"/>
+          <w:sz w:val="28"/>
+          <w:szCs w:val="28"/>
+        </w:rPr>
+        <w:lastRenderedPageBreak/>
+        <w:t xml:space="preserve">  UNION ALL SELECT '</w:t>
+      </w:r>
+      <w:proofErr w:type="spellStart"/>
+      <w:r>
+        <w:rPr>
+          <w:rFonts w:asciiTheme="majorHAnsi" w:eastAsiaTheme="majorEastAsia" w:hAnsiTheme="majorHAnsi" w:cstheme="majorBidi"/>
+          <w:color w:val="0F4761" w:themeColor="accent1" w:themeShade="BF"/>
+          <w:sz w:val="28"/>
+          <w:szCs w:val="28"/>
+        </w:rPr>
+        <w:t>ce_employees_scd</w:t>
+      </w:r>
+      <w:proofErr w:type="spellEnd"/>
+      <w:r>
+        <w:rPr>
+          <w:rFonts w:asciiTheme="majorHAnsi" w:eastAsiaTheme="majorEastAsia" w:hAnsiTheme="majorHAnsi" w:cstheme="majorBidi"/>
+          <w:color w:val="0F4761" w:themeColor="accent1" w:themeShade="BF"/>
+          <w:sz w:val="28"/>
+          <w:szCs w:val="28"/>
+        </w:rPr>
+        <w:t xml:space="preserve">', </w:t>
+      </w:r>
+      <w:proofErr w:type="gramStart"/>
+      <w:r>
+        <w:rPr>
+          <w:rFonts w:asciiTheme="majorHAnsi" w:eastAsiaTheme="majorEastAsia" w:hAnsiTheme="majorHAnsi" w:cstheme="majorBidi"/>
+          <w:color w:val="0F4761" w:themeColor="accent1" w:themeShade="BF"/>
+          <w:sz w:val="28"/>
+          <w:szCs w:val="28"/>
+        </w:rPr>
+        <w:t>COUNT(</w:t>
+      </w:r>
+      <w:proofErr w:type="gramEnd"/>
+      <w:r>
+        <w:rPr>
+          <w:rFonts w:asciiTheme="majorHAnsi" w:eastAsiaTheme="majorEastAsia" w:hAnsiTheme="majorHAnsi" w:cstheme="majorBidi"/>
+          <w:color w:val="0F4761" w:themeColor="accent1" w:themeShade="BF"/>
+          <w:sz w:val="28"/>
+          <w:szCs w:val="28"/>
+        </w:rPr>
+        <w:t>*) FROM bl_3nf.ce_employees_</w:t>
+      </w:r>
+      <w:proofErr w:type="gramStart"/>
+      <w:r>
+        <w:rPr>
+          <w:rFonts w:asciiTheme="majorHAnsi" w:eastAsiaTheme="majorEastAsia" w:hAnsiTheme="majorHAnsi" w:cstheme="majorBidi"/>
+          <w:color w:val="0F4761" w:themeColor="accent1" w:themeShade="BF"/>
+          <w:sz w:val="28"/>
+          <w:szCs w:val="28"/>
+        </w:rPr>
+        <w:t>scd;</w:t>
+      </w:r>
+      <w:proofErr w:type="gramEnd"/>
+    </w:p>
+    <w:p>
+      <w:pPr>
+        <w:rPr>
+          <w:rFonts w:asciiTheme="majorHAnsi" w:eastAsiaTheme="majorEastAsia" w:hAnsiTheme="majorHAnsi" w:cstheme="majorBidi"/>
+          <w:color w:val="0F4761" w:themeColor="accent1" w:themeShade="BF"/>
+          <w:sz w:val="28"/>
+          <w:szCs w:val="28"/>
+        </w:rPr>
+      </w:pPr>
+    </w:p>
+    <w:p>
+      <w:pPr>
+        <w:rPr>
+          <w:rFonts w:asciiTheme="majorHAnsi" w:eastAsiaTheme="majorEastAsia" w:hAnsiTheme="majorHAnsi" w:cstheme="majorBidi"/>
+          <w:color w:val="0F4761" w:themeColor="accent1" w:themeShade="BF"/>
+          <w:sz w:val="28"/>
+          <w:szCs w:val="28"/>
+        </w:rPr>
+      </w:pPr>
+      <w:r>
+        <w:rPr>
+          <w:rFonts w:asciiTheme="majorHAnsi" w:eastAsiaTheme="majorEastAsia" w:hAnsiTheme="majorHAnsi" w:cstheme="majorBidi"/>
+          <w:color w:val="0F4761" w:themeColor="accent1" w:themeShade="BF"/>
+          <w:sz w:val="28"/>
+          <w:szCs w:val="28"/>
+        </w:rPr>
+        <w:t xml:space="preserve">  -- BL_DM counts</w:t>
+      </w:r>
+    </w:p>
+    <w:p>
+      <w:pPr>
+        <w:rPr>
+          <w:rFonts w:asciiTheme="majorHAnsi" w:eastAsiaTheme="majorEastAsia" w:hAnsiTheme="majorHAnsi" w:cstheme="majorBidi"/>
+          <w:color w:val="0F4761" w:themeColor="accent1" w:themeShade="BF"/>
+          <w:sz w:val="28"/>
+          <w:szCs w:val="28"/>
+        </w:rPr>
+      </w:pPr>
+      <w:r>
+        <w:rPr>
+          <w:rFonts w:asciiTheme="majorHAnsi" w:eastAsiaTheme="majorEastAsia" w:hAnsiTheme="majorHAnsi" w:cstheme="majorBidi"/>
+          <w:color w:val="0F4761" w:themeColor="accent1" w:themeShade="BF"/>
+          <w:sz w:val="28"/>
+          <w:szCs w:val="28"/>
+        </w:rPr>
+        <w:t xml:space="preserve">  SELECT '</w:t>
+      </w:r>
+      <w:proofErr w:type="spellStart"/>
+      <w:r>
+        <w:rPr>
+          <w:rFonts w:asciiTheme="majorHAnsi" w:eastAsiaTheme="majorEastAsia" w:hAnsiTheme="majorHAnsi" w:cstheme="majorBidi"/>
+          <w:color w:val="0F4761" w:themeColor="accent1" w:themeShade="BF"/>
+          <w:sz w:val="28"/>
+          <w:szCs w:val="28"/>
+        </w:rPr>
+        <w:t>fct_transactions_dd</w:t>
+      </w:r>
+      <w:proofErr w:type="spellEnd"/>
+      <w:r>
+        <w:rPr>
+          <w:rFonts w:asciiTheme="majorHAnsi" w:eastAsiaTheme="majorEastAsia" w:hAnsiTheme="majorHAnsi" w:cstheme="majorBidi"/>
+          <w:color w:val="0F4761" w:themeColor="accent1" w:themeShade="BF"/>
+          <w:sz w:val="28"/>
+          <w:szCs w:val="28"/>
+        </w:rPr>
+        <w:t xml:space="preserve">' AS </w:t>
+      </w:r>
+      <w:proofErr w:type="spellStart"/>
+      <w:r>
+        <w:rPr>
+          <w:rFonts w:asciiTheme="majorHAnsi" w:eastAsiaTheme="majorEastAsia" w:hAnsiTheme="majorHAnsi" w:cstheme="majorBidi"/>
+          <w:color w:val="0F4761" w:themeColor="accent1" w:themeShade="BF"/>
+          <w:sz w:val="28"/>
+          <w:szCs w:val="28"/>
+        </w:rPr>
+        <w:t>tbl</w:t>
+      </w:r>
+      <w:proofErr w:type="spellEnd"/>
+      <w:r>
+        <w:rPr>
+          <w:rFonts w:asciiTheme="majorHAnsi" w:eastAsiaTheme="majorEastAsia" w:hAnsiTheme="majorHAnsi" w:cstheme="majorBidi"/>
+          <w:color w:val="0F4761" w:themeColor="accent1" w:themeShade="BF"/>
+          <w:sz w:val="28"/>
+          <w:szCs w:val="28"/>
+        </w:rPr>
+        <w:t xml:space="preserve">, </w:t>
+      </w:r>
+      <w:proofErr w:type="gramStart"/>
+      <w:r>
+        <w:rPr>
+          <w:rFonts w:asciiTheme="majorHAnsi" w:eastAsiaTheme="majorEastAsia" w:hAnsiTheme="majorHAnsi" w:cstheme="majorBidi"/>
+          <w:color w:val="0F4761" w:themeColor="accent1" w:themeShade="BF"/>
+          <w:sz w:val="28"/>
+          <w:szCs w:val="28"/>
+        </w:rPr>
+        <w:t>COUNT(</w:t>
+      </w:r>
+      <w:proofErr w:type="gramEnd"/>
+      <w:r>
+        <w:rPr>
+          <w:rFonts w:asciiTheme="majorHAnsi" w:eastAsiaTheme="majorEastAsia" w:hAnsiTheme="majorHAnsi" w:cstheme="majorBidi"/>
+          <w:color w:val="0F4761" w:themeColor="accent1" w:themeShade="BF"/>
+          <w:sz w:val="28"/>
+          <w:szCs w:val="28"/>
+        </w:rPr>
+        <w:t xml:space="preserve">*) FROM </w:t>
+      </w:r>
+      <w:proofErr w:type="spellStart"/>
+      <w:r>
+        <w:rPr>
+          <w:rFonts w:asciiTheme="majorHAnsi" w:eastAsiaTheme="majorEastAsia" w:hAnsiTheme="majorHAnsi" w:cstheme="majorBidi"/>
+          <w:color w:val="0F4761" w:themeColor="accent1" w:themeShade="BF"/>
+          <w:sz w:val="28"/>
+          <w:szCs w:val="28"/>
+        </w:rPr>
+        <w:t>bl_dm.fct_transactions_dd</w:t>
+      </w:r>
+      <w:proofErr w:type="spellEnd"/>
+    </w:p>
+    <w:p>
+      <w:pPr>
+        <w:rPr>
+          <w:rFonts w:asciiTheme="majorHAnsi" w:eastAsiaTheme="majorEastAsia" w:hAnsiTheme="majorHAnsi" w:cstheme="majorBidi"/>
+          <w:color w:val="0F4761" w:themeColor="accent1" w:themeShade="BF"/>
+          <w:sz w:val="28"/>
+          <w:szCs w:val="28"/>
+        </w:rPr>
+      </w:pPr>
+      <w:r>
+        <w:rPr>
+          <w:rFonts w:asciiTheme="majorHAnsi" w:eastAsiaTheme="majorEastAsia" w:hAnsiTheme="majorHAnsi" w:cstheme="majorBidi"/>
+          <w:color w:val="0F4761" w:themeColor="accent1" w:themeShade="BF"/>
+          <w:sz w:val="28"/>
+          <w:szCs w:val="28"/>
+        </w:rPr>
+        <w:t xml:space="preserve">  UNION ALL SELECT '</w:t>
+      </w:r>
+      <w:proofErr w:type="spellStart"/>
+      <w:r>
+        <w:rPr>
+          <w:rFonts w:asciiTheme="majorHAnsi" w:eastAsiaTheme="majorEastAsia" w:hAnsiTheme="majorHAnsi" w:cstheme="majorBidi"/>
+          <w:color w:val="0F4761" w:themeColor="accent1" w:themeShade="BF"/>
+          <w:sz w:val="28"/>
+          <w:szCs w:val="28"/>
+        </w:rPr>
+        <w:t>dm_customers_scd</w:t>
+      </w:r>
+      <w:proofErr w:type="spellEnd"/>
+      <w:r>
+        <w:rPr>
+          <w:rFonts w:asciiTheme="majorHAnsi" w:eastAsiaTheme="majorEastAsia" w:hAnsiTheme="majorHAnsi" w:cstheme="majorBidi"/>
+          <w:color w:val="0F4761" w:themeColor="accent1" w:themeShade="BF"/>
+          <w:sz w:val="28"/>
+          <w:szCs w:val="28"/>
+        </w:rPr>
+        <w:t xml:space="preserve">', </w:t>
+      </w:r>
+      <w:proofErr w:type="gramStart"/>
+      <w:r>
+        <w:rPr>
+          <w:rFonts w:asciiTheme="majorHAnsi" w:eastAsiaTheme="majorEastAsia" w:hAnsiTheme="majorHAnsi" w:cstheme="majorBidi"/>
+          <w:color w:val="0F4761" w:themeColor="accent1" w:themeShade="BF"/>
+          <w:sz w:val="28"/>
+          <w:szCs w:val="28"/>
+        </w:rPr>
+        <w:t>COUNT(</w:t>
+      </w:r>
+      <w:proofErr w:type="gramEnd"/>
+      <w:r>
+        <w:rPr>
+          <w:rFonts w:asciiTheme="majorHAnsi" w:eastAsiaTheme="majorEastAsia" w:hAnsiTheme="majorHAnsi" w:cstheme="majorBidi"/>
+          <w:color w:val="0F4761" w:themeColor="accent1" w:themeShade="BF"/>
+          <w:sz w:val="28"/>
+          <w:szCs w:val="28"/>
+        </w:rPr>
+        <w:t xml:space="preserve">*) FROM </w:t>
+      </w:r>
+      <w:proofErr w:type="spellStart"/>
+      <w:r>
+        <w:rPr>
+          <w:rFonts w:asciiTheme="majorHAnsi" w:eastAsiaTheme="majorEastAsia" w:hAnsiTheme="majorHAnsi" w:cstheme="majorBidi"/>
+          <w:color w:val="0F4761" w:themeColor="accent1" w:themeShade="BF"/>
+          <w:sz w:val="28"/>
+          <w:szCs w:val="28"/>
+        </w:rPr>
+        <w:t>bl_dm.dm_customers_scd</w:t>
+      </w:r>
+      <w:proofErr w:type="spellEnd"/>
+    </w:p>
+    <w:p>
+      <w:pPr>
+        <w:rPr>
+          <w:rFonts w:asciiTheme="majorHAnsi" w:eastAsiaTheme="majorEastAsia" w:hAnsiTheme="majorHAnsi" w:cstheme="majorBidi"/>
+          <w:color w:val="0F4761" w:themeColor="accent1" w:themeShade="BF"/>
+          <w:sz w:val="28"/>
+          <w:szCs w:val="28"/>
+        </w:rPr>
+      </w:pPr>
+      <w:r>
+        <w:rPr>
+          <w:rFonts w:asciiTheme="majorHAnsi" w:eastAsiaTheme="majorEastAsia" w:hAnsiTheme="majorHAnsi" w:cstheme="majorBidi"/>
+          <w:color w:val="0F4761" w:themeColor="accent1" w:themeShade="BF"/>
+          <w:sz w:val="28"/>
+          <w:szCs w:val="28"/>
+        </w:rPr>
+        <w:t xml:space="preserve">  UNION ALL SELECT '</w:t>
+      </w:r>
+      <w:proofErr w:type="spellStart"/>
+      <w:r>
+        <w:rPr>
+          <w:rFonts w:asciiTheme="majorHAnsi" w:eastAsiaTheme="majorEastAsia" w:hAnsiTheme="majorHAnsi" w:cstheme="majorBidi"/>
+          <w:color w:val="0F4761" w:themeColor="accent1" w:themeShade="BF"/>
+          <w:sz w:val="28"/>
+          <w:szCs w:val="28"/>
+        </w:rPr>
+        <w:t>dim_dates</w:t>
+      </w:r>
+      <w:proofErr w:type="spellEnd"/>
+      <w:r>
+        <w:rPr>
+          <w:rFonts w:asciiTheme="majorHAnsi" w:eastAsiaTheme="majorEastAsia" w:hAnsiTheme="majorHAnsi" w:cstheme="majorBidi"/>
+          <w:color w:val="0F4761" w:themeColor="accent1" w:themeShade="BF"/>
+          <w:sz w:val="28"/>
+          <w:szCs w:val="28"/>
+        </w:rPr>
+        <w:t xml:space="preserve">', </w:t>
+      </w:r>
+      <w:proofErr w:type="gramStart"/>
+      <w:r>
+        <w:rPr>
+          <w:rFonts w:asciiTheme="majorHAnsi" w:eastAsiaTheme="majorEastAsia" w:hAnsiTheme="majorHAnsi" w:cstheme="majorBidi"/>
+          <w:color w:val="0F4761" w:themeColor="accent1" w:themeShade="BF"/>
+          <w:sz w:val="28"/>
+          <w:szCs w:val="28"/>
+        </w:rPr>
+        <w:t>COUNT(</w:t>
+      </w:r>
+      <w:proofErr w:type="gramEnd"/>
+      <w:r>
+        <w:rPr>
+          <w:rFonts w:asciiTheme="majorHAnsi" w:eastAsiaTheme="majorEastAsia" w:hAnsiTheme="majorHAnsi" w:cstheme="majorBidi"/>
+          <w:color w:val="0F4761" w:themeColor="accent1" w:themeShade="BF"/>
+          <w:sz w:val="28"/>
+          <w:szCs w:val="28"/>
+        </w:rPr>
+        <w:t xml:space="preserve">*) FROM </w:t>
+      </w:r>
+      <w:proofErr w:type="spellStart"/>
+      <w:r>
+        <w:rPr>
+          <w:rFonts w:asciiTheme="majorHAnsi" w:eastAsiaTheme="majorEastAsia" w:hAnsiTheme="majorHAnsi" w:cstheme="majorBidi"/>
+          <w:color w:val="0F4761" w:themeColor="accent1" w:themeShade="BF"/>
+          <w:sz w:val="28"/>
+          <w:szCs w:val="28"/>
+        </w:rPr>
+        <w:t>bl_dm.dim_</w:t>
+      </w:r>
+      <w:proofErr w:type="gramStart"/>
+      <w:r>
+        <w:rPr>
+          <w:rFonts w:asciiTheme="majorHAnsi" w:eastAsiaTheme="majorEastAsia" w:hAnsiTheme="majorHAnsi" w:cstheme="majorBidi"/>
+          <w:color w:val="0F4761" w:themeColor="accent1" w:themeShade="BF"/>
+          <w:sz w:val="28"/>
+          <w:szCs w:val="28"/>
+        </w:rPr>
+        <w:t>dates</w:t>
+      </w:r>
+      <w:proofErr w:type="spellEnd"/>
+      <w:r>
+        <w:rPr>
+          <w:rFonts w:asciiTheme="majorHAnsi" w:eastAsiaTheme="majorEastAsia" w:hAnsiTheme="majorHAnsi" w:cstheme="majorBidi"/>
+          <w:color w:val="0F4761" w:themeColor="accent1" w:themeShade="BF"/>
+          <w:sz w:val="28"/>
+          <w:szCs w:val="28"/>
+        </w:rPr>
+        <w:t>;</w:t>
+      </w:r>
+      <w:proofErr w:type="gramEnd"/>
+    </w:p>
+    <w:p>
+      <w:pPr>
+        <w:rPr>
+          <w:rFonts w:asciiTheme="majorHAnsi" w:eastAsiaTheme="majorEastAsia" w:hAnsiTheme="majorHAnsi" w:cstheme="majorBidi"/>
+          <w:color w:val="0F4761" w:themeColor="accent1" w:themeShade="BF"/>
+          <w:sz w:val="28"/>
+          <w:szCs w:val="28"/>
+        </w:rPr>
+      </w:pPr>
+      <w:r>
+        <w:rPr>
+          <w:rFonts w:asciiTheme="majorHAnsi" w:eastAsiaTheme="majorEastAsia" w:hAnsiTheme="majorHAnsi" w:cstheme="majorBidi"/>
+          <w:color w:val="0F4761" w:themeColor="accent1" w:themeShade="BF"/>
+          <w:sz w:val="28"/>
+          <w:szCs w:val="28"/>
+        </w:rPr>
+        <w:t xml:space="preserve">  EOF</w:t>
+      </w:r>
+    </w:p>
+    <w:p>
+      <w:pPr>
+        <w:rPr>
+          <w:rFonts w:asciiTheme="majorHAnsi" w:eastAsiaTheme="majorEastAsia" w:hAnsiTheme="majorHAnsi" w:cstheme="majorBidi"/>
+          <w:color w:val="0F4761" w:themeColor="accent1" w:themeShade="BF"/>
+          <w:sz w:val="28"/>
+          <w:szCs w:val="28"/>
+        </w:rPr>
+      </w:pPr>
+    </w:p>
+    <w:p>
+      <w:pPr>
+        <w:rPr>
+          <w:rFonts w:asciiTheme="majorHAnsi" w:eastAsiaTheme="majorEastAsia" w:hAnsiTheme="majorHAnsi" w:cstheme="majorBidi"/>
+          <w:color w:val="0F4761" w:themeColor="accent1" w:themeShade="BF"/>
+          <w:sz w:val="28"/>
+          <w:szCs w:val="28"/>
+        </w:rPr>
+      </w:pPr>
+      <w:r>
+        <w:rPr>
+          <w:rFonts w:asciiTheme="majorHAnsi" w:eastAsiaTheme="majorEastAsia" w:hAnsiTheme="majorHAnsi" w:cstheme="majorBidi"/>
+          <w:color w:val="0F4761" w:themeColor="accent1" w:themeShade="BF"/>
+          <w:sz w:val="28"/>
+          <w:szCs w:val="28"/>
+        </w:rPr>
+        <w:t xml:space="preserve">  STEP 7: Run Incremental Pipeline (with SCD2 </w:t>
+      </w:r>
+      <w:proofErr w:type="spellStart"/>
+      <w:r>
+        <w:rPr>
+          <w:rFonts w:asciiTheme="majorHAnsi" w:eastAsiaTheme="majorEastAsia" w:hAnsiTheme="majorHAnsi" w:cstheme="majorBidi"/>
+          <w:color w:val="0F4761" w:themeColor="accent1" w:themeShade="BF"/>
+          <w:sz w:val="28"/>
+          <w:szCs w:val="28"/>
+        </w:rPr>
+        <w:t>changes</w:t>
+      </w:r>
+      <w:r>
+        <w:rPr>
+          <w:rFonts w:asciiTheme="majorHAnsi" w:eastAsiaTheme="majorEastAsia" w:hAnsiTheme="majorHAnsi" w:cstheme="majorBidi"/>
+          <w:color w:val="0F4761" w:themeColor="accent1" w:themeShade="BF"/>
+          <w:sz w:val="28"/>
+          <w:szCs w:val="28"/>
+        </w:rPr>
+        <w:t>s</w:t>
+      </w:r>
+      <w:proofErr w:type="spellEnd"/>
+      <w:r>
+        <w:rPr>
+          <w:rFonts w:asciiTheme="majorHAnsi" w:eastAsiaTheme="majorEastAsia" w:hAnsiTheme="majorHAnsi" w:cstheme="majorBidi"/>
+          <w:color w:val="0F4761" w:themeColor="accent1" w:themeShade="BF"/>
+          <w:sz w:val="28"/>
+          <w:szCs w:val="28"/>
+        </w:rPr>
+        <w:t>)</w:t>
+      </w:r>
+    </w:p>
+    <w:p>
+      <w:pPr>
+        <w:rPr>
+          <w:rFonts w:asciiTheme="majorHAnsi" w:eastAsiaTheme="majorEastAsia" w:hAnsiTheme="majorHAnsi" w:cstheme="majorBidi"/>
+          <w:color w:val="0F4761" w:themeColor="accent1" w:themeShade="BF"/>
+          <w:sz w:val="28"/>
+          <w:szCs w:val="28"/>
+        </w:rPr>
+      </w:pPr>
+      <w:r>
+        <w:rPr>
+          <w:rFonts w:asciiTheme="majorHAnsi" w:eastAsiaTheme="majorEastAsia" w:hAnsiTheme="majorHAnsi" w:cstheme="majorBidi"/>
+          <w:color w:val="0F4761" w:themeColor="accent1" w:themeShade="BF"/>
+          <w:sz w:val="28"/>
+          <w:szCs w:val="28"/>
+        </w:rPr>
+        <w:t xml:space="preserve">  python pipeline/run_pipeline.py --mode incremental</w:t>
+      </w:r>
+    </w:p>
+    <w:p>
+      <w:pPr>
+        <w:rPr>
+          <w:rFonts w:asciiTheme="majorHAnsi" w:eastAsiaTheme="majorEastAsia" w:hAnsiTheme="majorHAnsi" w:cstheme="majorBidi"/>
+          <w:color w:val="0F4761" w:themeColor="accent1" w:themeShade="BF"/>
+          <w:sz w:val="28"/>
+          <w:szCs w:val="28"/>
+        </w:rPr>
+      </w:pPr>
+      <w:r>
+        <w:rPr>
+          <w:rFonts w:asciiTheme="majorHAnsi" w:eastAsiaTheme="majorEastAsia" w:hAnsiTheme="majorHAnsi" w:cstheme="majorBidi"/>
+          <w:color w:val="0F4761" w:themeColor="accent1" w:themeShade="BF"/>
+          <w:sz w:val="28"/>
+          <w:szCs w:val="28"/>
+        </w:rPr>
+        <w:t xml:space="preserve">  STEP 8: Verify Incremental Load + SCD2</w:t>
+      </w:r>
+    </w:p>
+    <w:p>
+      <w:pPr>
+        <w:rPr>
+          <w:rFonts w:asciiTheme="majorHAnsi" w:eastAsiaTheme="majorEastAsia" w:hAnsiTheme="majorHAnsi" w:cstheme="majorBidi"/>
+          <w:color w:val="0F4761" w:themeColor="accent1" w:themeShade="BF"/>
+          <w:sz w:val="28"/>
+          <w:szCs w:val="28"/>
+        </w:rPr>
+      </w:pPr>
+    </w:p>
+    <w:p>
+      <w:pPr>
+        <w:rPr>
+          <w:rFonts w:asciiTheme="majorHAnsi" w:eastAsiaTheme="majorEastAsia" w:hAnsiTheme="majorHAnsi" w:cstheme="majorBidi"/>
+          <w:color w:val="0F4761" w:themeColor="accent1" w:themeShade="BF"/>
+          <w:sz w:val="28"/>
+          <w:szCs w:val="28"/>
+        </w:rPr>
+      </w:pPr>
+      <w:r>
+        <w:rPr>
+          <w:rFonts w:asciiTheme="majorHAnsi" w:eastAsiaTheme="majorEastAsia" w:hAnsiTheme="majorHAnsi" w:cstheme="majorBidi"/>
+          <w:color w:val="0F4761" w:themeColor="accent1" w:themeShade="BF"/>
+          <w:sz w:val="28"/>
+          <w:szCs w:val="28"/>
+        </w:rPr>
+        <w:t xml:space="preserve">  -- Verify SCD2 versions created</w:t>
+      </w:r>
+    </w:p>
+    <w:p>
+      <w:pPr>
+        <w:rPr>
+          <w:rFonts w:asciiTheme="majorHAnsi" w:eastAsiaTheme="majorEastAsia" w:hAnsiTheme="majorHAnsi" w:cstheme="majorBidi"/>
+          <w:color w:val="0F4761" w:themeColor="accent1" w:themeShade="BF"/>
+          <w:sz w:val="28"/>
+          <w:szCs w:val="28"/>
+        </w:rPr>
+      </w:pPr>
+      <w:r>
+        <w:rPr>
+          <w:rFonts w:asciiTheme="majorHAnsi" w:eastAsiaTheme="majorEastAsia" w:hAnsiTheme="majorHAnsi" w:cstheme="majorBidi"/>
+          <w:color w:val="0F4761" w:themeColor="accent1" w:themeShade="BF"/>
+          <w:sz w:val="28"/>
+          <w:szCs w:val="28"/>
+        </w:rPr>
+        <w:t xml:space="preserve">  SELECT</w:t>
+      </w:r>
+    </w:p>
+    <w:p>
+      <w:pPr>
+        <w:rPr>
+          <w:rFonts w:asciiTheme="majorHAnsi" w:eastAsiaTheme="majorEastAsia" w:hAnsiTheme="majorHAnsi" w:cstheme="majorBidi"/>
+          <w:color w:val="0F4761" w:themeColor="accent1" w:themeShade="BF"/>
+          <w:sz w:val="28"/>
+          <w:szCs w:val="28"/>
+        </w:rPr>
+      </w:pPr>
+      <w:r>
+        <w:rPr>
+          <w:rFonts w:asciiTheme="majorHAnsi" w:eastAsiaTheme="majorEastAsia" w:hAnsiTheme="majorHAnsi" w:cstheme="majorBidi"/>
+          <w:color w:val="0F4761" w:themeColor="accent1" w:themeShade="BF"/>
+          <w:sz w:val="28"/>
+          <w:szCs w:val="28"/>
+        </w:rPr>
+        <w:t xml:space="preserve">      </w:t>
+      </w:r>
+      <w:proofErr w:type="spellStart"/>
+      <w:r>
+        <w:rPr>
+          <w:rFonts w:asciiTheme="majorHAnsi" w:eastAsiaTheme="majorEastAsia" w:hAnsiTheme="majorHAnsi" w:cstheme="majorBidi"/>
+          <w:color w:val="0F4761" w:themeColor="accent1" w:themeShade="BF"/>
+          <w:sz w:val="28"/>
+          <w:szCs w:val="28"/>
+        </w:rPr>
+        <w:t>is_active</w:t>
+      </w:r>
+      <w:proofErr w:type="spellEnd"/>
+      <w:r>
+        <w:rPr>
+          <w:rFonts w:asciiTheme="majorHAnsi" w:eastAsiaTheme="majorEastAsia" w:hAnsiTheme="majorHAnsi" w:cstheme="majorBidi"/>
+          <w:color w:val="0F4761" w:themeColor="accent1" w:themeShade="BF"/>
+          <w:sz w:val="28"/>
+          <w:szCs w:val="28"/>
+        </w:rPr>
+        <w:t>,</w:t>
+      </w:r>
+    </w:p>
+    <w:p>
+      <w:pPr>
+        <w:rPr>
+          <w:rFonts w:asciiTheme="majorHAnsi" w:eastAsiaTheme="majorEastAsia" w:hAnsiTheme="majorHAnsi" w:cstheme="majorBidi"/>
+          <w:color w:val="0F4761" w:themeColor="accent1" w:themeShade="BF"/>
+          <w:sz w:val="28"/>
+          <w:szCs w:val="28"/>
+        </w:rPr>
+      </w:pPr>
+      <w:r>
+        <w:rPr>
+          <w:rFonts w:asciiTheme="majorHAnsi" w:eastAsiaTheme="majorEastAsia" w:hAnsiTheme="majorHAnsi" w:cstheme="majorBidi"/>
+          <w:color w:val="0F4761" w:themeColor="accent1" w:themeShade="BF"/>
+          <w:sz w:val="28"/>
+          <w:szCs w:val="28"/>
+        </w:rPr>
+        <w:t xml:space="preserve">      </w:t>
+      </w:r>
+      <w:proofErr w:type="gramStart"/>
+      <w:r>
+        <w:rPr>
+          <w:rFonts w:asciiTheme="majorHAnsi" w:eastAsiaTheme="majorEastAsia" w:hAnsiTheme="majorHAnsi" w:cstheme="majorBidi"/>
+          <w:color w:val="0F4761" w:themeColor="accent1" w:themeShade="BF"/>
+          <w:sz w:val="28"/>
+          <w:szCs w:val="28"/>
+        </w:rPr>
+        <w:t>COUNT(</w:t>
+      </w:r>
+      <w:proofErr w:type="gramEnd"/>
+      <w:r>
+        <w:rPr>
+          <w:rFonts w:asciiTheme="majorHAnsi" w:eastAsiaTheme="majorEastAsia" w:hAnsiTheme="majorHAnsi" w:cstheme="majorBidi"/>
+          <w:color w:val="0F4761" w:themeColor="accent1" w:themeShade="BF"/>
+          <w:sz w:val="28"/>
+          <w:szCs w:val="28"/>
+        </w:rPr>
+        <w:t>*) AS versions,</w:t>
+      </w:r>
+    </w:p>
+    <w:p>
+      <w:pPr>
+        <w:rPr>
+          <w:rFonts w:asciiTheme="majorHAnsi" w:eastAsiaTheme="majorEastAsia" w:hAnsiTheme="majorHAnsi" w:cstheme="majorBidi"/>
+          <w:color w:val="0F4761" w:themeColor="accent1" w:themeShade="BF"/>
+          <w:sz w:val="28"/>
+          <w:szCs w:val="28"/>
+        </w:rPr>
+      </w:pPr>
+      <w:r>
+        <w:rPr>
+          <w:rFonts w:asciiTheme="majorHAnsi" w:eastAsiaTheme="majorEastAsia" w:hAnsiTheme="majorHAnsi" w:cstheme="majorBidi"/>
+          <w:color w:val="0F4761" w:themeColor="accent1" w:themeShade="BF"/>
+          <w:sz w:val="28"/>
+          <w:szCs w:val="28"/>
+        </w:rPr>
+        <w:t xml:space="preserve">      </w:t>
+      </w:r>
+      <w:proofErr w:type="gramStart"/>
+      <w:r>
+        <w:rPr>
+          <w:rFonts w:asciiTheme="majorHAnsi" w:eastAsiaTheme="majorEastAsia" w:hAnsiTheme="majorHAnsi" w:cstheme="majorBidi"/>
+          <w:color w:val="0F4761" w:themeColor="accent1" w:themeShade="BF"/>
+          <w:sz w:val="28"/>
+          <w:szCs w:val="28"/>
+        </w:rPr>
+        <w:t>MIN(</w:t>
+      </w:r>
+      <w:proofErr w:type="spellStart"/>
+      <w:proofErr w:type="gramEnd"/>
+      <w:r>
+        <w:rPr>
+          <w:rFonts w:asciiTheme="majorHAnsi" w:eastAsiaTheme="majorEastAsia" w:hAnsiTheme="majorHAnsi" w:cstheme="majorBidi"/>
+          <w:color w:val="0F4761" w:themeColor="accent1" w:themeShade="BF"/>
+          <w:sz w:val="28"/>
+          <w:szCs w:val="28"/>
+        </w:rPr>
+        <w:t>start_dt</w:t>
+      </w:r>
+      <w:proofErr w:type="spellEnd"/>
+      <w:r>
+        <w:rPr>
+          <w:rFonts w:asciiTheme="majorHAnsi" w:eastAsiaTheme="majorEastAsia" w:hAnsiTheme="majorHAnsi" w:cstheme="majorBidi"/>
+          <w:color w:val="0F4761" w:themeColor="accent1" w:themeShade="BF"/>
+          <w:sz w:val="28"/>
+          <w:szCs w:val="28"/>
+        </w:rPr>
+        <w:t>) AS earliest,</w:t>
+      </w:r>
+    </w:p>
+    <w:p>
+      <w:pPr>
+        <w:rPr>
+          <w:rFonts w:asciiTheme="majorHAnsi" w:eastAsiaTheme="majorEastAsia" w:hAnsiTheme="majorHAnsi" w:cstheme="majorBidi"/>
+          <w:color w:val="0F4761" w:themeColor="accent1" w:themeShade="BF"/>
+          <w:sz w:val="28"/>
+          <w:szCs w:val="28"/>
+        </w:rPr>
+      </w:pPr>
+      <w:r>
+        <w:rPr>
+          <w:rFonts w:asciiTheme="majorHAnsi" w:eastAsiaTheme="majorEastAsia" w:hAnsiTheme="majorHAnsi" w:cstheme="majorBidi"/>
+          <w:color w:val="0F4761" w:themeColor="accent1" w:themeShade="BF"/>
+          <w:sz w:val="28"/>
+          <w:szCs w:val="28"/>
+        </w:rPr>
+        <w:t xml:space="preserve">      </w:t>
+      </w:r>
+      <w:proofErr w:type="gramStart"/>
+      <w:r>
+        <w:rPr>
+          <w:rFonts w:asciiTheme="majorHAnsi" w:eastAsiaTheme="majorEastAsia" w:hAnsiTheme="majorHAnsi" w:cstheme="majorBidi"/>
+          <w:color w:val="0F4761" w:themeColor="accent1" w:themeShade="BF"/>
+          <w:sz w:val="28"/>
+          <w:szCs w:val="28"/>
+        </w:rPr>
+        <w:t>MAX(</w:t>
+      </w:r>
+      <w:proofErr w:type="spellStart"/>
+      <w:proofErr w:type="gramEnd"/>
+      <w:r>
+        <w:rPr>
+          <w:rFonts w:asciiTheme="majorHAnsi" w:eastAsiaTheme="majorEastAsia" w:hAnsiTheme="majorHAnsi" w:cstheme="majorBidi"/>
+          <w:color w:val="0F4761" w:themeColor="accent1" w:themeShade="BF"/>
+          <w:sz w:val="28"/>
+          <w:szCs w:val="28"/>
+        </w:rPr>
+        <w:t>start_dt</w:t>
+      </w:r>
+      <w:proofErr w:type="spellEnd"/>
+      <w:r>
+        <w:rPr>
+          <w:rFonts w:asciiTheme="majorHAnsi" w:eastAsiaTheme="majorEastAsia" w:hAnsiTheme="majorHAnsi" w:cstheme="majorBidi"/>
+          <w:color w:val="0F4761" w:themeColor="accent1" w:themeShade="BF"/>
+          <w:sz w:val="28"/>
+          <w:szCs w:val="28"/>
+        </w:rPr>
+        <w:t>) AS latest</w:t>
+      </w:r>
+    </w:p>
+    <w:p>
+      <w:pPr>
+        <w:rPr>
+          <w:rFonts w:asciiTheme="majorHAnsi" w:eastAsiaTheme="majorEastAsia" w:hAnsiTheme="majorHAnsi" w:cstheme="majorBidi"/>
+          <w:color w:val="0F4761" w:themeColor="accent1" w:themeShade="BF"/>
+          <w:sz w:val="28"/>
+          <w:szCs w:val="28"/>
+        </w:rPr>
+      </w:pPr>
+      <w:r>
+        <w:rPr>
+          <w:rFonts w:asciiTheme="majorHAnsi" w:eastAsiaTheme="majorEastAsia" w:hAnsiTheme="majorHAnsi" w:cstheme="majorBidi"/>
+          <w:color w:val="0F4761" w:themeColor="accent1" w:themeShade="BF"/>
+          <w:sz w:val="28"/>
+          <w:szCs w:val="28"/>
+        </w:rPr>
+        <w:t xml:space="preserve">  FROM bl_3nf.ce_customers_scd</w:t>
+      </w:r>
+    </w:p>
+    <w:p>
+      <w:pPr>
+        <w:rPr>
+          <w:rFonts w:asciiTheme="majorHAnsi" w:eastAsiaTheme="majorEastAsia" w:hAnsiTheme="majorHAnsi" w:cstheme="majorBidi"/>
+          <w:color w:val="0F4761" w:themeColor="accent1" w:themeShade="BF"/>
+          <w:sz w:val="28"/>
+          <w:szCs w:val="28"/>
+        </w:rPr>
+      </w:pPr>
+      <w:r>
+        <w:rPr>
+          <w:rFonts w:asciiTheme="majorHAnsi" w:eastAsiaTheme="majorEastAsia" w:hAnsiTheme="majorHAnsi" w:cstheme="majorBidi"/>
+          <w:color w:val="0F4761" w:themeColor="accent1" w:themeShade="BF"/>
+          <w:sz w:val="28"/>
+          <w:szCs w:val="28"/>
+        </w:rPr>
+        <w:t xml:space="preserve">  GROUP BY </w:t>
+      </w:r>
+      <w:proofErr w:type="spellStart"/>
+      <w:r>
+        <w:rPr>
+          <w:rFonts w:asciiTheme="majorHAnsi" w:eastAsiaTheme="majorEastAsia" w:hAnsiTheme="majorHAnsi" w:cstheme="majorBidi"/>
+          <w:color w:val="0F4761" w:themeColor="accent1" w:themeShade="BF"/>
+          <w:sz w:val="28"/>
+          <w:szCs w:val="28"/>
+        </w:rPr>
+        <w:t>is_</w:t>
+      </w:r>
+      <w:proofErr w:type="gramStart"/>
+      <w:r>
+        <w:rPr>
+          <w:rFonts w:asciiTheme="majorHAnsi" w:eastAsiaTheme="majorEastAsia" w:hAnsiTheme="majorHAnsi" w:cstheme="majorBidi"/>
+          <w:color w:val="0F4761" w:themeColor="accent1" w:themeShade="BF"/>
+          <w:sz w:val="28"/>
+          <w:szCs w:val="28"/>
+        </w:rPr>
+        <w:t>active</w:t>
+      </w:r>
+      <w:proofErr w:type="spellEnd"/>
+      <w:r>
+        <w:rPr>
+          <w:rFonts w:asciiTheme="majorHAnsi" w:eastAsiaTheme="majorEastAsia" w:hAnsiTheme="majorHAnsi" w:cstheme="majorBidi"/>
+          <w:color w:val="0F4761" w:themeColor="accent1" w:themeShade="BF"/>
+          <w:sz w:val="28"/>
+          <w:szCs w:val="28"/>
+        </w:rPr>
+        <w:t>;</w:t>
+      </w:r>
+      <w:proofErr w:type="gramEnd"/>
+    </w:p>
+    <w:p>
+      <w:pPr>
+        <w:rPr>
+          <w:rFonts w:asciiTheme="majorHAnsi" w:eastAsiaTheme="majorEastAsia" w:hAnsiTheme="majorHAnsi" w:cstheme="majorBidi"/>
+          <w:color w:val="0F4761" w:themeColor="accent1" w:themeShade="BF"/>
+          <w:sz w:val="28"/>
+          <w:szCs w:val="28"/>
+        </w:rPr>
+      </w:pPr>
+    </w:p>
+    <w:p>
+      <w:pPr>
+        <w:rPr>
+          <w:rFonts w:asciiTheme="majorHAnsi" w:eastAsiaTheme="majorEastAsia" w:hAnsiTheme="majorHAnsi" w:cstheme="majorBidi"/>
+          <w:color w:val="0F4761" w:themeColor="accent1" w:themeShade="BF"/>
+          <w:sz w:val="28"/>
+          <w:szCs w:val="28"/>
+        </w:rPr>
+      </w:pPr>
+      <w:r>
+        <w:rPr>
+          <w:rFonts w:asciiTheme="majorHAnsi" w:eastAsiaTheme="majorEastAsia" w:hAnsiTheme="majorHAnsi" w:cstheme="majorBidi"/>
+          <w:color w:val="0F4761" w:themeColor="accent1" w:themeShade="BF"/>
+          <w:sz w:val="28"/>
+          <w:szCs w:val="28"/>
+        </w:rPr>
+        <w:t xml:space="preserve">  -- Find a customer with SCD2 history</w:t>
+      </w:r>
+    </w:p>
+    <w:p>
+      <w:pPr>
+        <w:rPr>
+          <w:rFonts w:asciiTheme="majorHAnsi" w:eastAsiaTheme="majorEastAsia" w:hAnsiTheme="majorHAnsi" w:cstheme="majorBidi"/>
+          <w:color w:val="0F4761" w:themeColor="accent1" w:themeShade="BF"/>
+          <w:sz w:val="28"/>
+          <w:szCs w:val="28"/>
+        </w:rPr>
+      </w:pPr>
+      <w:r>
+        <w:rPr>
+          <w:rFonts w:asciiTheme="majorHAnsi" w:eastAsiaTheme="majorEastAsia" w:hAnsiTheme="majorHAnsi" w:cstheme="majorBidi"/>
+          <w:color w:val="0F4761" w:themeColor="accent1" w:themeShade="BF"/>
+          <w:sz w:val="28"/>
+          <w:szCs w:val="28"/>
+        </w:rPr>
+        <w:lastRenderedPageBreak/>
+        <w:t xml:space="preserve">  SELECT </w:t>
+      </w:r>
+      <w:proofErr w:type="spellStart"/>
+      <w:r>
+        <w:rPr>
+          <w:rFonts w:asciiTheme="majorHAnsi" w:eastAsiaTheme="majorEastAsia" w:hAnsiTheme="majorHAnsi" w:cstheme="majorBidi"/>
+          <w:color w:val="0F4761" w:themeColor="accent1" w:themeShade="BF"/>
+          <w:sz w:val="28"/>
+          <w:szCs w:val="28"/>
+        </w:rPr>
+        <w:t>customer_src_id</w:t>
+      </w:r>
+      <w:proofErr w:type="spellEnd"/>
+      <w:r>
+        <w:rPr>
+          <w:rFonts w:asciiTheme="majorHAnsi" w:eastAsiaTheme="majorEastAsia" w:hAnsiTheme="majorHAnsi" w:cstheme="majorBidi"/>
+          <w:color w:val="0F4761" w:themeColor="accent1" w:themeShade="BF"/>
+          <w:sz w:val="28"/>
+          <w:szCs w:val="28"/>
+        </w:rPr>
+        <w:t xml:space="preserve">, </w:t>
+      </w:r>
+      <w:proofErr w:type="spellStart"/>
+      <w:r>
+        <w:rPr>
+          <w:rFonts w:asciiTheme="majorHAnsi" w:eastAsiaTheme="majorEastAsia" w:hAnsiTheme="majorHAnsi" w:cstheme="majorBidi"/>
+          <w:color w:val="0F4761" w:themeColor="accent1" w:themeShade="BF"/>
+          <w:sz w:val="28"/>
+          <w:szCs w:val="28"/>
+        </w:rPr>
+        <w:t>customer_city</w:t>
+      </w:r>
+      <w:proofErr w:type="spellEnd"/>
+      <w:r>
+        <w:rPr>
+          <w:rFonts w:asciiTheme="majorHAnsi" w:eastAsiaTheme="majorEastAsia" w:hAnsiTheme="majorHAnsi" w:cstheme="majorBidi"/>
+          <w:color w:val="0F4761" w:themeColor="accent1" w:themeShade="BF"/>
+          <w:sz w:val="28"/>
+          <w:szCs w:val="28"/>
+        </w:rPr>
+        <w:t xml:space="preserve">, </w:t>
+      </w:r>
+      <w:proofErr w:type="spellStart"/>
+      <w:r>
+        <w:rPr>
+          <w:rFonts w:asciiTheme="majorHAnsi" w:eastAsiaTheme="majorEastAsia" w:hAnsiTheme="majorHAnsi" w:cstheme="majorBidi"/>
+          <w:color w:val="0F4761" w:themeColor="accent1" w:themeShade="BF"/>
+          <w:sz w:val="28"/>
+          <w:szCs w:val="28"/>
+        </w:rPr>
+        <w:t>start_dt</w:t>
+      </w:r>
+      <w:proofErr w:type="spellEnd"/>
+      <w:r>
+        <w:rPr>
+          <w:rFonts w:asciiTheme="majorHAnsi" w:eastAsiaTheme="majorEastAsia" w:hAnsiTheme="majorHAnsi" w:cstheme="majorBidi"/>
+          <w:color w:val="0F4761" w:themeColor="accent1" w:themeShade="BF"/>
+          <w:sz w:val="28"/>
+          <w:szCs w:val="28"/>
+        </w:rPr>
+        <w:t xml:space="preserve">, </w:t>
+      </w:r>
+      <w:proofErr w:type="spellStart"/>
+      <w:r>
+        <w:rPr>
+          <w:rFonts w:asciiTheme="majorHAnsi" w:eastAsiaTheme="majorEastAsia" w:hAnsiTheme="majorHAnsi" w:cstheme="majorBidi"/>
+          <w:color w:val="0F4761" w:themeColor="accent1" w:themeShade="BF"/>
+          <w:sz w:val="28"/>
+          <w:szCs w:val="28"/>
+        </w:rPr>
+        <w:t>end_dt</w:t>
+      </w:r>
+      <w:proofErr w:type="spellEnd"/>
+      <w:r>
+        <w:rPr>
+          <w:rFonts w:asciiTheme="majorHAnsi" w:eastAsiaTheme="majorEastAsia" w:hAnsiTheme="majorHAnsi" w:cstheme="majorBidi"/>
+          <w:color w:val="0F4761" w:themeColor="accent1" w:themeShade="BF"/>
+          <w:sz w:val="28"/>
+          <w:szCs w:val="28"/>
+        </w:rPr>
+        <w:t xml:space="preserve">, </w:t>
+      </w:r>
+      <w:proofErr w:type="spellStart"/>
+      <w:r>
+        <w:rPr>
+          <w:rFonts w:asciiTheme="majorHAnsi" w:eastAsiaTheme="majorEastAsia" w:hAnsiTheme="majorHAnsi" w:cstheme="majorBidi"/>
+          <w:color w:val="0F4761" w:themeColor="accent1" w:themeShade="BF"/>
+          <w:sz w:val="28"/>
+          <w:szCs w:val="28"/>
+        </w:rPr>
+        <w:t>is_active</w:t>
+      </w:r>
+      <w:proofErr w:type="spellEnd"/>
+    </w:p>
+    <w:p>
+      <w:pPr>
+        <w:rPr>
+          <w:rFonts w:asciiTheme="majorHAnsi" w:eastAsiaTheme="majorEastAsia" w:hAnsiTheme="majorHAnsi" w:cstheme="majorBidi"/>
+          <w:color w:val="0F4761" w:themeColor="accent1" w:themeShade="BF"/>
+          <w:sz w:val="28"/>
+          <w:szCs w:val="28"/>
+        </w:rPr>
+      </w:pPr>
+      <w:r>
+        <w:rPr>
+          <w:rFonts w:asciiTheme="majorHAnsi" w:eastAsiaTheme="majorEastAsia" w:hAnsiTheme="majorHAnsi" w:cstheme="majorBidi"/>
+          <w:color w:val="0F4761" w:themeColor="accent1" w:themeShade="BF"/>
+          <w:sz w:val="28"/>
+          <w:szCs w:val="28"/>
+        </w:rPr>
+        <w:t xml:space="preserve">  FROM bl_3nf.ce_customers_scd</w:t>
+      </w:r>
+    </w:p>
+    <w:p>
+      <w:pPr>
+        <w:rPr>
+          <w:rFonts w:asciiTheme="majorHAnsi" w:eastAsiaTheme="majorEastAsia" w:hAnsiTheme="majorHAnsi" w:cstheme="majorBidi"/>
+          <w:color w:val="0F4761" w:themeColor="accent1" w:themeShade="BF"/>
+          <w:sz w:val="28"/>
+          <w:szCs w:val="28"/>
+        </w:rPr>
+      </w:pPr>
+      <w:r>
+        <w:rPr>
+          <w:rFonts w:asciiTheme="majorHAnsi" w:eastAsiaTheme="majorEastAsia" w:hAnsiTheme="majorHAnsi" w:cstheme="majorBidi"/>
+          <w:color w:val="0F4761" w:themeColor="accent1" w:themeShade="BF"/>
+          <w:sz w:val="28"/>
+          <w:szCs w:val="28"/>
+        </w:rPr>
+        <w:t xml:space="preserve">  WHERE </w:t>
+      </w:r>
+      <w:proofErr w:type="spellStart"/>
+      <w:r>
+        <w:rPr>
+          <w:rFonts w:asciiTheme="majorHAnsi" w:eastAsiaTheme="majorEastAsia" w:hAnsiTheme="majorHAnsi" w:cstheme="majorBidi"/>
+          <w:color w:val="0F4761" w:themeColor="accent1" w:themeShade="BF"/>
+          <w:sz w:val="28"/>
+          <w:szCs w:val="28"/>
+        </w:rPr>
+        <w:t>customer_src_id</w:t>
+      </w:r>
+      <w:proofErr w:type="spellEnd"/>
+      <w:r>
+        <w:rPr>
+          <w:rFonts w:asciiTheme="majorHAnsi" w:eastAsiaTheme="majorEastAsia" w:hAnsiTheme="majorHAnsi" w:cstheme="majorBidi"/>
+          <w:color w:val="0F4761" w:themeColor="accent1" w:themeShade="BF"/>
+          <w:sz w:val="28"/>
+          <w:szCs w:val="28"/>
+        </w:rPr>
+        <w:t xml:space="preserve"> IN (</w:t>
+      </w:r>
+    </w:p>
+    <w:p>
+      <w:pPr>
+        <w:rPr>
+          <w:rFonts w:asciiTheme="majorHAnsi" w:eastAsiaTheme="majorEastAsia" w:hAnsiTheme="majorHAnsi" w:cstheme="majorBidi"/>
+          <w:color w:val="0F4761" w:themeColor="accent1" w:themeShade="BF"/>
+          <w:sz w:val="28"/>
+          <w:szCs w:val="28"/>
+        </w:rPr>
+      </w:pPr>
+      <w:r>
+        <w:rPr>
+          <w:rFonts w:asciiTheme="majorHAnsi" w:eastAsiaTheme="majorEastAsia" w:hAnsiTheme="majorHAnsi" w:cstheme="majorBidi"/>
+          <w:color w:val="0F4761" w:themeColor="accent1" w:themeShade="BF"/>
+          <w:sz w:val="28"/>
+          <w:szCs w:val="28"/>
+        </w:rPr>
+        <w:t xml:space="preserve">      SELECT </w:t>
+      </w:r>
+      <w:proofErr w:type="spellStart"/>
+      <w:r>
+        <w:rPr>
+          <w:rFonts w:asciiTheme="majorHAnsi" w:eastAsiaTheme="majorEastAsia" w:hAnsiTheme="majorHAnsi" w:cstheme="majorBidi"/>
+          <w:color w:val="0F4761" w:themeColor="accent1" w:themeShade="BF"/>
+          <w:sz w:val="28"/>
+          <w:szCs w:val="28"/>
+        </w:rPr>
+        <w:t>customer_src_id</w:t>
+      </w:r>
+      <w:proofErr w:type="spellEnd"/>
+      <w:r>
+        <w:rPr>
+          <w:rFonts w:asciiTheme="majorHAnsi" w:eastAsiaTheme="majorEastAsia" w:hAnsiTheme="majorHAnsi" w:cstheme="majorBidi"/>
+          <w:color w:val="0F4761" w:themeColor="accent1" w:themeShade="BF"/>
+          <w:sz w:val="28"/>
+          <w:szCs w:val="28"/>
+        </w:rPr>
+        <w:t xml:space="preserve"> FROM bl_3nf.ce_customers_scd</w:t>
+      </w:r>
+    </w:p>
+    <w:p>
+      <w:pPr>
+        <w:rPr>
+          <w:rFonts w:asciiTheme="majorHAnsi" w:eastAsiaTheme="majorEastAsia" w:hAnsiTheme="majorHAnsi" w:cstheme="majorBidi"/>
+          <w:color w:val="0F4761" w:themeColor="accent1" w:themeShade="BF"/>
+          <w:sz w:val="28"/>
+          <w:szCs w:val="28"/>
+        </w:rPr>
+      </w:pPr>
+      <w:r>
+        <w:rPr>
+          <w:rFonts w:asciiTheme="majorHAnsi" w:eastAsiaTheme="majorEastAsia" w:hAnsiTheme="majorHAnsi" w:cstheme="majorBidi"/>
+          <w:color w:val="0F4761" w:themeColor="accent1" w:themeShade="BF"/>
+          <w:sz w:val="28"/>
+          <w:szCs w:val="28"/>
+        </w:rPr>
+        <w:t xml:space="preserve">      GROUP BY </w:t>
+      </w:r>
+      <w:proofErr w:type="spellStart"/>
+      <w:r>
+        <w:rPr>
+          <w:rFonts w:asciiTheme="majorHAnsi" w:eastAsiaTheme="majorEastAsia" w:hAnsiTheme="majorHAnsi" w:cstheme="majorBidi"/>
+          <w:color w:val="0F4761" w:themeColor="accent1" w:themeShade="BF"/>
+          <w:sz w:val="28"/>
+          <w:szCs w:val="28"/>
+        </w:rPr>
+        <w:t>customer_src_id</w:t>
+      </w:r>
+      <w:proofErr w:type="spellEnd"/>
+      <w:r>
+        <w:rPr>
+          <w:rFonts w:asciiTheme="majorHAnsi" w:eastAsiaTheme="majorEastAsia" w:hAnsiTheme="majorHAnsi" w:cstheme="majorBidi"/>
+          <w:color w:val="0F4761" w:themeColor="accent1" w:themeShade="BF"/>
+          <w:sz w:val="28"/>
+          <w:szCs w:val="28"/>
+        </w:rPr>
+        <w:t xml:space="preserve"> HAVING </w:t>
+      </w:r>
+      <w:proofErr w:type="gramStart"/>
+      <w:r>
+        <w:rPr>
+          <w:rFonts w:asciiTheme="majorHAnsi" w:eastAsiaTheme="majorEastAsia" w:hAnsiTheme="majorHAnsi" w:cstheme="majorBidi"/>
+          <w:color w:val="0F4761" w:themeColor="accent1" w:themeShade="BF"/>
+          <w:sz w:val="28"/>
+          <w:szCs w:val="28"/>
+        </w:rPr>
+        <w:t>COUNT(</w:t>
+      </w:r>
+      <w:proofErr w:type="gramEnd"/>
+      <w:r>
+        <w:rPr>
+          <w:rFonts w:asciiTheme="majorHAnsi" w:eastAsiaTheme="majorEastAsia" w:hAnsiTheme="majorHAnsi" w:cstheme="majorBidi"/>
+          <w:color w:val="0F4761" w:themeColor="accent1" w:themeShade="BF"/>
+          <w:sz w:val="28"/>
+          <w:szCs w:val="28"/>
+        </w:rPr>
+        <w:t>*) &gt; 1</w:t>
+      </w:r>
+    </w:p>
+    <w:p>
+      <w:pPr>
+        <w:rPr>
+          <w:rFonts w:asciiTheme="majorHAnsi" w:eastAsiaTheme="majorEastAsia" w:hAnsiTheme="majorHAnsi" w:cstheme="majorBidi"/>
+          <w:color w:val="0F4761" w:themeColor="accent1" w:themeShade="BF"/>
+          <w:sz w:val="28"/>
+          <w:szCs w:val="28"/>
+        </w:rPr>
+      </w:pPr>
+      <w:r>
+        <w:rPr>
+          <w:rFonts w:asciiTheme="majorHAnsi" w:eastAsiaTheme="majorEastAsia" w:hAnsiTheme="majorHAnsi" w:cstheme="majorBidi"/>
+          <w:color w:val="0F4761" w:themeColor="accent1" w:themeShade="BF"/>
+          <w:sz w:val="28"/>
+          <w:szCs w:val="28"/>
+        </w:rPr>
+        <w:t xml:space="preserve">      LIMIT 5</w:t>
+      </w:r>
+    </w:p>
+    <w:p>
+      <w:pPr>
+        <w:rPr>
+          <w:rFonts w:asciiTheme="majorHAnsi" w:eastAsiaTheme="majorEastAsia" w:hAnsiTheme="majorHAnsi" w:cstheme="majorBidi"/>
+          <w:color w:val="0F4761" w:themeColor="accent1" w:themeShade="BF"/>
+          <w:sz w:val="28"/>
+          <w:szCs w:val="28"/>
+        </w:rPr>
+      </w:pPr>
+      <w:r>
+        <w:rPr>
+          <w:rFonts w:asciiTheme="majorHAnsi" w:eastAsiaTheme="majorEastAsia" w:hAnsiTheme="majorHAnsi" w:cstheme="majorBidi"/>
+          <w:color w:val="0F4761" w:themeColor="accent1" w:themeShade="BF"/>
+          <w:sz w:val="28"/>
+          <w:szCs w:val="28"/>
+        </w:rPr>
+        <w:t xml:space="preserve">  )</w:t>
+      </w:r>
+    </w:p>
+    <w:p>
+      <w:pPr>
+        <w:rPr>
+          <w:rFonts w:asciiTheme="majorHAnsi" w:eastAsiaTheme="majorEastAsia" w:hAnsiTheme="majorHAnsi" w:cstheme="majorBidi"/>
+          <w:color w:val="0F4761" w:themeColor="accent1" w:themeShade="BF"/>
+          <w:sz w:val="28"/>
+          <w:szCs w:val="28"/>
+        </w:rPr>
+      </w:pPr>
+      <w:r>
+        <w:rPr>
+          <w:rFonts w:asciiTheme="majorHAnsi" w:eastAsiaTheme="majorEastAsia" w:hAnsiTheme="majorHAnsi" w:cstheme="majorBidi"/>
+          <w:color w:val="0F4761" w:themeColor="accent1" w:themeShade="BF"/>
+          <w:sz w:val="28"/>
+          <w:szCs w:val="28"/>
+        </w:rPr>
+        <w:t xml:space="preserve">  ORDER BY </w:t>
+      </w:r>
+      <w:proofErr w:type="spellStart"/>
+      <w:r>
+        <w:rPr>
+          <w:rFonts w:asciiTheme="majorHAnsi" w:eastAsiaTheme="majorEastAsia" w:hAnsiTheme="majorHAnsi" w:cstheme="majorBidi"/>
+          <w:color w:val="0F4761" w:themeColor="accent1" w:themeShade="BF"/>
+          <w:sz w:val="28"/>
+          <w:szCs w:val="28"/>
+        </w:rPr>
+        <w:t>customer_src_id</w:t>
+      </w:r>
+      <w:proofErr w:type="spellEnd"/>
+      <w:r>
+        <w:rPr>
+          <w:rFonts w:asciiTheme="majorHAnsi" w:eastAsiaTheme="majorEastAsia" w:hAnsiTheme="majorHAnsi" w:cstheme="majorBidi"/>
+          <w:color w:val="0F4761" w:themeColor="accent1" w:themeShade="BF"/>
+          <w:sz w:val="28"/>
+          <w:szCs w:val="28"/>
+        </w:rPr>
+        <w:t xml:space="preserve">, </w:t>
+      </w:r>
+      <w:proofErr w:type="spellStart"/>
+      <w:r>
+        <w:rPr>
+          <w:rFonts w:asciiTheme="majorHAnsi" w:eastAsiaTheme="majorEastAsia" w:hAnsiTheme="majorHAnsi" w:cstheme="majorBidi"/>
+          <w:color w:val="0F4761" w:themeColor="accent1" w:themeShade="BF"/>
+          <w:sz w:val="28"/>
+          <w:szCs w:val="28"/>
+        </w:rPr>
+        <w:t>start_</w:t>
+      </w:r>
+      <w:proofErr w:type="gramStart"/>
+      <w:r>
+        <w:rPr>
+          <w:rFonts w:asciiTheme="majorHAnsi" w:eastAsiaTheme="majorEastAsia" w:hAnsiTheme="majorHAnsi" w:cstheme="majorBidi"/>
+          <w:color w:val="0F4761" w:themeColor="accent1" w:themeShade="BF"/>
+          <w:sz w:val="28"/>
+          <w:szCs w:val="28"/>
+        </w:rPr>
+        <w:t>dt</w:t>
+      </w:r>
+      <w:proofErr w:type="spellEnd"/>
+      <w:r>
+        <w:rPr>
+          <w:rFonts w:asciiTheme="majorHAnsi" w:eastAsiaTheme="majorEastAsia" w:hAnsiTheme="majorHAnsi" w:cstheme="majorBidi"/>
+          <w:color w:val="0F4761" w:themeColor="accent1" w:themeShade="BF"/>
+          <w:sz w:val="28"/>
+          <w:szCs w:val="28"/>
+        </w:rPr>
+        <w:t>;</w:t>
+      </w:r>
+      <w:proofErr w:type="gramEnd"/>
+    </w:p>
+    <w:p>
+      <w:pPr>
+        <w:rPr>
+          <w:rFonts w:asciiTheme="majorHAnsi" w:eastAsiaTheme="majorEastAsia" w:hAnsiTheme="majorHAnsi" w:cstheme="majorBidi"/>
+          <w:color w:val="0F4761" w:themeColor="accent1" w:themeShade="BF"/>
+          <w:sz w:val="28"/>
+          <w:szCs w:val="28"/>
+        </w:rPr>
+      </w:pPr>
+    </w:p>
+    <w:p>
+      <w:pPr>
+        <w:rPr>
+          <w:rFonts w:asciiTheme="majorHAnsi" w:eastAsiaTheme="majorEastAsia" w:hAnsiTheme="majorHAnsi" w:cstheme="majorBidi"/>
+          <w:color w:val="0F4761" w:themeColor="accent1" w:themeShade="BF"/>
+          <w:sz w:val="28"/>
+          <w:szCs w:val="28"/>
+        </w:rPr>
+      </w:pPr>
+      <w:r>
+        <w:rPr>
+          <w:rFonts w:asciiTheme="majorHAnsi" w:eastAsiaTheme="majorEastAsia" w:hAnsiTheme="majorHAnsi" w:cstheme="majorBidi"/>
+          <w:color w:val="0F4761" w:themeColor="accent1" w:themeShade="BF"/>
+          <w:sz w:val="28"/>
+          <w:szCs w:val="28"/>
+        </w:rPr>
+        <w:t xml:space="preserve">  -- Employee promotions captured</w:t>
+      </w:r>
+    </w:p>
+    <w:p>
+      <w:pPr>
+        <w:rPr>
+          <w:rFonts w:asciiTheme="majorHAnsi" w:eastAsiaTheme="majorEastAsia" w:hAnsiTheme="majorHAnsi" w:cstheme="majorBidi"/>
+          <w:color w:val="0F4761" w:themeColor="accent1" w:themeShade="BF"/>
+          <w:sz w:val="28"/>
+          <w:szCs w:val="28"/>
+        </w:rPr>
+      </w:pPr>
+      <w:r>
+        <w:rPr>
+          <w:rFonts w:asciiTheme="majorHAnsi" w:eastAsiaTheme="majorEastAsia" w:hAnsiTheme="majorHAnsi" w:cstheme="majorBidi"/>
+          <w:color w:val="0F4761" w:themeColor="accent1" w:themeShade="BF"/>
+          <w:sz w:val="28"/>
+          <w:szCs w:val="28"/>
+        </w:rPr>
+        <w:t xml:space="preserve">  SELECT </w:t>
+      </w:r>
+      <w:proofErr w:type="spellStart"/>
+      <w:r>
+        <w:rPr>
+          <w:rFonts w:asciiTheme="majorHAnsi" w:eastAsiaTheme="majorEastAsia" w:hAnsiTheme="majorHAnsi" w:cstheme="majorBidi"/>
+          <w:color w:val="0F4761" w:themeColor="accent1" w:themeShade="BF"/>
+          <w:sz w:val="28"/>
+          <w:szCs w:val="28"/>
+        </w:rPr>
+        <w:t>employee_src_id</w:t>
+      </w:r>
+      <w:proofErr w:type="spellEnd"/>
+      <w:r>
+        <w:rPr>
+          <w:rFonts w:asciiTheme="majorHAnsi" w:eastAsiaTheme="majorEastAsia" w:hAnsiTheme="majorHAnsi" w:cstheme="majorBidi"/>
+          <w:color w:val="0F4761" w:themeColor="accent1" w:themeShade="BF"/>
+          <w:sz w:val="28"/>
+          <w:szCs w:val="28"/>
+        </w:rPr>
+        <w:t xml:space="preserve">, </w:t>
+      </w:r>
+      <w:proofErr w:type="spellStart"/>
+      <w:r>
+        <w:rPr>
+          <w:rFonts w:asciiTheme="majorHAnsi" w:eastAsiaTheme="majorEastAsia" w:hAnsiTheme="majorHAnsi" w:cstheme="majorBidi"/>
+          <w:color w:val="0F4761" w:themeColor="accent1" w:themeShade="BF"/>
+          <w:sz w:val="28"/>
+          <w:szCs w:val="28"/>
+        </w:rPr>
+        <w:t>employee_title</w:t>
+      </w:r>
+      <w:proofErr w:type="spellEnd"/>
+      <w:r>
+        <w:rPr>
+          <w:rFonts w:asciiTheme="majorHAnsi" w:eastAsiaTheme="majorEastAsia" w:hAnsiTheme="majorHAnsi" w:cstheme="majorBidi"/>
+          <w:color w:val="0F4761" w:themeColor="accent1" w:themeShade="BF"/>
+          <w:sz w:val="28"/>
+          <w:szCs w:val="28"/>
+        </w:rPr>
+        <w:t xml:space="preserve">, </w:t>
+      </w:r>
+      <w:proofErr w:type="spellStart"/>
+      <w:r>
+        <w:rPr>
+          <w:rFonts w:asciiTheme="majorHAnsi" w:eastAsiaTheme="majorEastAsia" w:hAnsiTheme="majorHAnsi" w:cstheme="majorBidi"/>
+          <w:color w:val="0F4761" w:themeColor="accent1" w:themeShade="BF"/>
+          <w:sz w:val="28"/>
+          <w:szCs w:val="28"/>
+        </w:rPr>
+        <w:t>employee_salary</w:t>
+      </w:r>
+      <w:proofErr w:type="spellEnd"/>
+      <w:r>
+        <w:rPr>
+          <w:rFonts w:asciiTheme="majorHAnsi" w:eastAsiaTheme="majorEastAsia" w:hAnsiTheme="majorHAnsi" w:cstheme="majorBidi"/>
+          <w:color w:val="0F4761" w:themeColor="accent1" w:themeShade="BF"/>
+          <w:sz w:val="28"/>
+          <w:szCs w:val="28"/>
+        </w:rPr>
+        <w:t>,</w:t>
+      </w:r>
+    </w:p>
+    <w:p>
+      <w:pPr>
+        <w:rPr>
+          <w:rFonts w:asciiTheme="majorHAnsi" w:eastAsiaTheme="majorEastAsia" w:hAnsiTheme="majorHAnsi" w:cstheme="majorBidi"/>
+          <w:color w:val="0F4761" w:themeColor="accent1" w:themeShade="BF"/>
+          <w:sz w:val="28"/>
+          <w:szCs w:val="28"/>
+        </w:rPr>
+      </w:pPr>
+      <w:r>
+        <w:rPr>
+          <w:rFonts w:asciiTheme="majorHAnsi" w:eastAsiaTheme="majorEastAsia" w:hAnsiTheme="majorHAnsi" w:cstheme="majorBidi"/>
+          <w:color w:val="0F4761" w:themeColor="accent1" w:themeShade="BF"/>
+          <w:sz w:val="28"/>
+          <w:szCs w:val="28"/>
+        </w:rPr>
+        <w:t xml:space="preserve">         </w:t>
+      </w:r>
+      <w:proofErr w:type="spellStart"/>
+      <w:r>
+        <w:rPr>
+          <w:rFonts w:asciiTheme="majorHAnsi" w:eastAsiaTheme="majorEastAsia" w:hAnsiTheme="majorHAnsi" w:cstheme="majorBidi"/>
+          <w:color w:val="0F4761" w:themeColor="accent1" w:themeShade="BF"/>
+          <w:sz w:val="28"/>
+          <w:szCs w:val="28"/>
+        </w:rPr>
+        <w:t>start_dt</w:t>
+      </w:r>
+      <w:proofErr w:type="spellEnd"/>
+      <w:r>
+        <w:rPr>
+          <w:rFonts w:asciiTheme="majorHAnsi" w:eastAsiaTheme="majorEastAsia" w:hAnsiTheme="majorHAnsi" w:cstheme="majorBidi"/>
+          <w:color w:val="0F4761" w:themeColor="accent1" w:themeShade="BF"/>
+          <w:sz w:val="28"/>
+          <w:szCs w:val="28"/>
+        </w:rPr>
+        <w:t xml:space="preserve">, </w:t>
+      </w:r>
+      <w:proofErr w:type="spellStart"/>
+      <w:r>
+        <w:rPr>
+          <w:rFonts w:asciiTheme="majorHAnsi" w:eastAsiaTheme="majorEastAsia" w:hAnsiTheme="majorHAnsi" w:cstheme="majorBidi"/>
+          <w:color w:val="0F4761" w:themeColor="accent1" w:themeShade="BF"/>
+          <w:sz w:val="28"/>
+          <w:szCs w:val="28"/>
+        </w:rPr>
+        <w:t>end_dt</w:t>
+      </w:r>
+      <w:proofErr w:type="spellEnd"/>
+      <w:r>
+        <w:rPr>
+          <w:rFonts w:asciiTheme="majorHAnsi" w:eastAsiaTheme="majorEastAsia" w:hAnsiTheme="majorHAnsi" w:cstheme="majorBidi"/>
+          <w:color w:val="0F4761" w:themeColor="accent1" w:themeShade="BF"/>
+          <w:sz w:val="28"/>
+          <w:szCs w:val="28"/>
+        </w:rPr>
+        <w:t xml:space="preserve">, </w:t>
+      </w:r>
+      <w:proofErr w:type="spellStart"/>
+      <w:r>
+        <w:rPr>
+          <w:rFonts w:asciiTheme="majorHAnsi" w:eastAsiaTheme="majorEastAsia" w:hAnsiTheme="majorHAnsi" w:cstheme="majorBidi"/>
+          <w:color w:val="0F4761" w:themeColor="accent1" w:themeShade="BF"/>
+          <w:sz w:val="28"/>
+          <w:szCs w:val="28"/>
+        </w:rPr>
+        <w:t>is_active</w:t>
+      </w:r>
+      <w:proofErr w:type="spellEnd"/>
+    </w:p>
+    <w:p>
+      <w:pPr>
+        <w:rPr>
+          <w:rFonts w:asciiTheme="majorHAnsi" w:eastAsiaTheme="majorEastAsia" w:hAnsiTheme="majorHAnsi" w:cstheme="majorBidi"/>
+          <w:color w:val="0F4761" w:themeColor="accent1" w:themeShade="BF"/>
+          <w:sz w:val="28"/>
+          <w:szCs w:val="28"/>
+        </w:rPr>
+      </w:pPr>
+      <w:r>
+        <w:rPr>
+          <w:rFonts w:asciiTheme="majorHAnsi" w:eastAsiaTheme="majorEastAsia" w:hAnsiTheme="majorHAnsi" w:cstheme="majorBidi"/>
+          <w:color w:val="0F4761" w:themeColor="accent1" w:themeShade="BF"/>
+          <w:sz w:val="28"/>
+          <w:szCs w:val="28"/>
+        </w:rPr>
+        <w:t xml:space="preserve">  FROM bl_3nf.ce_employees_scd</w:t>
+      </w:r>
+    </w:p>
+    <w:p>
+      <w:pPr>
+        <w:rPr>
+          <w:rFonts w:asciiTheme="majorHAnsi" w:eastAsiaTheme="majorEastAsia" w:hAnsiTheme="majorHAnsi" w:cstheme="majorBidi"/>
+          <w:color w:val="0F4761" w:themeColor="accent1" w:themeShade="BF"/>
+          <w:sz w:val="28"/>
+          <w:szCs w:val="28"/>
+        </w:rPr>
+      </w:pPr>
+      <w:r>
+        <w:rPr>
+          <w:rFonts w:asciiTheme="majorHAnsi" w:eastAsiaTheme="majorEastAsia" w:hAnsiTheme="majorHAnsi" w:cstheme="majorBidi"/>
+          <w:color w:val="0F4761" w:themeColor="accent1" w:themeShade="BF"/>
+          <w:sz w:val="28"/>
+          <w:szCs w:val="28"/>
+        </w:rPr>
+        <w:t xml:space="preserve">  WHERE </w:t>
+      </w:r>
+      <w:proofErr w:type="spellStart"/>
+      <w:r>
+        <w:rPr>
+          <w:rFonts w:asciiTheme="majorHAnsi" w:eastAsiaTheme="majorEastAsia" w:hAnsiTheme="majorHAnsi" w:cstheme="majorBidi"/>
+          <w:color w:val="0F4761" w:themeColor="accent1" w:themeShade="BF"/>
+          <w:sz w:val="28"/>
+          <w:szCs w:val="28"/>
+        </w:rPr>
+        <w:t>employee_src_id</w:t>
+      </w:r>
+      <w:proofErr w:type="spellEnd"/>
+      <w:r>
+        <w:rPr>
+          <w:rFonts w:asciiTheme="majorHAnsi" w:eastAsiaTheme="majorEastAsia" w:hAnsiTheme="majorHAnsi" w:cstheme="majorBidi"/>
+          <w:color w:val="0F4761" w:themeColor="accent1" w:themeShade="BF"/>
+          <w:sz w:val="28"/>
+          <w:szCs w:val="28"/>
+        </w:rPr>
+        <w:t xml:space="preserve"> IN (</w:t>
+      </w:r>
+    </w:p>
+    <w:p>
+      <w:pPr>
+        <w:rPr>
+          <w:rFonts w:asciiTheme="majorHAnsi" w:eastAsiaTheme="majorEastAsia" w:hAnsiTheme="majorHAnsi" w:cstheme="majorBidi"/>
+          <w:color w:val="0F4761" w:themeColor="accent1" w:themeShade="BF"/>
+          <w:sz w:val="28"/>
+          <w:szCs w:val="28"/>
+        </w:rPr>
+      </w:pPr>
+      <w:r>
+        <w:rPr>
+          <w:rFonts w:asciiTheme="majorHAnsi" w:eastAsiaTheme="majorEastAsia" w:hAnsiTheme="majorHAnsi" w:cstheme="majorBidi"/>
+          <w:color w:val="0F4761" w:themeColor="accent1" w:themeShade="BF"/>
+          <w:sz w:val="28"/>
+          <w:szCs w:val="28"/>
+        </w:rPr>
+        <w:t xml:space="preserve">      SELECT </w:t>
+      </w:r>
+      <w:proofErr w:type="spellStart"/>
+      <w:r>
+        <w:rPr>
+          <w:rFonts w:asciiTheme="majorHAnsi" w:eastAsiaTheme="majorEastAsia" w:hAnsiTheme="majorHAnsi" w:cstheme="majorBidi"/>
+          <w:color w:val="0F4761" w:themeColor="accent1" w:themeShade="BF"/>
+          <w:sz w:val="28"/>
+          <w:szCs w:val="28"/>
+        </w:rPr>
+        <w:t>employee_src_id</w:t>
+      </w:r>
+      <w:proofErr w:type="spellEnd"/>
+      <w:r>
+        <w:rPr>
+          <w:rFonts w:asciiTheme="majorHAnsi" w:eastAsiaTheme="majorEastAsia" w:hAnsiTheme="majorHAnsi" w:cstheme="majorBidi"/>
+          <w:color w:val="0F4761" w:themeColor="accent1" w:themeShade="BF"/>
+          <w:sz w:val="28"/>
+          <w:szCs w:val="28"/>
+        </w:rPr>
+        <w:t xml:space="preserve"> FROM bl_3nf.ce_employees_scd</w:t>
+      </w:r>
+    </w:p>
+    <w:p>
+      <w:pPr>
+        <w:rPr>
+          <w:rFonts w:asciiTheme="majorHAnsi" w:eastAsiaTheme="majorEastAsia" w:hAnsiTheme="majorHAnsi" w:cstheme="majorBidi"/>
+          <w:color w:val="0F4761" w:themeColor="accent1" w:themeShade="BF"/>
+          <w:sz w:val="28"/>
+          <w:szCs w:val="28"/>
+        </w:rPr>
+      </w:pPr>
+      <w:r>
+        <w:rPr>
+          <w:rFonts w:asciiTheme="majorHAnsi" w:eastAsiaTheme="majorEastAsia" w:hAnsiTheme="majorHAnsi" w:cstheme="majorBidi"/>
+          <w:color w:val="0F4761" w:themeColor="accent1" w:themeShade="BF"/>
+          <w:sz w:val="28"/>
+          <w:szCs w:val="28"/>
+        </w:rPr>
+        <w:t xml:space="preserve">      GROUP BY </w:t>
+      </w:r>
+      <w:proofErr w:type="spellStart"/>
+      <w:r>
+        <w:rPr>
+          <w:rFonts w:asciiTheme="majorHAnsi" w:eastAsiaTheme="majorEastAsia" w:hAnsiTheme="majorHAnsi" w:cstheme="majorBidi"/>
+          <w:color w:val="0F4761" w:themeColor="accent1" w:themeShade="BF"/>
+          <w:sz w:val="28"/>
+          <w:szCs w:val="28"/>
+        </w:rPr>
+        <w:t>employee_src_id</w:t>
+      </w:r>
+      <w:proofErr w:type="spellEnd"/>
+      <w:r>
+        <w:rPr>
+          <w:rFonts w:asciiTheme="majorHAnsi" w:eastAsiaTheme="majorEastAsia" w:hAnsiTheme="majorHAnsi" w:cstheme="majorBidi"/>
+          <w:color w:val="0F4761" w:themeColor="accent1" w:themeShade="BF"/>
+          <w:sz w:val="28"/>
+          <w:szCs w:val="28"/>
+        </w:rPr>
+        <w:t xml:space="preserve"> HAVING </w:t>
+      </w:r>
+      <w:proofErr w:type="gramStart"/>
+      <w:r>
+        <w:rPr>
+          <w:rFonts w:asciiTheme="majorHAnsi" w:eastAsiaTheme="majorEastAsia" w:hAnsiTheme="majorHAnsi" w:cstheme="majorBidi"/>
+          <w:color w:val="0F4761" w:themeColor="accent1" w:themeShade="BF"/>
+          <w:sz w:val="28"/>
+          <w:szCs w:val="28"/>
+        </w:rPr>
+        <w:t>COUNT(</w:t>
+      </w:r>
+      <w:proofErr w:type="gramEnd"/>
+      <w:r>
+        <w:rPr>
+          <w:rFonts w:asciiTheme="majorHAnsi" w:eastAsiaTheme="majorEastAsia" w:hAnsiTheme="majorHAnsi" w:cstheme="majorBidi"/>
+          <w:color w:val="0F4761" w:themeColor="accent1" w:themeShade="BF"/>
+          <w:sz w:val="28"/>
+          <w:szCs w:val="28"/>
+        </w:rPr>
+        <w:t>*) &gt; 1</w:t>
+      </w:r>
+    </w:p>
+    <w:p>
+      <w:pPr>
+        <w:rPr>
+          <w:rFonts w:asciiTheme="majorHAnsi" w:eastAsiaTheme="majorEastAsia" w:hAnsiTheme="majorHAnsi" w:cstheme="majorBidi"/>
+          <w:color w:val="0F4761" w:themeColor="accent1" w:themeShade="BF"/>
+          <w:sz w:val="28"/>
+          <w:szCs w:val="28"/>
+        </w:rPr>
+      </w:pPr>
+      <w:r>
+        <w:rPr>
+          <w:rFonts w:asciiTheme="majorHAnsi" w:eastAsiaTheme="majorEastAsia" w:hAnsiTheme="majorHAnsi" w:cstheme="majorBidi"/>
+          <w:color w:val="0F4761" w:themeColor="accent1" w:themeShade="BF"/>
+          <w:sz w:val="28"/>
+          <w:szCs w:val="28"/>
+        </w:rPr>
+        <w:t xml:space="preserve">      LIMIT 5</w:t>
+      </w:r>
+    </w:p>
+    <w:p>
+      <w:pPr>
+        <w:rPr>
+          <w:rFonts w:asciiTheme="majorHAnsi" w:eastAsiaTheme="majorEastAsia" w:hAnsiTheme="majorHAnsi" w:cstheme="majorBidi"/>
+          <w:color w:val="0F4761" w:themeColor="accent1" w:themeShade="BF"/>
+          <w:sz w:val="28"/>
+          <w:szCs w:val="28"/>
+        </w:rPr>
+      </w:pPr>
+      <w:r>
+        <w:rPr>
+          <w:rFonts w:asciiTheme="majorHAnsi" w:eastAsiaTheme="majorEastAsia" w:hAnsiTheme="majorHAnsi" w:cstheme="majorBidi"/>
+          <w:color w:val="0F4761" w:themeColor="accent1" w:themeShade="BF"/>
+          <w:sz w:val="28"/>
+          <w:szCs w:val="28"/>
+        </w:rPr>
+        <w:t xml:space="preserve">  )</w:t>
+      </w:r>
+    </w:p>
+    <w:p>
+      <w:pPr>
+        <w:rPr>
+          <w:rFonts w:asciiTheme="majorHAnsi" w:eastAsiaTheme="majorEastAsia" w:hAnsiTheme="majorHAnsi" w:cstheme="majorBidi"/>
+          <w:color w:val="0F4761" w:themeColor="accent1" w:themeShade="BF"/>
+          <w:sz w:val="28"/>
+          <w:szCs w:val="28"/>
+        </w:rPr>
+      </w:pPr>
+      <w:r>
+        <w:rPr>
+          <w:rFonts w:asciiTheme="majorHAnsi" w:eastAsiaTheme="majorEastAsia" w:hAnsiTheme="majorHAnsi" w:cstheme="majorBidi"/>
+          <w:color w:val="0F4761" w:themeColor="accent1" w:themeShade="BF"/>
+          <w:sz w:val="28"/>
+          <w:szCs w:val="28"/>
+        </w:rPr>
+        <w:t xml:space="preserve">  ORDER BY </w:t>
+      </w:r>
+      <w:proofErr w:type="spellStart"/>
+      <w:r>
+        <w:rPr>
+          <w:rFonts w:asciiTheme="majorHAnsi" w:eastAsiaTheme="majorEastAsia" w:hAnsiTheme="majorHAnsi" w:cstheme="majorBidi"/>
+          <w:color w:val="0F4761" w:themeColor="accent1" w:themeShade="BF"/>
+          <w:sz w:val="28"/>
+          <w:szCs w:val="28"/>
+        </w:rPr>
+        <w:t>employee_src_id</w:t>
+      </w:r>
+      <w:proofErr w:type="spellEnd"/>
+      <w:r>
+        <w:rPr>
+          <w:rFonts w:asciiTheme="majorHAnsi" w:eastAsiaTheme="majorEastAsia" w:hAnsiTheme="majorHAnsi" w:cstheme="majorBidi"/>
+          <w:color w:val="0F4761" w:themeColor="accent1" w:themeShade="BF"/>
+          <w:sz w:val="28"/>
+          <w:szCs w:val="28"/>
+        </w:rPr>
+        <w:t xml:space="preserve">, </w:t>
+      </w:r>
+      <w:proofErr w:type="spellStart"/>
+      <w:r>
+        <w:rPr>
+          <w:rFonts w:asciiTheme="majorHAnsi" w:eastAsiaTheme="majorEastAsia" w:hAnsiTheme="majorHAnsi" w:cstheme="majorBidi"/>
+          <w:color w:val="0F4761" w:themeColor="accent1" w:themeShade="BF"/>
+          <w:sz w:val="28"/>
+          <w:szCs w:val="28"/>
+        </w:rPr>
+        <w:t>start_</w:t>
+      </w:r>
+      <w:proofErr w:type="gramStart"/>
+      <w:r>
+        <w:rPr>
+          <w:rFonts w:asciiTheme="majorHAnsi" w:eastAsiaTheme="majorEastAsia" w:hAnsiTheme="majorHAnsi" w:cstheme="majorBidi"/>
+          <w:color w:val="0F4761" w:themeColor="accent1" w:themeShade="BF"/>
+          <w:sz w:val="28"/>
+          <w:szCs w:val="28"/>
+        </w:rPr>
+        <w:t>dt</w:t>
+      </w:r>
+      <w:proofErr w:type="spellEnd"/>
+      <w:r>
+        <w:rPr>
+          <w:rFonts w:asciiTheme="majorHAnsi" w:eastAsiaTheme="majorEastAsia" w:hAnsiTheme="majorHAnsi" w:cstheme="majorBidi"/>
+          <w:color w:val="0F4761" w:themeColor="accent1" w:themeShade="BF"/>
+          <w:sz w:val="28"/>
+          <w:szCs w:val="28"/>
+        </w:rPr>
+        <w:t>;</w:t>
+      </w:r>
+      <w:proofErr w:type="gramEnd"/>
+    </w:p>
+    <w:p>
+      <w:pPr>
+        <w:rPr>
+          <w:rFonts w:asciiTheme="majorHAnsi" w:eastAsiaTheme="majorEastAsia" w:hAnsiTheme="majorHAnsi" w:cstheme="majorBidi"/>
+          <w:color w:val="0F4761" w:themeColor="accent1" w:themeShade="BF"/>
+          <w:sz w:val="28"/>
+          <w:szCs w:val="28"/>
+        </w:rPr>
+      </w:pPr>
+    </w:p>
+    <w:p>
+      <w:pPr>
+        <w:rPr>
+          <w:rFonts w:asciiTheme="majorHAnsi" w:eastAsiaTheme="majorEastAsia" w:hAnsiTheme="majorHAnsi" w:cstheme="majorBidi"/>
+          <w:color w:val="0F4761" w:themeColor="accent1" w:themeShade="BF"/>
+          <w:sz w:val="28"/>
+          <w:szCs w:val="28"/>
+        </w:rPr>
+      </w:pPr>
+      <w:r>
+        <w:rPr>
+          <w:rFonts w:asciiTheme="majorHAnsi" w:eastAsiaTheme="majorEastAsia" w:hAnsiTheme="majorHAnsi" w:cstheme="majorBidi"/>
+          <w:color w:val="0F4761" w:themeColor="accent1" w:themeShade="BF"/>
+          <w:sz w:val="28"/>
+          <w:szCs w:val="28"/>
+        </w:rPr>
+        <w:t xml:space="preserve">  -- Check file load log (should show SKIPPED for re-run)</w:t>
+      </w:r>
+    </w:p>
+    <w:p>
+      <w:pPr>
+        <w:rPr>
+          <w:rFonts w:asciiTheme="majorHAnsi" w:eastAsiaTheme="majorEastAsia" w:hAnsiTheme="majorHAnsi" w:cstheme="majorBidi"/>
+          <w:color w:val="0F4761" w:themeColor="accent1" w:themeShade="BF"/>
+          <w:sz w:val="28"/>
+          <w:szCs w:val="28"/>
+        </w:rPr>
+      </w:pPr>
+      <w:r>
+        <w:rPr>
+          <w:rFonts w:asciiTheme="majorHAnsi" w:eastAsiaTheme="majorEastAsia" w:hAnsiTheme="majorHAnsi" w:cstheme="majorBidi"/>
+          <w:color w:val="0F4761" w:themeColor="accent1" w:themeShade="BF"/>
+          <w:sz w:val="28"/>
+          <w:szCs w:val="28"/>
+        </w:rPr>
+        <w:t xml:space="preserve">  SELECT </w:t>
+      </w:r>
+      <w:proofErr w:type="spellStart"/>
+      <w:r>
+        <w:rPr>
+          <w:rFonts w:asciiTheme="majorHAnsi" w:eastAsiaTheme="majorEastAsia" w:hAnsiTheme="majorHAnsi" w:cstheme="majorBidi"/>
+          <w:color w:val="0F4761" w:themeColor="accent1" w:themeShade="BF"/>
+          <w:sz w:val="28"/>
+          <w:szCs w:val="28"/>
+        </w:rPr>
+        <w:t>file_key</w:t>
+      </w:r>
+      <w:proofErr w:type="spellEnd"/>
+      <w:r>
+        <w:rPr>
+          <w:rFonts w:asciiTheme="majorHAnsi" w:eastAsiaTheme="majorEastAsia" w:hAnsiTheme="majorHAnsi" w:cstheme="majorBidi"/>
+          <w:color w:val="0F4761" w:themeColor="accent1" w:themeShade="BF"/>
+          <w:sz w:val="28"/>
+          <w:szCs w:val="28"/>
+        </w:rPr>
+        <w:t xml:space="preserve">, status, </w:t>
+      </w:r>
+      <w:proofErr w:type="spellStart"/>
+      <w:r>
+        <w:rPr>
+          <w:rFonts w:asciiTheme="majorHAnsi" w:eastAsiaTheme="majorEastAsia" w:hAnsiTheme="majorHAnsi" w:cstheme="majorBidi"/>
+          <w:color w:val="0F4761" w:themeColor="accent1" w:themeShade="BF"/>
+          <w:sz w:val="28"/>
+          <w:szCs w:val="28"/>
+        </w:rPr>
+        <w:t>rows_loaded</w:t>
+      </w:r>
+      <w:proofErr w:type="spellEnd"/>
+      <w:r>
+        <w:rPr>
+          <w:rFonts w:asciiTheme="majorHAnsi" w:eastAsiaTheme="majorEastAsia" w:hAnsiTheme="majorHAnsi" w:cstheme="majorBidi"/>
+          <w:color w:val="0F4761" w:themeColor="accent1" w:themeShade="BF"/>
+          <w:sz w:val="28"/>
+          <w:szCs w:val="28"/>
+        </w:rPr>
+        <w:t xml:space="preserve"> FROM </w:t>
+      </w:r>
+      <w:proofErr w:type="spellStart"/>
+      <w:r>
+        <w:rPr>
+          <w:rFonts w:asciiTheme="majorHAnsi" w:eastAsiaTheme="majorEastAsia" w:hAnsiTheme="majorHAnsi" w:cstheme="majorBidi"/>
+          <w:color w:val="0F4761" w:themeColor="accent1" w:themeShade="BF"/>
+          <w:sz w:val="28"/>
+          <w:szCs w:val="28"/>
+        </w:rPr>
+        <w:t>sa_</w:t>
+      </w:r>
+      <w:proofErr w:type="gramStart"/>
+      <w:r>
+        <w:rPr>
+          <w:rFonts w:asciiTheme="majorHAnsi" w:eastAsiaTheme="majorEastAsia" w:hAnsiTheme="majorHAnsi" w:cstheme="majorBidi"/>
+          <w:color w:val="0F4761" w:themeColor="accent1" w:themeShade="BF"/>
+          <w:sz w:val="28"/>
+          <w:szCs w:val="28"/>
+        </w:rPr>
+        <w:t>audit.file</w:t>
+      </w:r>
+      <w:proofErr w:type="gramEnd"/>
+      <w:r>
+        <w:rPr>
+          <w:rFonts w:asciiTheme="majorHAnsi" w:eastAsiaTheme="majorEastAsia" w:hAnsiTheme="majorHAnsi" w:cstheme="majorBidi"/>
+          <w:color w:val="0F4761" w:themeColor="accent1" w:themeShade="BF"/>
+          <w:sz w:val="28"/>
+          <w:szCs w:val="28"/>
+        </w:rPr>
+        <w:t>_load_log</w:t>
+      </w:r>
+      <w:proofErr w:type="spellEnd"/>
+    </w:p>
+    <w:p>
+      <w:pPr>
+        <w:rPr>
+          <w:rFonts w:asciiTheme="majorHAnsi" w:eastAsiaTheme="majorEastAsia" w:hAnsiTheme="majorHAnsi" w:cstheme="majorBidi"/>
+          <w:color w:val="0F4761" w:themeColor="accent1" w:themeShade="BF"/>
+          <w:sz w:val="28"/>
+          <w:szCs w:val="28"/>
+        </w:rPr>
+      </w:pPr>
+      <w:r>
+        <w:rPr>
+          <w:rFonts w:asciiTheme="majorHAnsi" w:eastAsiaTheme="majorEastAsia" w:hAnsiTheme="majorHAnsi" w:cstheme="majorBidi"/>
+          <w:color w:val="0F4761" w:themeColor="accent1" w:themeShade="BF"/>
+          <w:sz w:val="28"/>
+          <w:szCs w:val="28"/>
+        </w:rPr>
+        <w:t xml:space="preserve">  ORDER BY </w:t>
+      </w:r>
+      <w:proofErr w:type="spellStart"/>
+      <w:r>
+        <w:rPr>
+          <w:rFonts w:asciiTheme="majorHAnsi" w:eastAsiaTheme="majorEastAsia" w:hAnsiTheme="majorHAnsi" w:cstheme="majorBidi"/>
+          <w:color w:val="0F4761" w:themeColor="accent1" w:themeShade="BF"/>
+          <w:sz w:val="28"/>
+          <w:szCs w:val="28"/>
+        </w:rPr>
+        <w:t>started_at</w:t>
+      </w:r>
+      <w:proofErr w:type="spellEnd"/>
+      <w:r>
+        <w:rPr>
+          <w:rFonts w:asciiTheme="majorHAnsi" w:eastAsiaTheme="majorEastAsia" w:hAnsiTheme="majorHAnsi" w:cstheme="majorBidi"/>
+          <w:color w:val="0F4761" w:themeColor="accent1" w:themeShade="BF"/>
+          <w:sz w:val="28"/>
+          <w:szCs w:val="28"/>
+        </w:rPr>
+        <w:t xml:space="preserve"> </w:t>
+      </w:r>
+      <w:proofErr w:type="gramStart"/>
+      <w:r>
+        <w:rPr>
+          <w:rFonts w:asciiTheme="majorHAnsi" w:eastAsiaTheme="majorEastAsia" w:hAnsiTheme="majorHAnsi" w:cstheme="majorBidi"/>
+          <w:color w:val="0F4761" w:themeColor="accent1" w:themeShade="BF"/>
+          <w:sz w:val="28"/>
+          <w:szCs w:val="28"/>
+        </w:rPr>
+        <w:t>DESC;</w:t>
+      </w:r>
+      <w:proofErr w:type="gramEnd"/>
+    </w:p>
+    <w:p>
+      <w:pPr>
+        <w:rPr>
+          <w:rFonts w:asciiTheme="majorHAnsi" w:eastAsiaTheme="majorEastAsia" w:hAnsiTheme="majorHAnsi" w:cstheme="majorBidi"/>
+          <w:color w:val="0F4761" w:themeColor="accent1" w:themeShade="BF"/>
+          <w:sz w:val="28"/>
+          <w:szCs w:val="28"/>
+        </w:rPr>
+      </w:pPr>
+      <w:r>
+        <w:rPr>
+          <w:rFonts w:asciiTheme="majorHAnsi" w:eastAsiaTheme="majorEastAsia" w:hAnsiTheme="majorHAnsi" w:cstheme="majorBidi"/>
+          <w:color w:val="0F4761" w:themeColor="accent1" w:themeShade="BF"/>
+          <w:sz w:val="28"/>
+          <w:szCs w:val="28"/>
+        </w:rPr>
+        <w:lastRenderedPageBreak/>
+        <w:t xml:space="preserve">  STEP 9: Re-run Safety (idempotency test)</w:t>
+      </w:r>
+    </w:p>
+    <w:p>
+      <w:pPr>
+        <w:rPr>
+          <w:rFonts w:asciiTheme="majorHAnsi" w:eastAsiaTheme="majorEastAsia" w:hAnsiTheme="majorHAnsi" w:cstheme="majorBidi"/>
+          <w:color w:val="0F4761" w:themeColor="accent1" w:themeShade="BF"/>
+          <w:sz w:val="28"/>
+          <w:szCs w:val="28"/>
+        </w:rPr>
+      </w:pPr>
+      <w:r>
+        <w:rPr>
+          <w:rFonts w:asciiTheme="majorHAnsi" w:eastAsiaTheme="majorEastAsia" w:hAnsiTheme="majorHAnsi" w:cstheme="majorBidi"/>
+          <w:color w:val="0F4761" w:themeColor="accent1" w:themeShade="BF"/>
+          <w:sz w:val="28"/>
+          <w:szCs w:val="28"/>
+        </w:rPr>
+        <w:t xml:space="preserve">  # Run pipeline again — nothing should double-load</w:t>
+      </w:r>
+    </w:p>
+    <w:p>
+      <w:pPr>
+        <w:rPr>
+          <w:rFonts w:asciiTheme="majorHAnsi" w:eastAsiaTheme="majorEastAsia" w:hAnsiTheme="majorHAnsi" w:cstheme="majorBidi"/>
+          <w:color w:val="0F4761" w:themeColor="accent1" w:themeShade="BF"/>
+          <w:sz w:val="28"/>
+          <w:szCs w:val="28"/>
+        </w:rPr>
+      </w:pPr>
+      <w:r>
+        <w:rPr>
+          <w:rFonts w:asciiTheme="majorHAnsi" w:eastAsiaTheme="majorEastAsia" w:hAnsiTheme="majorHAnsi" w:cstheme="majorBidi"/>
+          <w:color w:val="0F4761" w:themeColor="accent1" w:themeShade="BF"/>
+          <w:sz w:val="28"/>
+          <w:szCs w:val="28"/>
+        </w:rPr>
+        <w:t xml:space="preserve">  python pipeline/run_pipeline.py --mode incremental</w:t>
+      </w:r>
+    </w:p>
+    <w:p>
+      <w:pPr>
+        <w:rPr>
+          <w:rFonts w:asciiTheme="majorHAnsi" w:eastAsiaTheme="majorEastAsia" w:hAnsiTheme="majorHAnsi" w:cstheme="majorBidi"/>
+          <w:color w:val="0F4761" w:themeColor="accent1" w:themeShade="BF"/>
+          <w:sz w:val="28"/>
+          <w:szCs w:val="28"/>
+        </w:rPr>
+      </w:pPr>
+      <w:r>
+        <w:rPr>
+          <w:rFonts w:asciiTheme="majorHAnsi" w:eastAsiaTheme="majorEastAsia" w:hAnsiTheme="majorHAnsi" w:cstheme="majorBidi"/>
+          <w:color w:val="0F4761" w:themeColor="accent1" w:themeShade="BF"/>
+          <w:sz w:val="28"/>
+          <w:szCs w:val="28"/>
+        </w:rPr>
+        <w:t xml:space="preserve">  # All Parquet files should show status=SKIPPED in the audit log</w:t>
+      </w:r>
+    </w:p>
+    <w:p>
+      <w:pPr>
+        <w:rPr>
+          <w:rFonts w:asciiTheme="majorHAnsi" w:eastAsiaTheme="majorEastAsia" w:hAnsiTheme="majorHAnsi" w:cstheme="majorBidi"/>
+          <w:color w:val="0F4761" w:themeColor="accent1" w:themeShade="BF"/>
+          <w:sz w:val="28"/>
+          <w:szCs w:val="28"/>
+        </w:rPr>
+      </w:pPr>
+      <w:r>
+        <w:rPr>
+          <w:rFonts w:asciiTheme="majorHAnsi" w:eastAsiaTheme="majorEastAsia" w:hAnsiTheme="majorHAnsi" w:cstheme="majorBidi"/>
+          <w:color w:val="0F4761" w:themeColor="accent1" w:themeShade="BF"/>
+          <w:sz w:val="28"/>
+          <w:szCs w:val="28"/>
+        </w:rPr>
+        <w:t xml:space="preserve">  # Row counts in staging should not change</w:t>
+      </w:r>
+    </w:p>
+    <w:p>
+      <w:pPr>
+        <w:rPr>
+          <w:rFonts w:asciiTheme="majorHAnsi" w:eastAsiaTheme="majorEastAsia" w:hAnsiTheme="majorHAnsi" w:cstheme="majorBidi"/>
+          <w:color w:val="0F4761" w:themeColor="accent1" w:themeShade="BF"/>
+          <w:sz w:val="28"/>
+          <w:szCs w:val="28"/>
+        </w:rPr>
+      </w:pPr>
+    </w:p>
+    <w:p>
+      <w:pPr>
+        <w:rPr>
+          <w:rFonts w:asciiTheme="majorHAnsi" w:eastAsiaTheme="majorEastAsia" w:hAnsiTheme="majorHAnsi" w:cstheme="majorBidi"/>
+          <w:color w:val="0F4761" w:themeColor="accent1" w:themeShade="BF"/>
+          <w:sz w:val="28"/>
+          <w:szCs w:val="28"/>
+        </w:rPr>
+      </w:pPr>
+    </w:p>
+    <w:p>
+      <w:pPr>
+        <w:rPr>
+          <w:rFonts w:asciiTheme="majorHAnsi" w:eastAsiaTheme="majorEastAsia" w:hAnsiTheme="majorHAnsi" w:cstheme="majorBidi"/>
           <w:b/>
           <w:bCs/>
-        </w:rPr>
-      </w:pPr>
-      <w:r>
-        <w:rPr>
+          <w:color w:val="EE0000"/>
+          <w:sz w:val="28"/>
+          <w:szCs w:val="28"/>
+        </w:rPr>
+      </w:pPr>
+      <w:r>
+        <w:rPr>
+          <w:rFonts w:asciiTheme="majorHAnsi" w:eastAsiaTheme="majorEastAsia" w:hAnsiTheme="majorHAnsi" w:cstheme="majorBidi"/>
           <w:b/>
           <w:bCs/>
-        </w:rPr>
-        <w:t>Python Generator</w:t>
-      </w:r>
-    </w:p>
-    <w:p>
-      <w:r>
-        <w:t xml:space="preserve">    </w:t>
+          <w:color w:val="EE0000"/>
+          <w:sz w:val="28"/>
+          <w:szCs w:val="28"/>
+        </w:rPr>
+        <w:t xml:space="preserve">Future capability </w:t>
       </w:r>
       <w:proofErr w:type="gramStart"/>
       <w:r>
-        <w:t>↓  (</w:t>
-      </w:r>
-      <w:proofErr w:type="gramEnd"/>
-      <w:r>
-        <w:t xml:space="preserve">Parquet: columnar, compressed, schema-aware, 10x smaller than CSV) </w:t>
-      </w:r>
-    </w:p>
-    <w:p>
-      <w:r>
-        <w:rPr>
+        <w:rPr>
+          <w:rFonts w:asciiTheme="majorHAnsi" w:eastAsiaTheme="majorEastAsia" w:hAnsiTheme="majorHAnsi" w:cstheme="majorBidi"/>
           <w:b/>
           <w:bCs/>
-        </w:rPr>
-        <w:t xml:space="preserve">Cloud Object </w:t>
-      </w:r>
-      <w:proofErr w:type="gramStart"/>
-      <w:r>
-        <w:rPr>
+          <w:color w:val="EE0000"/>
+          <w:sz w:val="28"/>
+          <w:szCs w:val="28"/>
+        </w:rPr>
+        <w:t>write</w:t>
+      </w:r>
+      <w:proofErr w:type="gramEnd"/>
+      <w:r>
+        <w:rPr>
+          <w:rFonts w:asciiTheme="majorHAnsi" w:eastAsiaTheme="majorEastAsia" w:hAnsiTheme="majorHAnsi" w:cstheme="majorBidi"/>
           <w:b/>
           <w:bCs/>
-        </w:rPr>
-        <w:t>Storage</w:t>
-      </w:r>
-      <w:r>
-        <w:t xml:space="preserve">  ←</w:t>
+          <w:color w:val="EE0000"/>
+          <w:sz w:val="28"/>
+          <w:szCs w:val="28"/>
+        </w:rPr>
+        <w:t xml:space="preserve"> in report </w:t>
+      </w:r>
+    </w:p>
+    <w:p>
+      <w:pPr>
+        <w:rPr>
+          <w:rFonts w:asciiTheme="majorHAnsi" w:eastAsiaTheme="majorEastAsia" w:hAnsiTheme="majorHAnsi" w:cstheme="majorBidi"/>
+          <w:color w:val="275317" w:themeColor="accent6" w:themeShade="80"/>
+          <w:sz w:val="28"/>
+          <w:szCs w:val="28"/>
+        </w:rPr>
+      </w:pPr>
+      <w:r>
+        <w:rPr>
+          <w:rFonts w:asciiTheme="majorHAnsi" w:eastAsiaTheme="majorEastAsia" w:hAnsiTheme="majorHAnsi" w:cstheme="majorBidi"/>
+          <w:color w:val="275317" w:themeColor="accent6" w:themeShade="80"/>
+          <w:sz w:val="28"/>
+          <w:szCs w:val="28"/>
+        </w:rPr>
+        <w:t xml:space="preserve">  SWITCHING TO AWS S3 (from </w:t>
+      </w:r>
+      <w:proofErr w:type="spellStart"/>
+      <w:r>
+        <w:rPr>
+          <w:rFonts w:asciiTheme="majorHAnsi" w:eastAsiaTheme="majorEastAsia" w:hAnsiTheme="majorHAnsi" w:cstheme="majorBidi"/>
+          <w:color w:val="275317" w:themeColor="accent6" w:themeShade="80"/>
+          <w:sz w:val="28"/>
+          <w:szCs w:val="28"/>
+        </w:rPr>
+        <w:t>MinIO</w:t>
+      </w:r>
+      <w:proofErr w:type="spellEnd"/>
+      <w:r>
+        <w:rPr>
+          <w:rFonts w:asciiTheme="majorHAnsi" w:eastAsiaTheme="majorEastAsia" w:hAnsiTheme="majorHAnsi" w:cstheme="majorBidi"/>
+          <w:color w:val="275317" w:themeColor="accent6" w:themeShade="80"/>
+          <w:sz w:val="28"/>
+          <w:szCs w:val="28"/>
+        </w:rPr>
+        <w:t>)</w:t>
+      </w:r>
+    </w:p>
+    <w:p>
+      <w:pPr>
+        <w:rPr>
+          <w:rFonts w:asciiTheme="majorHAnsi" w:eastAsiaTheme="majorEastAsia" w:hAnsiTheme="majorHAnsi" w:cstheme="majorBidi"/>
+          <w:color w:val="275317" w:themeColor="accent6" w:themeShade="80"/>
+          <w:sz w:val="28"/>
+          <w:szCs w:val="28"/>
+        </w:rPr>
+      </w:pPr>
+      <w:r>
+        <w:rPr>
+          <w:rFonts w:asciiTheme="majorHAnsi" w:eastAsiaTheme="majorEastAsia" w:hAnsiTheme="majorHAnsi" w:cstheme="majorBidi"/>
+          <w:color w:val="275317" w:themeColor="accent6" w:themeShade="80"/>
+          <w:sz w:val="28"/>
+          <w:szCs w:val="28"/>
+        </w:rPr>
+        <w:t xml:space="preserve">  # 1. Create S3 bucket</w:t>
+      </w:r>
+    </w:p>
+    <w:p>
+      <w:pPr>
+        <w:rPr>
+          <w:rFonts w:asciiTheme="majorHAnsi" w:eastAsiaTheme="majorEastAsia" w:hAnsiTheme="majorHAnsi" w:cstheme="majorBidi"/>
+          <w:color w:val="275317" w:themeColor="accent6" w:themeShade="80"/>
+          <w:sz w:val="28"/>
+          <w:szCs w:val="28"/>
+        </w:rPr>
+      </w:pPr>
+      <w:r>
+        <w:rPr>
+          <w:rFonts w:asciiTheme="majorHAnsi" w:eastAsiaTheme="majorEastAsia" w:hAnsiTheme="majorHAnsi" w:cstheme="majorBidi"/>
+          <w:color w:val="275317" w:themeColor="accent6" w:themeShade="80"/>
+          <w:sz w:val="28"/>
+          <w:szCs w:val="28"/>
+        </w:rPr>
+        <w:t xml:space="preserve">  </w:t>
+      </w:r>
+      <w:proofErr w:type="spellStart"/>
+      <w:r>
+        <w:rPr>
+          <w:rFonts w:asciiTheme="majorHAnsi" w:eastAsiaTheme="majorEastAsia" w:hAnsiTheme="majorHAnsi" w:cstheme="majorBidi"/>
+          <w:color w:val="275317" w:themeColor="accent6" w:themeShade="80"/>
+          <w:sz w:val="28"/>
+          <w:szCs w:val="28"/>
+        </w:rPr>
+        <w:t>aws</w:t>
+      </w:r>
+      <w:proofErr w:type="spellEnd"/>
+      <w:r>
+        <w:rPr>
+          <w:rFonts w:asciiTheme="majorHAnsi" w:eastAsiaTheme="majorEastAsia" w:hAnsiTheme="majorHAnsi" w:cstheme="majorBidi"/>
+          <w:color w:val="275317" w:themeColor="accent6" w:themeShade="80"/>
+          <w:sz w:val="28"/>
+          <w:szCs w:val="28"/>
+        </w:rPr>
+        <w:t xml:space="preserve"> s3 mb s3://retrograde-dw --region us-east-1</w:t>
+      </w:r>
+    </w:p>
+    <w:p>
+      <w:pPr>
+        <w:rPr>
+          <w:rFonts w:asciiTheme="majorHAnsi" w:eastAsiaTheme="majorEastAsia" w:hAnsiTheme="majorHAnsi" w:cstheme="majorBidi"/>
+          <w:color w:val="275317" w:themeColor="accent6" w:themeShade="80"/>
+          <w:sz w:val="28"/>
+          <w:szCs w:val="28"/>
+        </w:rPr>
+      </w:pPr>
+      <w:r>
+        <w:rPr>
+          <w:rFonts w:asciiTheme="majorHAnsi" w:eastAsiaTheme="majorEastAsia" w:hAnsiTheme="majorHAnsi" w:cstheme="majorBidi"/>
+          <w:color w:val="275317" w:themeColor="accent6" w:themeShade="80"/>
+          <w:sz w:val="28"/>
+          <w:szCs w:val="28"/>
+        </w:rPr>
+        <w:t xml:space="preserve">  # 2. </w:t>
+      </w:r>
+      <w:proofErr w:type="gramStart"/>
+      <w:r>
+        <w:rPr>
+          <w:rFonts w:asciiTheme="majorHAnsi" w:eastAsiaTheme="majorEastAsia" w:hAnsiTheme="majorHAnsi" w:cstheme="majorBidi"/>
+          <w:color w:val="275317" w:themeColor="accent6" w:themeShade="80"/>
+          <w:sz w:val="28"/>
+          <w:szCs w:val="28"/>
+        </w:rPr>
+        <w:t>Update .env</w:t>
       </w:r>
       <w:proofErr w:type="gramEnd"/>
       <w:r>
-        <w:t xml:space="preserve">── simulates S3 / GCS / Azure Data Lake </w:t>
-      </w:r>
-    </w:p>
-    <w:p>
-      <w:r>
-        <w:t xml:space="preserve">    </w:t>
+        <w:rPr>
+          <w:rFonts w:asciiTheme="majorHAnsi" w:eastAsiaTheme="majorEastAsia" w:hAnsiTheme="majorHAnsi" w:cstheme="majorBidi"/>
+          <w:color w:val="275317" w:themeColor="accent6" w:themeShade="80"/>
+          <w:sz w:val="28"/>
+          <w:szCs w:val="28"/>
+        </w:rPr>
+        <w:t>:</w:t>
+      </w:r>
+    </w:p>
+    <w:p>
+      <w:pPr>
+        <w:rPr>
+          <w:rFonts w:asciiTheme="majorHAnsi" w:eastAsiaTheme="majorEastAsia" w:hAnsiTheme="majorHAnsi" w:cstheme="majorBidi"/>
+          <w:color w:val="275317" w:themeColor="accent6" w:themeShade="80"/>
+          <w:sz w:val="28"/>
+          <w:szCs w:val="28"/>
+        </w:rPr>
+      </w:pPr>
+      <w:r>
+        <w:rPr>
+          <w:rFonts w:asciiTheme="majorHAnsi" w:eastAsiaTheme="majorEastAsia" w:hAnsiTheme="majorHAnsi" w:cstheme="majorBidi"/>
+          <w:color w:val="275317" w:themeColor="accent6" w:themeShade="80"/>
+          <w:sz w:val="28"/>
+          <w:szCs w:val="28"/>
+        </w:rPr>
+        <w:t xml:space="preserve">  CLOUD_PROVIDER=s3</w:t>
+      </w:r>
+    </w:p>
+    <w:p>
+      <w:pPr>
+        <w:rPr>
+          <w:rFonts w:asciiTheme="majorHAnsi" w:eastAsiaTheme="majorEastAsia" w:hAnsiTheme="majorHAnsi" w:cstheme="majorBidi"/>
+          <w:color w:val="275317" w:themeColor="accent6" w:themeShade="80"/>
+          <w:sz w:val="28"/>
+          <w:szCs w:val="28"/>
+        </w:rPr>
+      </w:pPr>
+      <w:r>
+        <w:rPr>
+          <w:rFonts w:asciiTheme="majorHAnsi" w:eastAsiaTheme="majorEastAsia" w:hAnsiTheme="majorHAnsi" w:cstheme="majorBidi"/>
+          <w:color w:val="275317" w:themeColor="accent6" w:themeShade="80"/>
+          <w:sz w:val="28"/>
+          <w:szCs w:val="28"/>
+        </w:rPr>
+        <w:t xml:space="preserve">  AWS_ACCESS_KEY_ID=AKIA...</w:t>
+      </w:r>
+    </w:p>
+    <w:p>
+      <w:pPr>
+        <w:rPr>
+          <w:rFonts w:asciiTheme="majorHAnsi" w:eastAsiaTheme="majorEastAsia" w:hAnsiTheme="majorHAnsi" w:cstheme="majorBidi"/>
+          <w:color w:val="275317" w:themeColor="accent6" w:themeShade="80"/>
+          <w:sz w:val="28"/>
+          <w:szCs w:val="28"/>
+        </w:rPr>
+      </w:pPr>
+      <w:r>
+        <w:rPr>
+          <w:rFonts w:asciiTheme="majorHAnsi" w:eastAsiaTheme="majorEastAsia" w:hAnsiTheme="majorHAnsi" w:cstheme="majorBidi"/>
+          <w:color w:val="275317" w:themeColor="accent6" w:themeShade="80"/>
+          <w:sz w:val="28"/>
+          <w:szCs w:val="28"/>
+        </w:rPr>
+        <w:t xml:space="preserve">  AWS_SECRET_ACCESS_KEY=...</w:t>
+      </w:r>
+    </w:p>
+    <w:p>
+      <w:pPr>
+        <w:rPr>
+          <w:rFonts w:asciiTheme="majorHAnsi" w:eastAsiaTheme="majorEastAsia" w:hAnsiTheme="majorHAnsi" w:cstheme="majorBidi"/>
+          <w:color w:val="275317" w:themeColor="accent6" w:themeShade="80"/>
+          <w:sz w:val="28"/>
+          <w:szCs w:val="28"/>
+        </w:rPr>
+      </w:pPr>
+      <w:r>
+        <w:rPr>
+          <w:rFonts w:asciiTheme="majorHAnsi" w:eastAsiaTheme="majorEastAsia" w:hAnsiTheme="majorHAnsi" w:cstheme="majorBidi"/>
+          <w:color w:val="275317" w:themeColor="accent6" w:themeShade="80"/>
+          <w:sz w:val="28"/>
+          <w:szCs w:val="28"/>
+        </w:rPr>
+        <w:t xml:space="preserve">  AWS_REGION=us-east-1</w:t>
+      </w:r>
+    </w:p>
+    <w:p>
+      <w:pPr>
+        <w:rPr>
+          <w:rFonts w:asciiTheme="majorHAnsi" w:eastAsiaTheme="majorEastAsia" w:hAnsiTheme="majorHAnsi" w:cstheme="majorBidi"/>
+          <w:color w:val="275317" w:themeColor="accent6" w:themeShade="80"/>
+          <w:sz w:val="28"/>
+          <w:szCs w:val="28"/>
+        </w:rPr>
+      </w:pPr>
+      <w:r>
+        <w:rPr>
+          <w:rFonts w:asciiTheme="majorHAnsi" w:eastAsiaTheme="majorEastAsia" w:hAnsiTheme="majorHAnsi" w:cstheme="majorBidi"/>
+          <w:color w:val="275317" w:themeColor="accent6" w:themeShade="80"/>
+          <w:sz w:val="28"/>
+          <w:szCs w:val="28"/>
+        </w:rPr>
+        <w:t xml:space="preserve">  S3_BUCKET=retrograde-</w:t>
+      </w:r>
+      <w:proofErr w:type="spellStart"/>
+      <w:r>
+        <w:rPr>
+          <w:rFonts w:asciiTheme="majorHAnsi" w:eastAsiaTheme="majorEastAsia" w:hAnsiTheme="majorHAnsi" w:cstheme="majorBidi"/>
+          <w:color w:val="275317" w:themeColor="accent6" w:themeShade="80"/>
+          <w:sz w:val="28"/>
+          <w:szCs w:val="28"/>
+        </w:rPr>
+        <w:t>dw</w:t>
+      </w:r>
+      <w:proofErr w:type="spellEnd"/>
+    </w:p>
+    <w:p>
+      <w:pPr>
+        <w:rPr>
+          <w:rFonts w:asciiTheme="majorHAnsi" w:eastAsiaTheme="majorEastAsia" w:hAnsiTheme="majorHAnsi" w:cstheme="majorBidi"/>
+          <w:color w:val="275317" w:themeColor="accent6" w:themeShade="80"/>
+          <w:sz w:val="28"/>
+          <w:szCs w:val="28"/>
+        </w:rPr>
+      </w:pPr>
+      <w:r>
+        <w:rPr>
+          <w:rFonts w:asciiTheme="majorHAnsi" w:eastAsiaTheme="majorEastAsia" w:hAnsiTheme="majorHAnsi" w:cstheme="majorBidi"/>
+          <w:color w:val="275317" w:themeColor="accent6" w:themeShade="80"/>
+          <w:sz w:val="28"/>
+          <w:szCs w:val="28"/>
+        </w:rPr>
+        <w:t xml:space="preserve">  # 3. Run pipeline — </w:t>
       </w:r>
       <w:proofErr w:type="gramStart"/>
       <w:r>
-        <w:t>↓  (</w:t>
+        <w:rPr>
+          <w:rFonts w:asciiTheme="majorHAnsi" w:eastAsiaTheme="majorEastAsia" w:hAnsiTheme="majorHAnsi" w:cstheme="majorBidi"/>
+          <w:color w:val="275317" w:themeColor="accent6" w:themeShade="80"/>
+          <w:sz w:val="28"/>
+          <w:szCs w:val="28"/>
+        </w:rPr>
+        <w:t>exactly the same</w:t>
       </w:r>
       <w:proofErr w:type="gramEnd"/>
       <w:r>
-        <w:t xml:space="preserve">Python staging loader with file tracking + idempotent loads) </w:t>
-      </w:r>
-    </w:p>
-    <w:p>
-      <w:r>
+        <w:rPr>
+          <w:rFonts w:asciiTheme="majorHAnsi" w:eastAsiaTheme="majorEastAsia" w:hAnsiTheme="majorHAnsi" w:cstheme="majorBidi"/>
+          <w:color w:val="275317" w:themeColor="accent6" w:themeShade="80"/>
+          <w:sz w:val="28"/>
+          <w:szCs w:val="28"/>
+        </w:rPr>
+        <w:t xml:space="preserve"> commands, zero code changes</w:t>
+      </w:r>
+    </w:p>
+    <w:p>
+      <w:pPr>
+        <w:rPr>
+          <w:rFonts w:asciiTheme="majorHAnsi" w:eastAsiaTheme="majorEastAsia" w:hAnsiTheme="majorHAnsi" w:cstheme="majorBidi"/>
+          <w:color w:val="0F4761" w:themeColor="accent1" w:themeShade="BF"/>
+          <w:sz w:val="28"/>
+          <w:szCs w:val="28"/>
+        </w:rPr>
+      </w:pPr>
+    </w:p>
+    <w:p>
+      <w:pPr>
         <w:rPr>
           <w:b/>
           <w:bCs/>
-        </w:rPr>
-        <w:t>PostgreSQL Staging</w:t>
-      </w:r>
-      <w:r>
-        <w:t xml:space="preserve">     ←── 2 wide tables: offline | online</w:t>
-      </w:r>
-    </w:p>
-    <w:p>
-      <w:r>
-        <w:t xml:space="preserve">    </w:t>
-      </w:r>
-      <w:proofErr w:type="gramStart"/>
-      <w:r>
-        <w:t>↓  (</w:t>
-      </w:r>
-      <w:proofErr w:type="gramEnd"/>
-      <w:r>
-        <w:t xml:space="preserve">raw uncleaned </w:t>
-      </w:r>
-      <w:proofErr w:type="gramStart"/>
-      <w:r>
-        <w:t xml:space="preserve">data </w:t>
-      </w:r>
-      <w:r>
-        <w:t>)</w:t>
-      </w:r>
-      <w:proofErr w:type="gramEnd"/>
-    </w:p>
-    <w:p>
-      <w:pPr>
+          <w:color w:val="EE0000"/>
+          <w:sz w:val="28"/>
+          <w:szCs w:val="28"/>
+        </w:rPr>
+      </w:pPr>
+      <w:r>
         <w:rPr>
           <w:b/>
           <w:bCs/>
-        </w:rPr>
-      </w:pPr>
+          <w:color w:val="EE0000"/>
+          <w:sz w:val="28"/>
+          <w:szCs w:val="28"/>
+        </w:rPr>
+        <w:t xml:space="preserve">Make </w:t>
+      </w:r>
       <w:r>
         <w:rPr>
           <w:b/>
           <w:bCs/>
-        </w:rPr>
-        <w:t xml:space="preserve">Cleaning layer </w:t>
-      </w:r>
-    </w:p>
-    <w:p>
-      <w:r>
-        <w:t xml:space="preserve">    </w:t>
-      </w:r>
-      <w:proofErr w:type="gramStart"/>
-      <w:r>
-        <w:t>↓  (</w:t>
-      </w:r>
-      <w:proofErr w:type="gramEnd"/>
-      <w:r>
-        <w:t xml:space="preserve"> BL_3NF / BL_DM stored procedures) </w:t>
+          <w:color w:val="EE0000"/>
+          <w:sz w:val="28"/>
+          <w:szCs w:val="28"/>
+        </w:rPr>
+        <w:t xml:space="preserve">Repository structure </w:t>
       </w:r>
     </w:p>
     <w:p>
@@ -146,73 +5620,20 @@
         <w:rPr>
           <w:b/>
           <w:bCs/>
+          <w:color w:val="EE0000"/>
+          <w:sz w:val="28"/>
+          <w:szCs w:val="28"/>
         </w:rPr>
       </w:pPr>
       <w:r>
         <w:rPr>
           <w:b/>
           <w:bCs/>
-        </w:rPr>
-        <w:t>BL_3NF → BL_DM</w:t>
-      </w:r>
-    </w:p>
-    <w:p>
-      <w:proofErr w:type="gramStart"/>
-      <w:r>
-        <w:t>↓  (</w:t>
-      </w:r>
-      <w:proofErr w:type="gramEnd"/>
-      <w:r>
-        <w:t xml:space="preserve"> </w:t>
-      </w:r>
-      <w:r>
-        <w:t xml:space="preserve">normalized production ready </w:t>
-      </w:r>
-      <w:proofErr w:type="spellStart"/>
-      <w:r>
-        <w:t>dataproduct</w:t>
-      </w:r>
-      <w:proofErr w:type="spellEnd"/>
-      <w:r>
-        <w:t>)</w:t>
-      </w:r>
-    </w:p>
-    <w:p>
-      <w:pPr>
-        <w:rPr>
-          <w:b/>
-          <w:bCs/>
-        </w:rPr>
-      </w:pPr>
-      <w:r>
-        <w:rPr>
-          <w:b/>
-          <w:bCs/>
-        </w:rPr>
-        <w:t xml:space="preserve">Power bi </w:t>
-      </w:r>
-    </w:p>
-    <w:p>
-      <w:pPr>
-        <w:rPr>
-          <w:b/>
-          <w:bCs/>
-        </w:rPr>
-      </w:pPr>
-    </w:p>
-    <w:p>
-      <w:pPr>
-        <w:rPr>
-          <w:b/>
-          <w:bCs/>
-        </w:rPr>
-      </w:pPr>
-      <w:r>
-        <w:rPr>
-          <w:b/>
-          <w:bCs/>
-        </w:rPr>
-        <w:t>Repository structure coming soon…</w:t>
+          <w:color w:val="EE0000"/>
+          <w:sz w:val="28"/>
+          <w:szCs w:val="28"/>
+        </w:rPr>
+        <w:t xml:space="preserve">Remake dataflow into diagram </w:t>
       </w:r>
     </w:p>
     <w:sectPr>
@@ -223,6 +5644,243 @@
     </w:sectPr>
   </w:body>
 </w:document>
+</file>
+
+<file path=word/numbering.xml><?xml version="1.0" encoding="utf-8"?>
+<w:numbering xmlns:wpc="http://schemas.microsoft.com/office/word/2010/wordprocessingCanvas" xmlns:cx="http://schemas.microsoft.com/office/drawing/2014/chartex" xmlns:cx1="http://schemas.microsoft.com/office/drawing/2015/9/8/chartex" xmlns:cx2="http://schemas.microsoft.com/office/drawing/2015/10/21/chartex" xmlns:cx3="http://schemas.microsoft.com/office/drawing/2016/5/9/chartex" xmlns:cx4="http://schemas.microsoft.com/office/drawing/2016/5/10/chartex" xmlns:cx5="http://schemas.microsoft.com/office/drawing/2016/5/11/chartex" xmlns:cx6="http://schemas.microsoft.com/office/drawing/2016/5/12/chartex" xmlns:cx7="http://schemas.microsoft.com/office/drawing/2016/5/13/chartex" xmlns:cx8="http://schemas.microsoft.com/office/drawing/2016/5/14/chartex" xmlns:mc="http://schemas.openxmlformats.org/markup-compatibility/2006" xmlns:aink="http://schemas.microsoft.com/office/drawing/2016/ink" xmlns:am3d="http://schemas.microsoft.com/office/drawing/2017/model3d" xmlns:o="urn:schemas-microsoft-com:office:office" xmlns:oel="http://schemas.microsoft.com/office/2019/extlst" xmlns:r="http://schemas.openxmlformats.org/officeDocument/2006/relationships" xmlns:m="http://schemas.openxmlformats.org/officeDocument/2006/math" xmlns:v="urn:schemas-microsoft-com:vml" xmlns:wp14="http://schemas.microsoft.com/office/word/2010/wordprocessingDrawing" xmlns:wp="http://schemas.openxmlformats.org/drawingml/2006/wordprocessingDrawing" xmlns:w10="urn:schemas-microsoft-com:office:word" xmlns:w="http://schemas.openxmlformats.org/wordprocessingml/2006/main" xmlns:w14="http://schemas.microsoft.com/office/word/2010/wordml" xmlns:w15="http://schemas.microsoft.com/office/word/2012/wordml" xmlns:w16cex="http://schemas.microsoft.com/office/word/2018/wordml/cex" xmlns:w16cid="http://schemas.microsoft.com/office/word/2016/wordml/cid" xmlns:w16="http://schemas.microsoft.com/office/word/2018/wordml" xmlns:w16du="http://schemas.microsoft.com/office/word/2023/wordml/word16du" xmlns:w16sdtdh="http://schemas.microsoft.com/office/word/2020/wordml/sdtdatahash" xmlns:w16sdtfl="http://schemas.microsoft.com/office/word/2024/wordml/sdtformatlock" xmlns:w16se="http://schemas.microsoft.com/office/word/2015/wordml/symex" xmlns:wpg="http://schemas.microsoft.com/office/word/2010/wordprocessingGroup" xmlns:wpi="http://schemas.microsoft.com/office/word/2010/wordprocessingInk" xmlns:wne="http://schemas.microsoft.com/office/word/2006/wordml" xmlns:wps="http://schemas.microsoft.com/office/word/2010/wordprocessingShape" mc:Ignorable="w14 w15 w16se w16cid w16 w16cex w16sdtdh w16sdtfl w16du wp14">
+  <w:abstractNum w:abstractNumId="0" w15:restartNumberingAfterBreak="0">
+    <w:nsid w:val="088627F6"/>
+    <w:multiLevelType w:val="hybridMultilevel"/>
+    <w:tmpl w:val="89760836"/>
+    <w:lvl w:ilvl="0" w:tplc="04090001">
+      <w:start w:val="1"/>
+      <w:numFmt w:val="bullet"/>
+      <w:lvlText w:val=""/>
+      <w:lvlJc w:val="left"/>
+      <w:pPr>
+        <w:ind w:left="720" w:hanging="360"/>
+      </w:pPr>
+      <w:rPr>
+        <w:rFonts w:ascii="Symbol" w:hAnsi="Symbol" w:hint="default"/>
+      </w:rPr>
+    </w:lvl>
+    <w:lvl w:ilvl="1" w:tplc="04090003" w:tentative="1">
+      <w:start w:val="1"/>
+      <w:numFmt w:val="bullet"/>
+      <w:lvlText w:val="o"/>
+      <w:lvlJc w:val="left"/>
+      <w:pPr>
+        <w:ind w:left="1440" w:hanging="360"/>
+      </w:pPr>
+      <w:rPr>
+        <w:rFonts w:ascii="Courier New" w:hAnsi="Courier New" w:cs="Courier New" w:hint="default"/>
+      </w:rPr>
+    </w:lvl>
+    <w:lvl w:ilvl="2" w:tplc="04090005" w:tentative="1">
+      <w:start w:val="1"/>
+      <w:numFmt w:val="bullet"/>
+      <w:lvlText w:val=""/>
+      <w:lvlJc w:val="left"/>
+      <w:pPr>
+        <w:ind w:left="2160" w:hanging="360"/>
+      </w:pPr>
+      <w:rPr>
+        <w:rFonts w:ascii="Wingdings" w:hAnsi="Wingdings" w:hint="default"/>
+      </w:rPr>
+    </w:lvl>
+    <w:lvl w:ilvl="3" w:tplc="04090001" w:tentative="1">
+      <w:start w:val="1"/>
+      <w:numFmt w:val="bullet"/>
+      <w:lvlText w:val=""/>
+      <w:lvlJc w:val="left"/>
+      <w:pPr>
+        <w:ind w:left="2880" w:hanging="360"/>
+      </w:pPr>
+      <w:rPr>
+        <w:rFonts w:ascii="Symbol" w:hAnsi="Symbol" w:hint="default"/>
+      </w:rPr>
+    </w:lvl>
+    <w:lvl w:ilvl="4" w:tplc="04090003" w:tentative="1">
+      <w:start w:val="1"/>
+      <w:numFmt w:val="bullet"/>
+      <w:lvlText w:val="o"/>
+      <w:lvlJc w:val="left"/>
+      <w:pPr>
+        <w:ind w:left="3600" w:hanging="360"/>
+      </w:pPr>
+      <w:rPr>
+        <w:rFonts w:ascii="Courier New" w:hAnsi="Courier New" w:cs="Courier New" w:hint="default"/>
+      </w:rPr>
+    </w:lvl>
+    <w:lvl w:ilvl="5" w:tplc="04090005" w:tentative="1">
+      <w:start w:val="1"/>
+      <w:numFmt w:val="bullet"/>
+      <w:lvlText w:val=""/>
+      <w:lvlJc w:val="left"/>
+      <w:pPr>
+        <w:ind w:left="4320" w:hanging="360"/>
+      </w:pPr>
+      <w:rPr>
+        <w:rFonts w:ascii="Wingdings" w:hAnsi="Wingdings" w:hint="default"/>
+      </w:rPr>
+    </w:lvl>
+    <w:lvl w:ilvl="6" w:tplc="04090001" w:tentative="1">
+      <w:start w:val="1"/>
+      <w:numFmt w:val="bullet"/>
+      <w:lvlText w:val=""/>
+      <w:lvlJc w:val="left"/>
+      <w:pPr>
+        <w:ind w:left="5040" w:hanging="360"/>
+      </w:pPr>
+      <w:rPr>
+        <w:rFonts w:ascii="Symbol" w:hAnsi="Symbol" w:hint="default"/>
+      </w:rPr>
+    </w:lvl>
+    <w:lvl w:ilvl="7" w:tplc="04090003" w:tentative="1">
+      <w:start w:val="1"/>
+      <w:numFmt w:val="bullet"/>
+      <w:lvlText w:val="o"/>
+      <w:lvlJc w:val="left"/>
+      <w:pPr>
+        <w:ind w:left="5760" w:hanging="360"/>
+      </w:pPr>
+      <w:rPr>
+        <w:rFonts w:ascii="Courier New" w:hAnsi="Courier New" w:cs="Courier New" w:hint="default"/>
+      </w:rPr>
+    </w:lvl>
+    <w:lvl w:ilvl="8" w:tplc="04090005" w:tentative="1">
+      <w:start w:val="1"/>
+      <w:numFmt w:val="bullet"/>
+      <w:lvlText w:val=""/>
+      <w:lvlJc w:val="left"/>
+      <w:pPr>
+        <w:ind w:left="6480" w:hanging="360"/>
+      </w:pPr>
+      <w:rPr>
+        <w:rFonts w:ascii="Wingdings" w:hAnsi="Wingdings" w:hint="default"/>
+      </w:rPr>
+    </w:lvl>
+  </w:abstractNum>
+  <w:abstractNum w:abstractNumId="1" w15:restartNumberingAfterBreak="0">
+    <w:nsid w:val="5D9A2C70"/>
+    <w:multiLevelType w:val="hybridMultilevel"/>
+    <w:tmpl w:val="DCB495B6"/>
+    <w:lvl w:ilvl="0" w:tplc="04090001">
+      <w:start w:val="1"/>
+      <w:numFmt w:val="bullet"/>
+      <w:lvlText w:val=""/>
+      <w:lvlJc w:val="left"/>
+      <w:pPr>
+        <w:ind w:left="720" w:hanging="360"/>
+      </w:pPr>
+      <w:rPr>
+        <w:rFonts w:ascii="Symbol" w:hAnsi="Symbol" w:hint="default"/>
+      </w:rPr>
+    </w:lvl>
+    <w:lvl w:ilvl="1" w:tplc="04090003" w:tentative="1">
+      <w:start w:val="1"/>
+      <w:numFmt w:val="bullet"/>
+      <w:lvlText w:val="o"/>
+      <w:lvlJc w:val="left"/>
+      <w:pPr>
+        <w:ind w:left="1440" w:hanging="360"/>
+      </w:pPr>
+      <w:rPr>
+        <w:rFonts w:ascii="Courier New" w:hAnsi="Courier New" w:cs="Courier New" w:hint="default"/>
+      </w:rPr>
+    </w:lvl>
+    <w:lvl w:ilvl="2" w:tplc="04090005" w:tentative="1">
+      <w:start w:val="1"/>
+      <w:numFmt w:val="bullet"/>
+      <w:lvlText w:val=""/>
+      <w:lvlJc w:val="left"/>
+      <w:pPr>
+        <w:ind w:left="2160" w:hanging="360"/>
+      </w:pPr>
+      <w:rPr>
+        <w:rFonts w:ascii="Wingdings" w:hAnsi="Wingdings" w:hint="default"/>
+      </w:rPr>
+    </w:lvl>
+    <w:lvl w:ilvl="3" w:tplc="04090001" w:tentative="1">
+      <w:start w:val="1"/>
+      <w:numFmt w:val="bullet"/>
+      <w:lvlText w:val=""/>
+      <w:lvlJc w:val="left"/>
+      <w:pPr>
+        <w:ind w:left="2880" w:hanging="360"/>
+      </w:pPr>
+      <w:rPr>
+        <w:rFonts w:ascii="Symbol" w:hAnsi="Symbol" w:hint="default"/>
+      </w:rPr>
+    </w:lvl>
+    <w:lvl w:ilvl="4" w:tplc="04090003" w:tentative="1">
+      <w:start w:val="1"/>
+      <w:numFmt w:val="bullet"/>
+      <w:lvlText w:val="o"/>
+      <w:lvlJc w:val="left"/>
+      <w:pPr>
+        <w:ind w:left="3600" w:hanging="360"/>
+      </w:pPr>
+      <w:rPr>
+        <w:rFonts w:ascii="Courier New" w:hAnsi="Courier New" w:cs="Courier New" w:hint="default"/>
+      </w:rPr>
+    </w:lvl>
+    <w:lvl w:ilvl="5" w:tplc="04090005" w:tentative="1">
+      <w:start w:val="1"/>
+      <w:numFmt w:val="bullet"/>
+      <w:lvlText w:val=""/>
+      <w:lvlJc w:val="left"/>
+      <w:pPr>
+        <w:ind w:left="4320" w:hanging="360"/>
+      </w:pPr>
+      <w:rPr>
+        <w:rFonts w:ascii="Wingdings" w:hAnsi="Wingdings" w:hint="default"/>
+      </w:rPr>
+    </w:lvl>
+    <w:lvl w:ilvl="6" w:tplc="04090001" w:tentative="1">
+      <w:start w:val="1"/>
+      <w:numFmt w:val="bullet"/>
+      <w:lvlText w:val=""/>
+      <w:lvlJc w:val="left"/>
+      <w:pPr>
+        <w:ind w:left="5040" w:hanging="360"/>
+      </w:pPr>
+      <w:rPr>
+        <w:rFonts w:ascii="Symbol" w:hAnsi="Symbol" w:hint="default"/>
+      </w:rPr>
+    </w:lvl>
+    <w:lvl w:ilvl="7" w:tplc="04090003" w:tentative="1">
+      <w:start w:val="1"/>
+      <w:numFmt w:val="bullet"/>
+      <w:lvlText w:val="o"/>
+      <w:lvlJc w:val="left"/>
+      <w:pPr>
+        <w:ind w:left="5760" w:hanging="360"/>
+      </w:pPr>
+      <w:rPr>
+        <w:rFonts w:ascii="Courier New" w:hAnsi="Courier New" w:cs="Courier New" w:hint="default"/>
+      </w:rPr>
+    </w:lvl>
+    <w:lvl w:ilvl="8" w:tplc="04090005" w:tentative="1">
+      <w:start w:val="1"/>
+      <w:numFmt w:val="bullet"/>
+      <w:lvlText w:val=""/>
+      <w:lvlJc w:val="left"/>
+      <w:pPr>
+        <w:ind w:left="6480" w:hanging="360"/>
+      </w:pPr>
+      <w:rPr>
+        <w:rFonts w:ascii="Wingdings" w:hAnsi="Wingdings" w:hint="default"/>
+      </w:rPr>
+    </w:lvl>
+  </w:abstractNum>
+  <w:num w:numId="1" w16cid:durableId="494999246">
+    <w:abstractNumId w:val="0"/>
+  </w:num>
+  <w:num w:numId="2" w16cid:durableId="1979920779">
+    <w:abstractNumId w:val="1"/>
+  </w:num>
+</w:numbering>
 </file>
 
 <file path=word/styles.xml><?xml version="1.0" encoding="utf-8"?>

--- a/system description.docx
+++ b/system description.docx
@@ -5634,6 +5634,556 @@
           <w:szCs w:val="28"/>
         </w:rPr>
         <w:t xml:space="preserve">Remake dataflow into diagram </w:t>
+      </w:r>
+    </w:p>
+    <w:p>
+      <w:pPr>
+        <w:rPr>
+          <w:b/>
+          <w:bCs/>
+          <w:color w:val="EE0000"/>
+          <w:sz w:val="28"/>
+          <w:szCs w:val="28"/>
+        </w:rPr>
+      </w:pPr>
+    </w:p>
+    <w:p>
+      <w:pPr>
+        <w:rPr>
+          <w:b/>
+          <w:bCs/>
+          <w:color w:val="EE0000"/>
+          <w:sz w:val="28"/>
+          <w:szCs w:val="28"/>
+        </w:rPr>
+      </w:pPr>
+    </w:p>
+    <w:p>
+      <w:pPr>
+        <w:rPr>
+          <w:sz w:val="28"/>
+          <w:szCs w:val="28"/>
+        </w:rPr>
+      </w:pPr>
+      <w:r>
+        <w:rPr>
+          <w:sz w:val="28"/>
+          <w:szCs w:val="28"/>
+        </w:rPr>
+        <w:lastRenderedPageBreak/>
+        <w:t>Data generation</w:t>
+      </w:r>
+      <w:r>
+        <w:rPr>
+          <w:sz w:val="28"/>
+          <w:szCs w:val="28"/>
+        </w:rPr>
+        <w:t>/</w:t>
+      </w:r>
+    </w:p>
+    <w:p>
+      <w:pPr>
+        <w:rPr>
+          <w:sz w:val="28"/>
+          <w:szCs w:val="28"/>
+        </w:rPr>
+      </w:pPr>
+      <w:r>
+        <w:rPr>
+          <w:rFonts w:ascii="MS Gothic" w:eastAsia="MS Gothic" w:hAnsi="MS Gothic" w:cs="MS Gothic" w:hint="eastAsia"/>
+          <w:sz w:val="28"/>
+          <w:szCs w:val="28"/>
+        </w:rPr>
+        <w:t>├</w:t>
+      </w:r>
+      <w:r>
+        <w:rPr>
+          <w:rFonts w:ascii="Aptos" w:hAnsi="Aptos" w:cs="Aptos"/>
+          <w:sz w:val="28"/>
+          <w:szCs w:val="28"/>
+        </w:rPr>
+        <w:t>──</w:t>
+      </w:r>
+      <w:r>
+        <w:rPr>
+          <w:sz w:val="28"/>
+          <w:szCs w:val="28"/>
+        </w:rPr>
+        <w:t xml:space="preserve"> </w:t>
+      </w:r>
+      <w:proofErr w:type="spellStart"/>
+      <w:r>
+        <w:rPr>
+          <w:sz w:val="28"/>
+          <w:szCs w:val="28"/>
+        </w:rPr>
+        <w:t>src</w:t>
+      </w:r>
+      <w:proofErr w:type="spellEnd"/>
+      <w:r>
+        <w:rPr>
+          <w:sz w:val="28"/>
+          <w:szCs w:val="28"/>
+        </w:rPr>
+        <w:t>/</w:t>
+      </w:r>
+    </w:p>
+    <w:p>
+      <w:pPr>
+        <w:rPr>
+          <w:sz w:val="28"/>
+          <w:szCs w:val="28"/>
+        </w:rPr>
+      </w:pPr>
+      <w:r>
+        <w:rPr>
+          <w:sz w:val="28"/>
+          <w:szCs w:val="28"/>
+        </w:rPr>
+        <w:t xml:space="preserve">│   </w:t>
+      </w:r>
+      <w:r>
+        <w:rPr>
+          <w:rFonts w:ascii="MS Gothic" w:eastAsia="MS Gothic" w:hAnsi="MS Gothic" w:cs="MS Gothic" w:hint="eastAsia"/>
+          <w:sz w:val="28"/>
+          <w:szCs w:val="28"/>
+        </w:rPr>
+        <w:t>├</w:t>
+      </w:r>
+      <w:r>
+        <w:rPr>
+          <w:rFonts w:ascii="Aptos" w:hAnsi="Aptos" w:cs="Aptos"/>
+          <w:sz w:val="28"/>
+          <w:szCs w:val="28"/>
+        </w:rPr>
+        <w:t>──</w:t>
+      </w:r>
+      <w:r>
+        <w:rPr>
+          <w:sz w:val="28"/>
+          <w:szCs w:val="28"/>
+        </w:rPr>
+        <w:t xml:space="preserve"> vintage_data.py</w:t>
+      </w:r>
+    </w:p>
+    <w:p>
+      <w:pPr>
+        <w:rPr>
+          <w:sz w:val="28"/>
+          <w:szCs w:val="28"/>
+        </w:rPr>
+      </w:pPr>
+      <w:r>
+        <w:rPr>
+          <w:sz w:val="28"/>
+          <w:szCs w:val="28"/>
+        </w:rPr>
+        <w:t xml:space="preserve">│   </w:t>
+      </w:r>
+      <w:r>
+        <w:rPr>
+          <w:rFonts w:ascii="MS Gothic" w:eastAsia="MS Gothic" w:hAnsi="MS Gothic" w:cs="MS Gothic" w:hint="eastAsia"/>
+          <w:sz w:val="28"/>
+          <w:szCs w:val="28"/>
+        </w:rPr>
+        <w:t>├</w:t>
+      </w:r>
+      <w:r>
+        <w:rPr>
+          <w:rFonts w:ascii="Aptos" w:hAnsi="Aptos" w:cs="Aptos"/>
+          <w:sz w:val="28"/>
+          <w:szCs w:val="28"/>
+        </w:rPr>
+        <w:t>──</w:t>
+      </w:r>
+      <w:r>
+        <w:rPr>
+          <w:sz w:val="28"/>
+          <w:szCs w:val="28"/>
+        </w:rPr>
+        <w:t xml:space="preserve"> helpers.py</w:t>
+      </w:r>
+    </w:p>
+    <w:p>
+      <w:pPr>
+        <w:rPr>
+          <w:sz w:val="28"/>
+          <w:szCs w:val="28"/>
+        </w:rPr>
+      </w:pPr>
+      <w:r>
+        <w:rPr>
+          <w:sz w:val="28"/>
+          <w:szCs w:val="28"/>
+        </w:rPr>
+        <w:t>│   └── cloud_storage.py</w:t>
+      </w:r>
+    </w:p>
+    <w:p>
+      <w:pPr>
+        <w:rPr>
+          <w:sz w:val="28"/>
+          <w:szCs w:val="28"/>
+        </w:rPr>
+      </w:pPr>
+      <w:r>
+        <w:rPr>
+          <w:rFonts w:ascii="MS Gothic" w:eastAsia="MS Gothic" w:hAnsi="MS Gothic" w:cs="MS Gothic" w:hint="eastAsia"/>
+          <w:sz w:val="28"/>
+          <w:szCs w:val="28"/>
+        </w:rPr>
+        <w:t>├</w:t>
+      </w:r>
+      <w:r>
+        <w:rPr>
+          <w:rFonts w:ascii="Aptos" w:hAnsi="Aptos" w:cs="Aptos"/>
+          <w:sz w:val="28"/>
+          <w:szCs w:val="28"/>
+        </w:rPr>
+        <w:t>──</w:t>
+      </w:r>
+      <w:r>
+        <w:rPr>
+          <w:sz w:val="28"/>
+          <w:szCs w:val="28"/>
+        </w:rPr>
+        <w:t xml:space="preserve"> scripts/</w:t>
+      </w:r>
+    </w:p>
+    <w:p>
+      <w:pPr>
+        <w:rPr>
+          <w:sz w:val="28"/>
+          <w:szCs w:val="28"/>
+        </w:rPr>
+      </w:pPr>
+      <w:r>
+        <w:rPr>
+          <w:sz w:val="28"/>
+          <w:szCs w:val="28"/>
+        </w:rPr>
+        <w:t xml:space="preserve">│   </w:t>
+      </w:r>
+      <w:r>
+        <w:rPr>
+          <w:rFonts w:ascii="MS Gothic" w:eastAsia="MS Gothic" w:hAnsi="MS Gothic" w:cs="MS Gothic" w:hint="eastAsia"/>
+          <w:sz w:val="28"/>
+          <w:szCs w:val="28"/>
+        </w:rPr>
+        <w:t>├</w:t>
+      </w:r>
+      <w:r>
+        <w:rPr>
+          <w:rFonts w:ascii="Aptos" w:hAnsi="Aptos" w:cs="Aptos"/>
+          <w:sz w:val="28"/>
+          <w:szCs w:val="28"/>
+        </w:rPr>
+        <w:t>──</w:t>
+      </w:r>
+      <w:r>
+        <w:rPr>
+          <w:sz w:val="28"/>
+          <w:szCs w:val="28"/>
+        </w:rPr>
+        <w:t xml:space="preserve"> generate_initial_load.py</w:t>
+      </w:r>
+    </w:p>
+    <w:p>
+      <w:pPr>
+        <w:rPr>
+          <w:sz w:val="28"/>
+          <w:szCs w:val="28"/>
+        </w:rPr>
+      </w:pPr>
+      <w:r>
+        <w:rPr>
+          <w:sz w:val="28"/>
+          <w:szCs w:val="28"/>
+        </w:rPr>
+        <w:t xml:space="preserve">│   </w:t>
+      </w:r>
+      <w:r>
+        <w:rPr>
+          <w:rFonts w:ascii="MS Gothic" w:eastAsia="MS Gothic" w:hAnsi="MS Gothic" w:cs="MS Gothic" w:hint="eastAsia"/>
+          <w:sz w:val="28"/>
+          <w:szCs w:val="28"/>
+        </w:rPr>
+        <w:t>├</w:t>
+      </w:r>
+      <w:r>
+        <w:rPr>
+          <w:rFonts w:ascii="Aptos" w:hAnsi="Aptos" w:cs="Aptos"/>
+          <w:sz w:val="28"/>
+          <w:szCs w:val="28"/>
+        </w:rPr>
+        <w:t>──</w:t>
+      </w:r>
+      <w:r>
+        <w:rPr>
+          <w:sz w:val="28"/>
+          <w:szCs w:val="28"/>
+        </w:rPr>
+        <w:t xml:space="preserve"> generate_incremental_load.py</w:t>
+      </w:r>
+    </w:p>
+    <w:p>
+      <w:pPr>
+        <w:rPr>
+          <w:sz w:val="28"/>
+          <w:szCs w:val="28"/>
+        </w:rPr>
+      </w:pPr>
+      <w:r>
+        <w:rPr>
+          <w:sz w:val="28"/>
+          <w:szCs w:val="28"/>
+        </w:rPr>
+        <w:t>│   └── load_to_staging.py</w:t>
+      </w:r>
+    </w:p>
+    <w:p>
+      <w:pPr>
+        <w:rPr>
+          <w:sz w:val="28"/>
+          <w:szCs w:val="28"/>
+        </w:rPr>
+      </w:pPr>
+      <w:r>
+        <w:rPr>
+          <w:rFonts w:ascii="MS Gothic" w:eastAsia="MS Gothic" w:hAnsi="MS Gothic" w:cs="MS Gothic" w:hint="eastAsia"/>
+          <w:sz w:val="28"/>
+          <w:szCs w:val="28"/>
+        </w:rPr>
+        <w:t>├</w:t>
+      </w:r>
+      <w:r>
+        <w:rPr>
+          <w:rFonts w:ascii="Aptos" w:hAnsi="Aptos" w:cs="Aptos"/>
+          <w:sz w:val="28"/>
+          <w:szCs w:val="28"/>
+        </w:rPr>
+        <w:t>──</w:t>
+      </w:r>
+      <w:r>
+        <w:rPr>
+          <w:sz w:val="28"/>
+          <w:szCs w:val="28"/>
+        </w:rPr>
+        <w:t xml:space="preserve"> data/</w:t>
+      </w:r>
+    </w:p>
+    <w:p>
+      <w:pPr>
+        <w:rPr>
+          <w:sz w:val="28"/>
+          <w:szCs w:val="28"/>
+        </w:rPr>
+      </w:pPr>
+      <w:proofErr w:type="gramStart"/>
+      <w:r>
+        <w:rPr>
+          <w:sz w:val="28"/>
+          <w:szCs w:val="28"/>
+        </w:rPr>
+        <w:t xml:space="preserve">│   </w:t>
+      </w:r>
+      <w:r>
+        <w:rPr>
+          <w:rFonts w:ascii="MS Gothic" w:eastAsia="MS Gothic" w:hAnsi="MS Gothic" w:cs="MS Gothic" w:hint="eastAsia"/>
+          <w:sz w:val="28"/>
+          <w:szCs w:val="28"/>
+        </w:rPr>
+        <w:t>├</w:t>
+      </w:r>
+      <w:r>
+        <w:rPr>
+          <w:rFonts w:ascii="Aptos" w:hAnsi="Aptos" w:cs="Aptos"/>
+          <w:sz w:val="28"/>
+          <w:szCs w:val="28"/>
+        </w:rPr>
+        <w:t>──</w:t>
+      </w:r>
+      <w:r>
+        <w:rPr>
+          <w:sz w:val="28"/>
+          <w:szCs w:val="28"/>
+        </w:rPr>
+        <w:t xml:space="preserve"> initial/          #</w:t>
+      </w:r>
+      <w:proofErr w:type="gramEnd"/>
+      <w:r>
+        <w:rPr>
+          <w:sz w:val="28"/>
+          <w:szCs w:val="28"/>
+        </w:rPr>
+        <w:t xml:space="preserve"> auto-created</w:t>
+      </w:r>
+    </w:p>
+    <w:p>
+      <w:pPr>
+        <w:rPr>
+          <w:sz w:val="28"/>
+          <w:szCs w:val="28"/>
+        </w:rPr>
+      </w:pPr>
+      <w:proofErr w:type="gramStart"/>
+      <w:r>
+        <w:rPr>
+          <w:sz w:val="28"/>
+          <w:szCs w:val="28"/>
+        </w:rPr>
+        <w:t xml:space="preserve">│   </w:t>
+      </w:r>
+      <w:r>
+        <w:rPr>
+          <w:rFonts w:ascii="MS Gothic" w:eastAsia="MS Gothic" w:hAnsi="MS Gothic" w:cs="MS Gothic" w:hint="eastAsia"/>
+          <w:sz w:val="28"/>
+          <w:szCs w:val="28"/>
+        </w:rPr>
+        <w:t>├</w:t>
+      </w:r>
+      <w:r>
+        <w:rPr>
+          <w:rFonts w:ascii="Aptos" w:hAnsi="Aptos" w:cs="Aptos"/>
+          <w:sz w:val="28"/>
+          <w:szCs w:val="28"/>
+        </w:rPr>
+        <w:t>──</w:t>
+      </w:r>
+      <w:r>
+        <w:rPr>
+          <w:sz w:val="28"/>
+          <w:szCs w:val="28"/>
+        </w:rPr>
+        <w:t xml:space="preserve"> incremental/      #</w:t>
+      </w:r>
+      <w:proofErr w:type="gramEnd"/>
+      <w:r>
+        <w:rPr>
+          <w:sz w:val="28"/>
+          <w:szCs w:val="28"/>
+        </w:rPr>
+        <w:t xml:space="preserve"> auto-created</w:t>
+      </w:r>
+    </w:p>
+    <w:p>
+      <w:pPr>
+        <w:rPr>
+          <w:sz w:val="28"/>
+          <w:szCs w:val="28"/>
+        </w:rPr>
+      </w:pPr>
+      <w:proofErr w:type="gramStart"/>
+      <w:r>
+        <w:rPr>
+          <w:sz w:val="28"/>
+          <w:szCs w:val="28"/>
+        </w:rPr>
+        <w:t>│   └── reference/        #</w:t>
+      </w:r>
+      <w:proofErr w:type="gramEnd"/>
+      <w:r>
+        <w:rPr>
+          <w:sz w:val="28"/>
+          <w:szCs w:val="28"/>
+        </w:rPr>
+        <w:t xml:space="preserve"> auto-created</w:t>
+      </w:r>
+    </w:p>
+    <w:p>
+      <w:pPr>
+        <w:rPr>
+          <w:sz w:val="28"/>
+          <w:szCs w:val="28"/>
+        </w:rPr>
+      </w:pPr>
+      <w:r>
+        <w:rPr>
+          <w:rFonts w:ascii="MS Gothic" w:eastAsia="MS Gothic" w:hAnsi="MS Gothic" w:cs="MS Gothic" w:hint="eastAsia"/>
+          <w:sz w:val="28"/>
+          <w:szCs w:val="28"/>
+        </w:rPr>
+        <w:t>├</w:t>
+      </w:r>
+      <w:r>
+        <w:rPr>
+          <w:rFonts w:ascii="Aptos" w:hAnsi="Aptos" w:cs="Aptos"/>
+          <w:sz w:val="28"/>
+          <w:szCs w:val="28"/>
+        </w:rPr>
+        <w:t>──</w:t>
+      </w:r>
+      <w:r>
+        <w:rPr>
+          <w:sz w:val="28"/>
+          <w:szCs w:val="28"/>
+        </w:rPr>
+        <w:t xml:space="preserve"> docker-</w:t>
+      </w:r>
+      <w:proofErr w:type="spellStart"/>
+      <w:r>
+        <w:rPr>
+          <w:sz w:val="28"/>
+          <w:szCs w:val="28"/>
+        </w:rPr>
+        <w:t>compose.yml</w:t>
+      </w:r>
+      <w:proofErr w:type="spellEnd"/>
+    </w:p>
+    <w:p>
+      <w:pPr>
+        <w:rPr>
+          <w:sz w:val="28"/>
+          <w:szCs w:val="28"/>
+        </w:rPr>
+      </w:pPr>
+      <w:r>
+        <w:rPr>
+          <w:rFonts w:ascii="MS Gothic" w:eastAsia="MS Gothic" w:hAnsi="MS Gothic" w:cs="MS Gothic" w:hint="eastAsia"/>
+          <w:sz w:val="28"/>
+          <w:szCs w:val="28"/>
+        </w:rPr>
+        <w:t>├</w:t>
+      </w:r>
+      <w:r>
+        <w:rPr>
+          <w:rFonts w:ascii="Aptos" w:hAnsi="Aptos" w:cs="Aptos"/>
+          <w:sz w:val="28"/>
+          <w:szCs w:val="28"/>
+        </w:rPr>
+        <w:t>─</w:t>
+      </w:r>
+      <w:proofErr w:type="gramStart"/>
+      <w:r>
+        <w:rPr>
+          <w:rFonts w:ascii="Aptos" w:hAnsi="Aptos" w:cs="Aptos"/>
+          <w:sz w:val="28"/>
+          <w:szCs w:val="28"/>
+        </w:rPr>
+        <w:t>─</w:t>
+      </w:r>
+      <w:r>
+        <w:rPr>
+          <w:sz w:val="28"/>
+          <w:szCs w:val="28"/>
+        </w:rPr>
+        <w:t xml:space="preserve"> .env</w:t>
+      </w:r>
+      <w:proofErr w:type="gramEnd"/>
+    </w:p>
+    <w:p>
+      <w:pPr>
+        <w:rPr>
+          <w:sz w:val="28"/>
+          <w:szCs w:val="28"/>
+        </w:rPr>
+      </w:pPr>
+      <w:r>
+        <w:rPr>
+          <w:sz w:val="28"/>
+          <w:szCs w:val="28"/>
+        </w:rPr>
+        <w:t>└── requirements.txt</w:t>
       </w:r>
     </w:p>
     <w:sectPr>
